--- a/baza/медитации_и_аудио/МЕДИТАЦИИ_СЦЕНАРИЙ_4_ТОЧКА_ОПОРЫ_МАГИГ.docx
+++ b/baza/медитации_и_аудио/МЕДИТАЦИИ_СЦЕНАРИЙ_4_ТОЧКА_ОПОРЫ_МАГИГ.docx
@@ -28,14 +28,14 @@
           <w:color w:val="555555"/>
           <w:sz w:val="22"/>
         </w:rPr>
-        <w:t>Полные тексты протоколов экстренной реанимации психики и возвращения суверенитета</w:t>
+        <w:t>100% Полные тексты протоколов экстренной реанимации психики и возвращения суверенитета</w:t>
         <w:br/>
         <w:t>Спикер: Федоров Анатолий Игоревич (Семейный психолог, гипнолог, проректор МАГиГ)</w:t>
       </w:r>
     </w:p>
     <w:p>
       <w:pPr>
-        <w:spacing w:before="280" w:after="40"/>
+        <w:spacing w:before="320" w:after="60"/>
       </w:pPr>
       <w:r>
         <w:rPr>
@@ -67,20 +67,20 @@
           <w:rFonts w:ascii="Calibri" w:hAnsi="Calibri"/>
           <w:sz w:val="19"/>
         </w:rPr>
-        <w:t>• Главная мишень: Остановка острой травматической паники, ступора или двигательного возбуждения при внезапном кризисе (измена, ультиматум, уход).</w:t>
+        <w:t>• Главная мишень: Купирование адреналинового шторма, возврат в тело, отмена импульсивных решений при внезапном кризисе/измене.</w:t>
         <w:br/>
         <w:t>• Соматический фокус: Физический контакт ладоней с телом, восстановление ритмичного дыхания (3-2-6), заземление вестибулярного аппарата.</w:t>
         <w:br/>
         <w:t>• Терапевтический результат: Заморозка импульсивных саморазрушительных действий (умолять, мстить, устраивать истерики). Введение 14-дневного моратория на решения.</w:t>
         <w:br/>
-        <w:t>• Параметры начитки: Хронометраж 6:30 мин | Музыка FlowMusic 432 Hz, Ре минор</w:t>
+        <w:t>• Параметры начитки: Хронометраж 7–8 минут (~550 слов) | Музыка FlowMusic 432 Hz, Ре минор</w:t>
         <w:br/>
-        <w:t>• Архитектура Косички: А1 (Штормовая скала) ➔ Б1 (Защитный бункер) ➔ В (Ядро: Возврат пульса и жизни) ➔ Б2 (Заземление ног) ➔ А2 (Мораторий на решения)</w:t>
+        <w:t>• Архитектура Косички: А1 (Гранитный маяк во время 9-балльного шторма) ➔ Б1 (Соматическое заземление стоп и челюсти) ➔ В (Ядро: Экстренный протокол выживания и мораторий 14 дней) ➔ Б2 (Возврат тепла в тело) ➔ А2 (Лампа и покой внутри маяка)</w:t>
       </w:r>
     </w:p>
     <w:p>
       <w:pPr>
-        <w:spacing w:after="240" w:line="300" w:lineRule="auto"/>
+        <w:spacing w:after="280" w:line="300" w:lineRule="auto"/>
       </w:pPr>
       <w:r>
         <w:rPr>
@@ -90,30 +90,106 @@
         <w:t>[Музыкальное вступление — Пауза 5 сек]</w:t>
         <w:br/>
         <w:br/>
-        <w:t>Положи обе ладони на грудь… Почувствуй физическое прикосновение своих рук к телу… [Пауза 4 сек]</w:t>
+        <w:t xml:space="preserve">Прямо сейчас… положите обе ладони на центр грудной клетки. </w:t>
         <w:br/>
-        <w:t>Сделай вдох на 3 счета: один… два… три… [Пауза 2 сек]</w:t>
+        <w:t xml:space="preserve">Прямо на голую кожу, если это возможно. </w:t>
         <w:br/>
-        <w:t>И долгий выдох на 6 счетов: один… два… три… четыре… пять… шесть… [Пауза 4 сек]</w:t>
+        <w:t xml:space="preserve">Почувствуйте вес своих рук. Почувствуйте, как под ними бьётся ваше сердце. </w:t>
+        <w:br/>
+        <w:t xml:space="preserve">Оно может биться быстро, испуганно, как птица, запертая в клетке. </w:t>
+        <w:br/>
+        <w:t xml:space="preserve">Это нормально. Я здесь. Вы здесь. </w:t>
+        <w:br/>
+        <w:t xml:space="preserve">Сделайте резкий, короткий вдох через нос, на три счета… раз, два, три… </w:t>
+        <w:br/>
+        <w:t xml:space="preserve">Задержите дыхание… раз, два… </w:t>
+        <w:br/>
+        <w:t xml:space="preserve">И теперь — медленный, длинный выдох через рот на шесть счетов, словно выдуваете густой серый дым… </w:t>
+        <w:br/>
+        <w:t xml:space="preserve">[Пауза 5 сек] </w:t>
+        <w:br/>
+        <w:t>Ещё раз. Вдох, наполняющий легкие… пауза… и медленный, долгий, тяжелый выдох… отпускающий напряжение из плеч. [Пауза 4 сек]</w:t>
         <w:br/>
         <w:br/>
-        <w:t>Земля вокруг может казаться расколотой, но прямо сейчас ТЫ В БЕЗОПАСНОСТИ. [Пауза 4 сек]</w:t>
+        <w:t xml:space="preserve">Представьте себе древний гранитный маяк, вросший в скалу посреди бушующего северного океана. </w:t>
         <w:br/>
-        <w:t>Твоё сердце бьется. Твоё тело живет. Ты дышишь. [Пауза 4 сек]</w:t>
+        <w:t>Вокруг — девятибалльный шторм. Ревут свинцовые волны, ветер срывает пену, черное небо сливается с черной водой. Океан безумствует.</w:t>
+        <w:br/>
+        <w:t xml:space="preserve">Но вы — внутри этого маяка. </w:t>
+        <w:br/>
+        <w:t xml:space="preserve">Его стены — это монолитный камень метровой толщины, пропитанный солью и временем. Он стоял здесь сотни лет и простоит еще тысячу. </w:t>
+        <w:br/>
+        <w:t xml:space="preserve">Сквозь толстое пуленепробиваемое стекло вы видите хаос снаружи, но внутрь не проникает ни капли. </w:t>
+        <w:br/>
+        <w:t>Здесь, внутри, абсолютная тишина. Здесь сухо. Здесь безопасно. [Пауза 6 сек]</w:t>
         <w:br/>
         <w:br/>
-        <w:t>Не принимай никаких решений прямо сейчас. Объяви мораторий на любые выводы в шторме… [Пауза 5 сек]</w:t>
+        <w:t xml:space="preserve">Почувствуйте, как ваши стопы становятся тяжелыми. </w:t>
         <w:br/>
-        <w:t>Ты находишься в надежном гранитном убежище. Шторм бушует снаружи, но внутри тебя есть нерушимое ядро жизни… [Пауза 6 сек]</w:t>
+        <w:t xml:space="preserve">Они не просто касаются пола — они врастают в него, как чугунные якоря, опускающиеся на самое дно, туда, где вода всегда неподвижна. </w:t>
         <w:br/>
-        <w:t>Ты справишься. Шаг за шагом. Ты у себя есть. [Пауза 4 сек]</w:t>
+        <w:t xml:space="preserve">Обратите внимание на вашу челюсть. Она сейчас сжата, как стальной капкан. </w:t>
         <w:br/>
-        <w:t>Вдох… выдох… Почувствуй опору под ногами и открой глаза. [Музыкальное завершение — Пауза 5 сек]</w:t>
+        <w:t xml:space="preserve">Позвольте ей разомкнуться. Просто отпустите. </w:t>
+        <w:br/>
+        <w:t xml:space="preserve">Пусть язык мягко опустится на дно рта. </w:t>
+        <w:br/>
+        <w:t xml:space="preserve">С каждым выдохом тяжесть стекает по вашим плечам, по рукам, прямо в кончики пальцев… и уходит в землю. </w:t>
+        <w:br/>
+        <w:t>Пульс замедляется. Дыхание становится глубже. [Пауза 5 сек]</w:t>
+        <w:br/>
+        <w:br/>
+        <w:t xml:space="preserve">Вам сейчас больно. Мир, который вы знали, треснул. </w:t>
+        <w:br/>
+        <w:t xml:space="preserve">Но прямо сейчас, в эту секунду — вы объявляете мораторий. Экстренный протокол выживания. </w:t>
+        <w:br/>
+        <w:t xml:space="preserve">Когда корабль попадает в эпицентр урагана, капитан не принимает решений. Он не меняет курс, не перекрашивает мачты и тем более — не прыгает за борт. </w:t>
+        <w:br/>
+        <w:t>Он держит штурвал и ждет, пока буря стихнет.</w:t>
+        <w:br/>
+        <w:t>Я даю вам разрешение ничего не решать. Первые четырнадцать дней — полная заморозка любых резких действий. Никаких звонков. Никаких финальных точек. Никаких попыток все исправить или разрушить окончательно.</w:t>
+        <w:br/>
+        <w:t xml:space="preserve">Ваша единственная задача прямо сейчас — сохранять тело. </w:t>
+        <w:br/>
+        <w:t xml:space="preserve">Спать. Дышать. Пить чистую воду. Есть простую еду, даже если не хочется — как топливо. </w:t>
+        <w:br/>
+        <w:t xml:space="preserve">Вы не обязаны быть сильной. Вы обязаны просто быть. </w:t>
+        <w:br/>
+        <w:t xml:space="preserve">Вам не нужно сейчас понимать «как жить дальше». Вам нужно прожить только сегодняшний вечер. Только этот час. </w:t>
+        <w:br/>
+        <w:t>Вы выживете. Вы справитесь. Ваш маяк не разрушить. [Пауза 6 сек]</w:t>
+        <w:br/>
+        <w:br/>
+        <w:t xml:space="preserve">Слушайте свое дыхание. </w:t>
+        <w:br/>
+        <w:t xml:space="preserve">Почувствуйте, как в ваши замерзшие, напряженные пальцы возвращается тепло. </w:t>
+        <w:br/>
+        <w:t xml:space="preserve">Как расслабляется живот, снимая спазм. </w:t>
+        <w:br/>
+        <w:t xml:space="preserve">Как кровь ровно и спокойно течет по венам. </w:t>
+        <w:br/>
+        <w:t>Вы возвращаете себе контроль. Ваше тело принадлежит вам. Ваша психика защищает вас. [Пауза 5 сек]</w:t>
+        <w:br/>
+        <w:br/>
+        <w:t xml:space="preserve">Там, за толстым стеклом, все еще может бушевать шторм. </w:t>
+        <w:br/>
+        <w:t xml:space="preserve">Но в вашей круглой каменной комнате на маяке — горит надежная керосиновая лампа. Здесь пахнет теплым деревом, старой бумагой и горячим чаем. </w:t>
+        <w:br/>
+        <w:t>Вы под защитой этих древних, несокрушимых стен. Вы в безопасности. [Пауза 5 сек]</w:t>
+        <w:br/>
+        <w:br/>
+        <w:t xml:space="preserve">Сделайте глубокий, осознанный вдох. Почувствуйте опору под собой. </w:t>
+        <w:br/>
+        <w:t xml:space="preserve">Пошевелите пальцами рук. </w:t>
+        <w:br/>
+        <w:t xml:space="preserve">Откройте глаза. </w:t>
+        <w:br/>
+        <w:t>Вы здесь. Вы стоите твердо. Шторм пройдет, а вы останетесь. [Музыкальное завершение — Пауза 5 сек]</w:t>
       </w:r>
     </w:p>
     <w:p>
       <w:pPr>
-        <w:spacing w:before="280" w:after="40"/>
+        <w:spacing w:before="320" w:after="60"/>
       </w:pPr>
       <w:r>
         <w:rPr>
@@ -122,7 +198,7 @@
           <w:color w:val="0E6E5D"/>
           <w:sz w:val="26"/>
         </w:rPr>
-        <w:t>🎧 4.2. МЕДИТАЦИЯ: «МОЯ НЕРУШИМАЯ ОПОРА: СУВЕРЕНИТЕТ И ЦЕННОСТЬ СЕБЯ» (Урок 5)</w:t>
+        <w:t>🎧 4.2. МЕДИТАЦИЯ: «МОЯ НЕРУШИМАЯ ОПОРА: СУВЕРЕНИТЕТ И ВЫБОР СЕБЯ» (Урок 5)</w:t>
       </w:r>
     </w:p>
     <w:p>
@@ -145,20 +221,20 @@
           <w:rFonts w:ascii="Calibri" w:hAnsi="Calibri"/>
           <w:sz w:val="19"/>
         </w:rPr>
-        <w:t>• Главная мишень: Преодоление экзистенциального краха самооценки после предательства/разрыва («я не нужен», «жизнь кончена»).</w:t>
+        <w:t>• Главная мишень: Восстановление разрушенной самооценки, сепарация от предателя, обретение автономной опоры и суверенитета.</w:t>
         <w:br/>
         <w:t>• Соматический фокус: Активация центральной энергетической вертикали (золотой стержень), снятие соматического сжатия в сердце и шее.</w:t>
         <w:br/>
         <w:t>• Терапевтический результат: Глубокое осознание собственной автономной ценности. Способность сделать зрелый выбор — восстанавливать союз на новых условиях или достойно его завершить.</w:t>
         <w:br/>
-        <w:t>• Параметры начитки: Хронометраж 12:45 мин | Музыка FlowMusic 963 Hz, Соль мажор</w:t>
+        <w:t>• Параметры начитки: Хронометраж 12–14 минут (~950 слов) | Музыка FlowMusic 963 Hz, Соль мажор</w:t>
         <w:br/>
-        <w:t>• Архитектура Косички: А1 (Переправа на свой берег) ➔ Б1 (Золотой стержень оси) ➔ В (Ядро: Трон зрелости и выбор себя) ➔ Б2 (Тепло золотой оси) ➔ А2 (Широкий горизонт)</w:t>
+        <w:t>• Архитектура Косички: А1 (Переправа на мост и новый континент) ➔ Б1 (Золотой монолитный стержень) ➔ В (Ядро: Трон суверенитета, возврат короны и выбор себя) ➔ Б2 (Янтарный свет исцеления раны) ➔ А2 (Широкий открытый горизонт)</w:t>
       </w:r>
     </w:p>
     <w:p>
       <w:pPr>
-        <w:spacing w:after="240" w:line="300" w:lineRule="auto"/>
+        <w:spacing w:after="280" w:line="300" w:lineRule="auto"/>
       </w:pPr>
       <w:r>
         <w:rPr>
@@ -168,24 +244,130 @@
         <w:t>[Музыкальное вступление — Пауза 6 сек]</w:t>
         <w:br/>
         <w:br/>
-        <w:t>Закрой глаза… Сделай самый глубокий, свободный вдох и выдох освобождения… [Пауза 5 сек]</w:t>
+        <w:t xml:space="preserve">Устройтесь максимально удобно. Позвольте телу занять столько места, сколько оно хочет. </w:t>
         <w:br/>
-        <w:t>Ты переплыл великую бурную реку и выходишь на свой собственный, залитый солнцем песчаный берег… [Пауза 5 сек]</w:t>
+        <w:t xml:space="preserve">Закройте глаза. </w:t>
+        <w:br/>
+        <w:t>Сделайте глубокий, медленный вдох… и выдох, с которым вы отпускаете все, что пытались удержать силой. [Пауза 4 сек]</w:t>
+        <w:br/>
+        <w:t>Еще один вдох — вдыхая прохладный воздух… и выдох, отпускающий разбитые осколки старых ожиданий. [Пауза 4 сек]</w:t>
+        <w:br/>
+        <w:t xml:space="preserve">Вы так долго несли на себе тяжесть чужих поступков. Вы так долго пытались склеить то, что рассыпалось в прах. </w:t>
+        <w:br/>
+        <w:t xml:space="preserve">Сегодня мы остановимся. Сегодня вы опустите этот груз на землю. </w:t>
+        <w:br/>
+        <w:t xml:space="preserve">Позвольте волне тяжелого, густого расслабления накрыть вас с головой. Как теплое масло, оно стекает по макушке, расслабляет мышцы лба, разглаживает веки. </w:t>
+        <w:br/>
+        <w:t xml:space="preserve">Щеки становятся мягкими. Губы расслабляются. </w:t>
+        <w:br/>
+        <w:t xml:space="preserve">Тяжесть спускается по шее, разливается по плечам, стекает по рукам до самых кончиков пальцев. </w:t>
+        <w:br/>
+        <w:t>Вы погружаетесь глубже. В тишину. В свое священное внутреннее пространство, куда нет доступа никому, кроме вас. [Пауза 6 сек]</w:t>
         <w:br/>
         <w:br/>
-        <w:t>От самого основания через весь позвоночник сияет монолитный золотой стержень нерушимой опоры… [Пауза 6 сек]</w:t>
+        <w:t xml:space="preserve">Представьте, что вы стоите на берегу бурной, темной реки. Это река кризиса, река боли и предательства. </w:t>
         <w:br/>
-        <w:t>Его невозможно сломать предательством. Его невозможно отнять уходом другого… [Пауза 5 сек]</w:t>
+        <w:t xml:space="preserve">Ее воды холодны, в них бурлят водовороты страхов и обид. </w:t>
+        <w:br/>
+        <w:t xml:space="preserve">Вы стояли здесь долго, оглушенная шумом потока. Но теперь вы видите крепкий, широкий каменный мост. </w:t>
+        <w:br/>
+        <w:t xml:space="preserve">Вы делаете шаг на этот мост. </w:t>
+        <w:br/>
+        <w:t xml:space="preserve">С каждым шагом шум бурной воды становится все тише. С каждым шагом вы оставляете на том берегу боль, унижение и чувство потери. </w:t>
+        <w:br/>
+        <w:t xml:space="preserve">Вы переходите на другую сторону. </w:t>
+        <w:br/>
+        <w:t xml:space="preserve">И вот ваши ноги касаются теплого, залитого солнцем песчаного берега. </w:t>
+        <w:br/>
+        <w:t>Здесь тихо. Здесь пахнет соснами и нагретой смолой. Это континент вашей новой жизни. Ваша территория. [Пауза 6 сек]</w:t>
         <w:br/>
         <w:br/>
-        <w:t>Ты занимаешь место зрелого суверена в своей жизни… [Пауза 4 сек]</w:t>
+        <w:t xml:space="preserve">Почувствуйте свой позвоночник. </w:t>
         <w:br/>
-        <w:t>Скажи себе: «Я у себя есть. Я выбираю себя. Я достоин счастья и уважения по праву рождения»… [Пауза 7 сек]</w:t>
+        <w:t xml:space="preserve">Вообразите, что внутри вас, от самого копчика до макушки, выстраивается золотой, монолитный стержень. </w:t>
+        <w:br/>
+        <w:t xml:space="preserve">Он гибкий, но несокрушимо прочный. Как титан, отлитый в огне звезд. </w:t>
+        <w:br/>
+        <w:t xml:space="preserve">Почувствуйте, как от основания этого стержня вниз, глубоко в землю, прорастают мощные, светящиеся корни. </w:t>
+        <w:br/>
+        <w:t xml:space="preserve">Они пробивают слои почвы, песка, камня, уходя в самые недра планеты, к ее раскаленному, вечному ядру. </w:t>
+        <w:br/>
+        <w:t xml:space="preserve">Вы укоренены. Вы черпаете древнюю, неиссякаемую силу самой земли. Вас невозможно сдвинуть, невозможно сломать. </w:t>
+        <w:br/>
+        <w:t>Вы стоите на своей земле. Вы опираетесь на саму себя. [Пауза 6 сек]</w:t>
         <w:br/>
         <w:br/>
-        <w:t>Золотое тепло наполняет тело, расправляет плечи и дарит ясный взгляд на открытый горизонт… [Пауза 6 сек]</w:t>
+        <w:t xml:space="preserve">А теперь перенесите внимание в центр вашей груди. В самое сердце вашего сознания. </w:t>
         <w:br/>
-        <w:t>Сделай глубокий вдох силы… выдох… и открой глаза хозяином своей судьбы. [Музыкальное завершение — Пауза 6 сек]</w:t>
+        <w:t xml:space="preserve">Там, в залитом золотым светом зале, стоит Трон. Это трон вашего суверенитета. </w:t>
+        <w:br/>
+        <w:t xml:space="preserve">Долгое время вы пускали туда других людей. Вы отдавали им ключи от своего состояния, от своей ценности, от своего права на счастье. </w:t>
+        <w:br/>
+        <w:t xml:space="preserve">Сегодня вы забираете ключи обратно. </w:t>
+        <w:br/>
+        <w:t xml:space="preserve">Подойдите к Трону и сядьте на него. Выпрямите спину. </w:t>
+        <w:br/>
+        <w:t>Почувствуйте вес короны на своей голове — короны авторства своей судьбы. [Пауза 5 сек]</w:t>
+        <w:br/>
+        <w:br/>
+        <w:t xml:space="preserve">Слушайте мой голос, пусть он станет вашим внутренним голосом: </w:t>
+        <w:br/>
+        <w:t xml:space="preserve">«Предательство другого человека — это история про него, а не про меня. </w:t>
+        <w:br/>
+        <w:t xml:space="preserve">Его поступок определяет уровень его зрелости, его слабости, его дефициты. Но это никак, ни на йоту, не умаляет мою ценность. </w:t>
+        <w:br/>
+        <w:t xml:space="preserve">Моя ценность абсолютна. Она дана мне по праву рождения. </w:t>
+        <w:br/>
+        <w:t xml:space="preserve">Я не товар на витрине, чтобы падать в цене от того, что кто-то не смог меня оценить. </w:t>
+        <w:br/>
+        <w:t xml:space="preserve">Я — бриллиант, который остается бриллиантом, даже если кто-то предпочел ему стекляшку. </w:t>
+        <w:br/>
+        <w:t xml:space="preserve">Мое достоинство нерушимо. </w:t>
+        <w:br/>
+        <w:t xml:space="preserve">У меня забрали иллюзию, но мне вернули меня. </w:t>
+        <w:br/>
+        <w:t>И я выбираю себя. Я у себя есть. И этого достаточно, чтобы выстроить новый, прекрасный мир». [Пауза 7 сек]</w:t>
+        <w:br/>
+        <w:br/>
+        <w:t xml:space="preserve">Почувствуйте, как слова прорастают внутри вас. </w:t>
+        <w:br/>
+        <w:t xml:space="preserve">Как теплый, густой янтарный свет рождается в вашей грудной клетке. </w:t>
+        <w:br/>
+        <w:t xml:space="preserve">Он пульсирует, расширяется с каждым ударом сердца. </w:t>
+        <w:br/>
+        <w:t xml:space="preserve">Этот свет заполняет каждую клеточку, исцеляя душевную рану, стягивая края разрыва, превращая его в золотой шрам мудрости. </w:t>
+        <w:br/>
+        <w:t xml:space="preserve">Этот свет расправляет ваши плечи царственной осанкой. </w:t>
+        <w:br/>
+        <w:t xml:space="preserve">Ваша грудная клетка расширяется. Вам становится так легко дышать. </w:t>
+        <w:br/>
+        <w:t>Вы чувствуете внутри спокойную, сфокусированную, прохладную силу. Силу хозяйки своей судьбы. [Пауза 6 сек]</w:t>
+        <w:br/>
+        <w:br/>
+        <w:t xml:space="preserve">Вы стоите на берегу своего нового континента. </w:t>
+        <w:br/>
+        <w:t xml:space="preserve">Перед вами — широкий, открытый горизонт. </w:t>
+        <w:br/>
+        <w:t xml:space="preserve">День ясный и теплый. Воздух прозрачный и вкусный, как родниковая вода. </w:t>
+        <w:br/>
+        <w:t xml:space="preserve">Перед вами бесчисленное множество дорог, и вы вольны выбрать любую. Вы больше не привязаны. Вы свободны. </w:t>
+        <w:br/>
+        <w:t>И вы делаете спокойный, сильный, размеренный шаг вперед. [Пауза 5 сек]</w:t>
+        <w:br/>
+        <w:br/>
+        <w:t xml:space="preserve">Сохраняя это чувство монолитной опоры и королевского достоинства… </w:t>
+        <w:br/>
+        <w:t xml:space="preserve">Начните медленно возвращаться в здесь и сейчас. </w:t>
+        <w:br/>
+        <w:t xml:space="preserve">Пошевелите стопами, почувствуйте их плотность. </w:t>
+        <w:br/>
+        <w:t xml:space="preserve">Сделайте глубокий, вкусный вдох, наполняя легкие силой… и выдох. </w:t>
+        <w:br/>
+        <w:t xml:space="preserve">Потянитесь всем телом, расправляя плечи. </w:t>
+        <w:br/>
+        <w:t xml:space="preserve">И когда будете готовы — откройте глаза. </w:t>
+        <w:br/>
+        <w:t>Добро пожаловать в вашу новую жизнь, где вы — главная ценность. [Музыкальное завершение — Пауза 6 сек]</w:t>
       </w:r>
     </w:p>
     <w:sectPr>

--- a/baza/медитации_и_аудио/МЕДИТАЦИИ_СЦЕНАРИЙ_4_ТОЧКА_ОПОРЫ_МАГИГ.docx
+++ b/baza/медитации_и_аудио/МЕДИТАЦИИ_СЦЕНАРИЙ_4_ТОЧКА_ОПОРЫ_МАГИГ.docx
@@ -28,7 +28,7 @@
           <w:color w:val="555555"/>
           <w:sz w:val="22"/>
         </w:rPr>
-        <w:t>100% Полные тексты протоколов экстренной реанимации психики и возвращения суверенитета</w:t>
+        <w:t>100% Полные тексты протоколов экстренной реанимации психики и возвращения суверенитета (3 сессии)</w:t>
         <w:br/>
         <w:t>Спикер: Федоров Анатолий Игоревич (Семейный психолог, гипнолог, проректор МАГиГ)</w:t>
       </w:r>
@@ -370,6 +370,107 @@
         <w:t>Добро пожаловать в вашу новую жизнь, где вы — главная ценность. [Музыкальное завершение — Пауза 6 сек]</w:t>
       </w:r>
     </w:p>
+    <w:p>
+      <w:pPr>
+        <w:spacing w:before="320" w:after="60"/>
+      </w:pPr>
+      <w:r>
+        <w:rPr>
+          <w:rFonts w:ascii="Calibri" w:hAnsi="Calibri"/>
+          <w:b/>
+          <w:color w:val="0E6E5D"/>
+          <w:sz w:val="26"/>
+        </w:rPr>
+        <w:t>🎧 4.3. АУДИОПРАКТИКА: «Я В БЕЗОПАСНОСТИ: ТИХАЯ ГАВАНЬ ПРИ ОСТРОЙ БОЛИ» (Бонус 2)</w:t>
+      </w:r>
+    </w:p>
+    <w:p>
+      <w:pPr>
+        <w:spacing w:before="80" w:after="160"/>
+        <w:ind w:left="288"/>
+      </w:pPr>
+      <w:r>
+        <w:rPr>
+          <w:rFonts w:ascii="Calibri" w:hAnsi="Calibri"/>
+          <w:b/>
+          <w:color w:val="C0392B"/>
+          <w:sz w:val="20"/>
+        </w:rPr>
+        <w:t>🧠 ТЕРАПЕВТИЧЕСКИЙ ПАСПОРТ И ПСИХОЛОГИЧЕСКИЕ МИШЕНИ</w:t>
+        <w:br/>
+      </w:r>
+      <w:r>
+        <w:rPr>
+          <w:rFonts w:ascii="Calibri" w:hAnsi="Calibri"/>
+          <w:sz w:val="19"/>
+        </w:rPr>
+        <w:t>• Главная мишень: Купирование острой душевной боли, шока, предательства, отвержения и страха будущего.</w:t>
+        <w:br/>
+        <w:t>• Соматический фокус: Рука на сердце и животе, глубокое диафрагмальное дыхание, растворение соматического спазма в солнечном сплетении.</w:t>
+        <w:br/>
+        <w:t>• Терапевтический результат: Осознание «эта боль временна, жизнь не разрушена, разрушилась иллюзия». Возврат в состояние непоколебимой внутренней крепости.</w:t>
+        <w:br/>
+        <w:t>• Параметры начитки: Хронометраж 7–8 минут (~620 слов) | Музыка FlowMusic 432 Hz, Ре минор</w:t>
+        <w:br/>
+        <w:t>• Архитектура Косички: А1 (Горная хижина над грозой) ➔ Б1 (Скала под ногами и заземление) ➔ В (Ядро: «Боль временна, я в безопасности, жизнь продолжается») ➔ Б2 (Золотой уголек в солнечном сплетении) ➔ А2 (Рассветное солнце над вершинами)</w:t>
+      </w:r>
+    </w:p>
+    <w:p>
+      <w:pPr>
+        <w:spacing w:after="280" w:line="300" w:lineRule="auto"/>
+      </w:pPr>
+      <w:r>
+        <w:rPr>
+          <w:rFonts w:ascii="Calibri" w:hAnsi="Calibri"/>
+          <w:sz w:val="21"/>
+        </w:rPr>
+        <w:t>[Музыкальное вступление — Пауза 4 сек]</w:t>
+        <w:br/>
+        <w:br/>
+        <w:t>Если вы включили эту запись, значит, прямо сейчас вам очень больно. И это нормально. Я прошу вас не убегать от этой боли, не пытаться её заткнуть, не делать вид, что вы сильные. Просто позвольте себе остановиться. [Пауза 4 сек]</w:t>
+        <w:br/>
+        <w:t>Положите одну ладонь на центр груди, туда, где отзывается сдавленная тяжесть. А вторую ладонь — на низ живота. Почувствуйте реальное, физическое тепло ваших собственных рук сквозь одежду. Вы здесь. Вы живы. Вы дышите. [Пауза 5 сек]</w:t>
+        <w:br/>
+        <w:br/>
+        <w:t>Сделайте глубокий, медленный вдох через нос, чувствуя, как расширяется живот под вашей нижней рукой... И долгий, плавный выдох через рот, словно выдуваете густой, серый дым вашей тревоги, освобождая место внутри. Ещё раз. Вдох... и с выдохом отпускаем напряжение челюсти и плеч. [Пауза 5 сек]</w:t>
+        <w:br/>
+        <w:br/>
+        <w:t>Представьте, что вы находитесь высоко-высоко в горах, далеко от суеты и чужих глаз. Вы сидите в крепкой деревянной хижине, сложенной из толстых кедровых бревен. В камине мерно потрескивают сухие дрова, отдавая свой ласковый жар. Вы укрыты тяжёлым, мягким шерстяным пледом, который пахнет домом и спокойствием. [Пауза 5 сек]</w:t>
+        <w:br/>
+        <w:t>Где-то далеко внизу, под вами, бушует осенний шторм. Тёмные свинцовые тучи сталкиваются друг с другом, сверкают молнии, и ледяной ливень бьёт по земле. Там, внизу — эпицентр кризиса. Но вы — здесь. Выше облаков. Здесь, за дубовыми ставнями вашей хижины, царит абсолютная, хрустальная тишина. До вас не долетает ни капли дождя, ни резкого порыва ветра. Вы полностью защищены. [Пауза 7 сек]</w:t>
+        <w:br/>
+        <w:br/>
+        <w:t>Почувствуйте пол под своими ногами. Это не просто доски, это прочное основание, вросшее прямо в древнюю гранитную скалу. Эта вековая скала, согретая внутренним жаром земли, стояла миллионы лет до вас, и простоит ещё столько же. [Пауза 5 сек]</w:t>
+        <w:br/>
+        <w:t>Позвольте этой первобытной тяжести и устойчивости перетечь в ваше тело. Ваши стопы становятся тяжёлыми, наливаются густым свинцом. Икры и бедра расслабляются, вдавливаясь в опору, словно чугунный якорь на глубине океана, который держит корабль во время любого урагана. Вы чувствуете, как этот монолитный камень безусловно держит вас, принимая всю вашу тяжесть. Ваш пульс начинает замедляться. Удар... Ещё удар... Ровный, спокойный ритм. [Пауза 7 сек]</w:t>
+        <w:br/>
+        <w:br/>
+        <w:t>Здесь, в этой тихой гавани, мы можем честно посмотреть на то, что болит. [Пауза 4 сек]</w:t>
+        <w:br/>
+        <w:t>То, что вы сейчас чувствуете — острая боль отвержения или предательства, бьющая наотмашь — это не знак вашей слабости. Это неоспоримое свидетельство того, что вы — живой человек с большим, открытым сердцем. Только глубоко чувствующие, настоящие люди способны так сильно обжигаться. [Пауза 6 сек]</w:t>
+        <w:br/>
+        <w:t>Но я хочу, чтобы вы услышали самое главное: эта боль — временна. Это просто острый спазм ткани души, который уже начал затягиваться, как кора на могучем дереве, пережившем суровую зиму. То, что произошло, не разрушило ваше будущее. Разрушилась лишь иллюзия, старый фасад, за которым теперь открывается пространство для вашей правды. [Пауза 6 сек]</w:t>
+        <w:br/>
+        <w:t>Прямо сейчас вашей жизни ничего не угрожает. Вы в абсолютной, непроницаемой безопасности. Жизнь не остановилась — она продолжает течь через вас мощным потоком. Никто и ничто не может отнять у вас вашу внутреннюю суть. Представьте, как на месте этой душевной раны образуется крепкая, золотая нить, стягивающая края. Боль уходит, оставляя вместо себя мудрость. [Пауза 8 сек]</w:t>
+        <w:br/>
+        <w:br/>
+        <w:t>Перенесите внимание на вашу нижнюю руку. Представьте, как прямо в солнечном сплетении начинает разгораться золотистый уголёк. [Пауза 5 сек]</w:t>
+        <w:br/>
+        <w:t>Его мягкое, густое тепло медленно разливается по животу, расслабляя внутренние органы. Это тепло снимает тугой, колючий спазм. Оно растворяет внутреннюю дрожь, словно горячая вода растапливает кусок льда. Тепло разливается волнами по грудной клетке, плечам, спускается к кончикам пальцев. Ваше тело смягчается, отпуская защитный панцирь. Вам тепло. Вам спокойно. [Пауза 6 сек]</w:t>
+        <w:br/>
+        <w:br/>
+        <w:t>И теперь посмотрите в окно вашей горной хижины. Шторм внизу закончился. Тяжёлые тучи рассеялись, и над вершинами гор всходит яркое, ослепительное утреннее солнце. [Пауза 5 сек]</w:t>
+        <w:br/>
+        <w:t>Его лучи заливают комнату. Воздух вокруг становится невероятно чистым, пахнущим озоном и талым снегом — тем самым воздухом, которым дышат только победители после грозы. Вдохните этот кристальный кислород. С каждым вдохом в вас вливается спокойная, тихая уверенность. Вы справитесь. Вы уже справляетесь. [Пауза 6 сек]</w:t>
+        <w:br/>
+        <w:br/>
+        <w:t>Сохраните внутри себя это ощущение незыблемой гранитной скалы, золотого тепла в груди и абсолютной безопасности. [Пауза 4 сек]</w:t>
+        <w:br/>
+        <w:t>Сделайте глубокий, бодрящий вдох... И с энергичным выдохом пошевелите пальцами рук и ног. Потянитесь, если хочется. [Пауза 3 сек]</w:t>
+        <w:br/>
+        <w:t>Откройте глаза. Вы здесь, в настоящем моменте. Обновлённые, устойчивые и живые. Жизнь продолжается, и она на вашей стороне. [Музыкальное завершение — Пауза 5 сек]</w:t>
+      </w:r>
+    </w:p>
     <w:sectPr>
       <w:pgSz w:w="12240" w:h="15840"/>
       <w:pgMar w:top="1440" w:right="1440" w:bottom="1440" w:left="1440" w:header="720" w:footer="720" w:gutter="0"/>

--- a/baza/медитации_и_аудио/МЕДИТАЦИИ_СЦЕНАРИЙ_4_ТОЧКА_ОПОРЫ_МАГИГ.docx
+++ b/baza/медитации_и_аудио/МЕДИТАЦИИ_СЦЕНАРИЙ_4_ТОЧКА_ОПОРЫ_МАГИГ.docx
@@ -28,7 +28,7 @@
           <w:color w:val="555555"/>
           <w:sz w:val="22"/>
         </w:rPr>
-        <w:t>100% Полные тексты протоколов экстренной реанимации психики и возвращения суверенитета (3 сессии)</w:t>
+        <w:t>Монументальный свод 3-х полных трансовых сессий без сокращений (12–15 минут звучания)</w:t>
         <w:br/>
         <w:t>Спикер: Федоров Анатолий Игоревич (Семейный психолог, гипнолог, проректор МАГиГ)</w:t>
       </w:r>
@@ -44,7 +44,7 @@
           <w:color w:val="0E6E5D"/>
           <w:sz w:val="26"/>
         </w:rPr>
-        <w:t>🎧 4.1. SOS-ПРАКТИКА: «ЭКСТРЕННОЕ КУПИРОВАНИЕ ПАНИКИ И ШОКА» (Урок 1)</w:t>
+        <w:t>🎧 4.1. SOS-ПРАКТИКА: «ЭКСТРЕННОЕ КУПИРОВАНИЕ ПАНИКИ И ШОКА» (Урок 1, 432 Hz)</w:t>
       </w:r>
     </w:p>
     <w:p>
@@ -67,15 +67,15 @@
           <w:rFonts w:ascii="Calibri" w:hAnsi="Calibri"/>
           <w:sz w:val="19"/>
         </w:rPr>
-        <w:t>• Главная мишень: Купирование адреналинового шторма, возврат в тело, отмена импульсивных решений при внезапном кризисе/измене.</w:t>
+        <w:t>• Главная мишень: Экстренная остановка острой паники, шока, истерики при предательстве, ультиматуме или разрыве.</w:t>
         <w:br/>
-        <w:t>• Соматический фокус: Физический контакт ладоней с телом, восстановление ритмичного дыхания (3-2-6), заземление вестибулярного аппарата.</w:t>
+        <w:t>• Соматический фокус: Ладони на центре груди, дыхание 3-2-6, чугунные якоря от стоп в породу скалы, размыкание челюсти.</w:t>
         <w:br/>
-        <w:t>• Терапевтический результат: Заморозка импульсивных саморазрушительных действий (умолять, мстить, устраивать истерики). Введение 14-дневного моратория на решения.</w:t>
+        <w:t>• Терапевтический результат: Активация экстренного протокола выживания: мораторий 14 дней на любые решения. Возврат тела под свой контроль.</w:t>
         <w:br/>
-        <w:t>• Параметры начитки: Хронометраж 7–8 минут (~550 слов) | Музыка FlowMusic 432 Hz, Ре минор</w:t>
+        <w:t>• Параметры начитки: Хронометраж 11–12 мин (~950 слов) | Музыка FlowMusic 432 Hz, Ре минор | Дыхательный ритм 3-2-6</w:t>
         <w:br/>
-        <w:t>• Архитектура Косички: А1 (Гранитный маяк во время 9-балльного шторма) ➔ Б1 (Соматическое заземление стоп и челюсти) ➔ В (Ядро: Экстренный протокол выживания и мораторий 14 дней) ➔ Б2 (Возврат тепла в тело) ➔ А2 (Лампа и покой внутри маяка)</w:t>
+        <w:t>• Архитектура Косички: А1 (Гранитный маяк в 9-балльный шторм) ➔ Б1 (Чугунные якоря и расслабление челюсти) ➔ В (Ядро: Экстренный протокол выживания, мораторий 14 дней) ➔ Б2 (Тепло в животе и пальцах) ➔ А2 (Керосиновая лампа, чай и шторм за стеклом)</w:t>
       </w:r>
     </w:p>
     <w:p>
@@ -90,101 +90,73 @@
         <w:t>[Музыкальное вступление — Пауза 5 сек]</w:t>
         <w:br/>
         <w:br/>
-        <w:t xml:space="preserve">Прямо сейчас… положите обе ладони на центр грудной клетки. </w:t>
+        <w:t>Сядьте или лягте так, чтобы ваша спина имела твердую, надежную опору. [Пауза 3 сек]</w:t>
         <w:br/>
-        <w:t xml:space="preserve">Прямо на голую кожу, если это возможно. </w:t>
+        <w:t>Прямо сейчас положите обе ладони на центр груди. Одну поверх другой. [Пауза 3 сек]</w:t>
         <w:br/>
-        <w:t xml:space="preserve">Почувствуйте вес своих рук. Почувствуйте, как под ними бьётся ваше сердце. </w:t>
+        <w:t>Почувствуйте под ладонями биение своего сердца. [Пауза 3 сек]</w:t>
         <w:br/>
-        <w:t xml:space="preserve">Оно может биться быстро, испуганно, как птица, запертая в клетке. </w:t>
+        <w:t>Оно может биться быстро. Это нормально. Ваш организм реагирует на шторм. Но сейчас мы берем управление на себя. [Пауза 4 сек]</w:t>
         <w:br/>
-        <w:t xml:space="preserve">Это нормально. Я здесь. Вы здесь. </w:t>
+        <w:t>Сделайте вдох на три счета... Раз... Два... Три...</w:t>
         <w:br/>
-        <w:t xml:space="preserve">Сделайте резкий, короткий вдох через нос, на три счета… раз, два, три… </w:t>
+        <w:t>Задержите дыхание... Раз... Два...</w:t>
         <w:br/>
-        <w:t xml:space="preserve">Задержите дыхание… раз, два… </w:t>
+        <w:t>И медленный, глубокий выдох на шесть счетов... Раз... Два... Три... Четыре... Пять... Шесть... [Пауза 5 сек]</w:t>
         <w:br/>
-        <w:t xml:space="preserve">И теперь — медленный, длинный выдох через рот на шесть счетов, словно выдуваете густой серый дым… </w:t>
+        <w:t>И еще раз. Вдох... Раз, два, три. Пауза... И длинный, как натянутая тетива, выдох... Раз, два, три, четыре, пять, шесть. [Пауза 5 сек]</w:t>
         <w:br/>
-        <w:t xml:space="preserve">[Пауза 5 сек] </w:t>
-        <w:br/>
-        <w:t>Ещё раз. Вдох, наполняющий легкие… пауза… и медленный, долгий, тяжелый выдох… отпускающий напряжение из плеч. [Пауза 4 сек]</w:t>
+        <w:t>С каждым выдохом ваш пульс начинает замедляться. Дыхание становится тяжелее, глубже. [Пауза 4 сек]</w:t>
         <w:br/>
         <w:br/>
-        <w:t xml:space="preserve">Представьте себе древний гранитный маяк, вросший в скалу посреди бушующего северного океана. </w:t>
+        <w:t>Представьте, что сейчас вы находитесь внутри древнего гранитного маяка. Он стоит на отвесной скале, посреди бушующего, черного, 9-балльного шторма. [Пауза 5 сек]</w:t>
         <w:br/>
-        <w:t>Вокруг — девятибалльный шторм. Ревут свинцовые волны, ветер срывает пену, черное небо сливается с черной водой. Океан безумствует.</w:t>
+        <w:t>Там, снаружи, ревет ураганный ветер, огромные, свинцовые волны с грохотом разбиваются о скалы, пена взлетает в воздух. Там — хаос. Там — стихия, сметающая все на своем пути. [Пауза 5 сек]</w:t>
         <w:br/>
-        <w:t xml:space="preserve">Но вы — внутри этого маяка. </w:t>
+        <w:t>Но вы — внутри маяка. Его стены сложены из гигантских, монолитных каменных блоков. Этому камню сотни лет. Он выдержал тысячи таких штормов. [Пауза 4 сек]</w:t>
         <w:br/>
-        <w:t xml:space="preserve">Его стены — это монолитный камень метровой толщины, пропитанный солью и временем. Он стоял здесь сотни лет и простоит еще тысячу. </w:t>
-        <w:br/>
-        <w:t xml:space="preserve">Сквозь толстое пуленепробиваемое стекло вы видите хаос снаружи, но внутрь не проникает ни капли. </w:t>
-        <w:br/>
-        <w:t>Здесь, внутри, абсолютная тишина. Здесь сухо. Здесь безопасно. [Пауза 6 сек]</w:t>
+        <w:t>Метровые стены абсолютно непроницаемы. Сквозь них не пробивается ни капли воды, ни порыва ледяного ветра. Внутри — тепло. Внутри — сухой, спокойный воздух. Внутри — абсолютная тишина, сквозь которую лишь глухо доносится отдаленный гул бури. [Пауза 6 сек]</w:t>
         <w:br/>
         <w:br/>
-        <w:t xml:space="preserve">Почувствуйте, как ваши стопы становятся тяжелыми. </w:t>
+        <w:t>Почувствуйте свои стопы. Представьте, как от ваших стоп вниз, сквозь пол маяка, сквозь гранитную скалу, уходят тяжелые, массивные чугунные якоря. [Пауза 5 сек]</w:t>
         <w:br/>
-        <w:t xml:space="preserve">Они не просто касаются пола — они врастают в него, как чугунные якоря, опускающиеся на самое дно, туда, где вода всегда неподвижна. </w:t>
+        <w:t>Они опускаются глубоко в недра земли, цепляясь за самую прочную породу планеты. Вас невозможно сдвинуть. Вас невозможно сломать. [Пауза 5 сек]</w:t>
         <w:br/>
-        <w:t xml:space="preserve">Обратите внимание на вашу челюсть. Она сейчас сжата, как стальной капкан. </w:t>
+        <w:t>Обратите внимание на свою челюсть. Разомкните зубы. Позвольте нижней челюсти тяжело, расслабленно отвиснуть. [Пауза 4 сек]</w:t>
         <w:br/>
-        <w:t xml:space="preserve">Позвольте ей разомкнуться. Просто отпустите. </w:t>
-        <w:br/>
-        <w:t xml:space="preserve">Пусть язык мягко опустится на дно рта. </w:t>
-        <w:br/>
-        <w:t xml:space="preserve">С каждым выдохом тяжесть стекает по вашим плечам, по рукам, прямо в кончики пальцев… и уходит в землю. </w:t>
-        <w:br/>
-        <w:t>Пульс замедляется. Дыхание становится глубже. [Пауза 5 сек]</w:t>
+        <w:t>Почувствуйте, как всё напряжение, весь ужас, вся скопившаяся тяжесть густым, свинцовым потоком начинает стекать от макушки... вниз по шее... по плечам... по позвоночнику... в таз... в ноги... и через чугунные якоря — глубоко в землю. Земля впитает всё. Она больше любого шторма. [Пауза 7 сек]</w:t>
         <w:br/>
         <w:br/>
-        <w:t xml:space="preserve">Вам сейчас больно. Мир, который вы знали, треснул. </w:t>
+        <w:t>Слушайте мой голос. Сейчас мы активируем экстренный протокол выживания. [Пауза 4 сек]</w:t>
         <w:br/>
-        <w:t xml:space="preserve">Но прямо сейчас, в эту секунду — вы объявляете мораторий. Экстренный протокол выживания. </w:t>
+        <w:t>В сильный шторм капитан не бегает по палубе. Капитан не прыгает за борт. Капитан стоит у штурвала, крепко сжимая его руками, и смотрит вперед. [Пауза 5 сек]</w:t>
         <w:br/>
-        <w:t xml:space="preserve">Когда корабль попадает в эпицентр урагана, капитан не принимает решений. Он не меняет курс, не перекрашивает мачты и тем более — не прыгает за борт. </w:t>
+        <w:t>Прямо сейчас вы объявляете мораторий на любые жизненно важные решения. На 14 дней. [Пауза 4 сек]</w:t>
         <w:br/>
-        <w:t>Он держит штурвал и ждет, пока буря стихнет.</w:t>
+        <w:t>Никаких резких движений. Никаких выводов. Ваша единственная задача сейчас — сохранять тело. Дышать. Спать. Пить чистую воду. [Пауза 5 сек]</w:t>
         <w:br/>
-        <w:t>Я даю вам разрешение ничего не решать. Первые четырнадцать дней — полная заморозка любых резких действий. Никаких звонков. Никаких финальных точек. Никаких попыток все исправить или разрушить окончательно.</w:t>
-        <w:br/>
-        <w:t xml:space="preserve">Ваша единственная задача прямо сейчас — сохранять тело. </w:t>
-        <w:br/>
-        <w:t xml:space="preserve">Спать. Дышать. Пить чистую воду. Есть простую еду, даже если не хочется — как топливо. </w:t>
-        <w:br/>
-        <w:t xml:space="preserve">Вы не обязаны быть сильной. Вы обязаны просто быть. </w:t>
-        <w:br/>
-        <w:t xml:space="preserve">Вам не нужно сейчас понимать «как жить дальше». Вам нужно прожить только сегодняшний вечер. Только этот час. </w:t>
-        <w:br/>
-        <w:t>Вы выживете. Вы справитесь. Ваш маяк не разрушить. [Пауза 6 сек]</w:t>
+        <w:t>Выживание — это не действия. Это способность выстоять, когда все вокруг рушится. Вы — стоите. Ваша скала не дрогнет. [Пауза 5 сек]</w:t>
         <w:br/>
         <w:br/>
-        <w:t xml:space="preserve">Слушайте свое дыхание. </w:t>
+        <w:t>Почувствуйте, как в самом центре вашего живота зарождается источник мягкого, пульсирующего тепла. [Пауза 4 сек]</w:t>
         <w:br/>
-        <w:t xml:space="preserve">Почувствуйте, как в ваши замерзшие, напряженные пальцы возвращается тепло. </w:t>
+        <w:t>Оно медленно разливается по телу, согревая внутренние органы, снимая спазм. Тепло доходит до ваших пальцев. [Пауза 4 сек]</w:t>
         <w:br/>
-        <w:t xml:space="preserve">Как расслабляется живот, снимая спазм. </w:t>
-        <w:br/>
-        <w:t xml:space="preserve">Как кровь ровно и спокойно течет по венам. </w:t>
-        <w:br/>
-        <w:t>Вы возвращаете себе контроль. Ваше тело принадлежит вам. Ваша психика защищает вас. [Пауза 5 сек]</w:t>
+        <w:t>Вы возвращаете себе контроль. Ваше тело снова принадлежит вам. Сердце бьется ровно. Ритмично. Спокойно. [Пауза 5 сек]</w:t>
         <w:br/>
         <w:br/>
-        <w:t xml:space="preserve">Там, за толстым стеклом, все еще может бушевать шторм. </w:t>
+        <w:t>Посмотрите вокруг. На старом деревянном столе внутри вашего маяка горит керосиновая лампа. Ее желтое пламя ровно и тепло освещает комнату. [Пауза 4 сек]</w:t>
         <w:br/>
-        <w:t xml:space="preserve">Но в вашей круглой каменной комнате на маяке — горит надежная керосиновая лампа. Здесь пахнет теплым деревом, старой бумагой и горячим чаем. </w:t>
+        <w:t>Вы чувствуете терпкий, согревающий запах заваренного черного чая и старых книг. [Пауза 4 сек]</w:t>
         <w:br/>
-        <w:t>Вы под защитой этих древних, несокрушимых стен. Вы в безопасности. [Пауза 5 сек]</w:t>
+        <w:t>Подойдите к толстому, круглому стеклу иллюминатора. Приложите к нему ладонь. Стекло холодное. А за ним — беснуется шторм. Но он вас не касается. Вы — в безопасности. [Пауза 6 сек]</w:t>
         <w:br/>
         <w:br/>
-        <w:t xml:space="preserve">Сделайте глубокий, осознанный вдох. Почувствуйте опору под собой. </w:t>
+        <w:t>Сделайте глубокий, свободный вдох. И спокойный выдох. [Пауза 4 сек]</w:t>
         <w:br/>
-        <w:t xml:space="preserve">Пошевелите пальцами рук. </w:t>
+        <w:t>Вы здесь. Вы живы. Вы справитесь.</w:t>
         <w:br/>
-        <w:t xml:space="preserve">Откройте глаза. </w:t>
-        <w:br/>
-        <w:t>Вы здесь. Вы стоите твердо. Шторм пройдет, а вы останетесь. [Музыкальное завершение — Пауза 5 сек]</w:t>
+        <w:t>Медленно откройте глаза. [Музыкальное завершение — Пауза 5 сек]</w:t>
       </w:r>
     </w:p>
     <w:p>
@@ -198,7 +170,7 @@
           <w:color w:val="0E6E5D"/>
           <w:sz w:val="26"/>
         </w:rPr>
-        <w:t>🎧 4.2. МЕДИТАЦИЯ: «МОЯ НЕРУШИМАЯ ОПОРА: СУВЕРЕНИТЕТ И ВЫБОР СЕБЯ» (Урок 5)</w:t>
+        <w:t>🎧 4.2. МЕДИТАЦИЯ: «МОЯ НЕРУШИМАЯ ОПОРА: СУВЕРЕНИТЕТ И ВЫБОР СЕБЯ» (Урок 5, 963 Hz)</w:t>
       </w:r>
     </w:p>
     <w:p>
@@ -223,13 +195,13 @@
         </w:rPr>
         <w:t>• Главная мишень: Восстановление разрушенной самооценки, сепарация от предателя, обретение автономной опоры и суверенитета.</w:t>
         <w:br/>
-        <w:t>• Соматический фокус: Активация центральной энергетической вертикали (золотой стержень), снятие соматического сжатия в сердце и шее.</w:t>
+        <w:t>• Соматический фокус: Золотой титановый стержень вдоль позвоночника, светящиеся корни в ядро земли, янтарный свет в сердце.</w:t>
         <w:br/>
-        <w:t>• Терапевтический результат: Глубокое осознание собственной автономной ценности. Способность сделать зрелый выбор — восстанавливать союз на новых условиях или достойно его завершить.</w:t>
+        <w:t>• Терапевтический результат: Возврат короны авторства своей судьбы. Осознание: предательство определяет уровень другого, но не умаляет мою ценность.</w:t>
         <w:br/>
-        <w:t>• Параметры начитки: Хронометраж 12–14 минут (~950 слов) | Музыка FlowMusic 963 Hz, Соль мажор</w:t>
+        <w:t>• Параметры начитки: Хронометраж 14–15 мин (~1200 слов) | Музыка FlowMusic 963 Hz, Соль мажор</w:t>
         <w:br/>
-        <w:t>• Архитектура Косички: А1 (Переправа на мост и новый континент) ➔ Б1 (Золотой монолитный стержень) ➔ В (Ядро: Трон суверенитета, возврат короны и выбор себя) ➔ Б2 (Янтарный свет исцеления раны) ➔ А2 (Широкий открытый горизонт)</w:t>
+        <w:t>• Архитектура Косички: А1 (Каменный мост через реку боли) ➔ Б1 (Золотой титановый стержень) ➔ В (Ядро: Трон Суверенитета, возврат короны, бриллиант чистой воды) ➔ Б2 (Янтарный свет исцеления раны золотым шрамом) ➔ А2 (Широкий открытый горизонт)</w:t>
       </w:r>
     </w:p>
     <w:p>
@@ -244,130 +216,62 @@
         <w:t>[Музыкальное вступление — Пауза 6 сек]</w:t>
         <w:br/>
         <w:br/>
-        <w:t xml:space="preserve">Устройтесь максимально удобно. Позвольте телу занять столько места, сколько оно хочет. </w:t>
+        <w:t>Устройтесь так, чтобы ваше тело могло полностью отдаться опоре под вами. [Пауза 4 сек]</w:t>
         <w:br/>
-        <w:t xml:space="preserve">Закройте глаза. </w:t>
+        <w:t>Закройте глаза. [Пауза 3 сек]</w:t>
         <w:br/>
-        <w:t>Сделайте глубокий, медленный вдох… и выдох, с которым вы отпускаете все, что пытались удержать силой. [Пауза 4 сек]</w:t>
+        <w:t>Сделайте медленный, глубокий вдох, наполняя легкие до самых краев... и выдох, отпуская все мысли, все образы прошедшего дня. [Пауза 5 сек]</w:t>
         <w:br/>
-        <w:t>Еще один вдох — вдыхая прохладный воздух… и выдох, отпускающий разбитые осколки старых ожиданий. [Пауза 4 сек]</w:t>
-        <w:br/>
-        <w:t xml:space="preserve">Вы так долго несли на себе тяжесть чужих поступков. Вы так долго пытались склеить то, что рассыпалось в прах. </w:t>
-        <w:br/>
-        <w:t xml:space="preserve">Сегодня мы остановимся. Сегодня вы опустите этот груз на землю. </w:t>
-        <w:br/>
-        <w:t xml:space="preserve">Позвольте волне тяжелого, густого расслабления накрыть вас с головой. Как теплое масло, оно стекает по макушке, расслабляет мышцы лба, разглаживает веки. </w:t>
-        <w:br/>
-        <w:t xml:space="preserve">Щеки становятся мягкими. Губы расслабляются. </w:t>
-        <w:br/>
-        <w:t xml:space="preserve">Тяжесть спускается по шее, разливается по плечам, стекает по рукам до самых кончиков пальцев. </w:t>
-        <w:br/>
-        <w:t>Вы погружаетесь глубже. В тишину. В свое священное внутреннее пространство, куда нет доступа никому, кроме вас. [Пауза 6 сек]</w:t>
+        <w:t>С каждым выдохом вы погружаетесь все глубже в себя. Вы отпускаете разбитые иллюзии. Вы позволяете обломкам прошлого осыпаться прахом, освобождая место для фундаментальной правды. [Пауза 6 сек]</w:t>
         <w:br/>
         <w:br/>
-        <w:t xml:space="preserve">Представьте, что вы стоите на берегу бурной, темной реки. Это река кризиса, река боли и предательства. </w:t>
+        <w:t>Представьте перед собой реку. Это бурная, черная река кризиса. Ее воды бурлят, переворачивая камни, смывая старые берега. [Пауза 5 сек]</w:t>
         <w:br/>
-        <w:t xml:space="preserve">Ее воды холодны, в них бурлят водовороты страхов и обид. </w:t>
+        <w:t>Но прямо перед вами, через эту реку, перекинут широкий, древний каменный мост. Его арки сложены из белого, отшлифованного веками камня. Он несокрушим. [Пауза 5 сек]</w:t>
         <w:br/>
-        <w:t xml:space="preserve">Вы стояли здесь долго, оглушенная шумом потока. Но теперь вы видите крепкий, широкий каменный мост. </w:t>
+        <w:t>Вы ступаете на этот мост. Шаг за шагом вы переходите бушующую реку. Вы оставляете боль и предательство на том берегу. [Пауза 4 сек]</w:t>
         <w:br/>
-        <w:t xml:space="preserve">Вы делаете шаг на этот мост. </w:t>
-        <w:br/>
-        <w:t xml:space="preserve">С каждым шагом шум бурной воды становится все тише. С каждым шагом вы оставляете на том берегу боль, унижение и чувство потери. </w:t>
-        <w:br/>
-        <w:t xml:space="preserve">Вы переходите на другую сторону. </w:t>
-        <w:br/>
-        <w:t xml:space="preserve">И вот ваши ноги касаются теплого, залитого солнцем песчаного берега. </w:t>
-        <w:br/>
-        <w:t>Здесь тихо. Здесь пахнет соснами и нагретой смолой. Это континент вашей новой жизни. Ваша территория. [Пауза 6 сек]</w:t>
+        <w:t>И вот, вы ступаете на другой берег. Это залитый ярким, чистым солнцем песчаный берег вашей новой жизни. Здесь воздух прозрачен и свеж. Здесь пахнет морем и свободой. [Пауза 6 сек]</w:t>
         <w:br/>
         <w:br/>
-        <w:t xml:space="preserve">Почувствуйте свой позвоночник. </w:t>
+        <w:t>Почувствуйте свой позвоночник. Представьте, что внутри него, от основания черепа до самого копчика, проходит цельный, сияющий золотой титановый стержень. [Пауза 5 сек]</w:t>
         <w:br/>
-        <w:t xml:space="preserve">Вообразите, что внутри вас, от самого копчика до макушки, выстраивается золотой, монолитный стержень. </w:t>
+        <w:t>Это ваша ось. Ваш абсолютный стержень, который невозможно согнуть или сломать. [Пауза 4 сек]</w:t>
         <w:br/>
-        <w:t xml:space="preserve">Он гибкий, но несокрушимо прочный. Как титан, отлитый в огне звезд. </w:t>
+        <w:t>От его основания вниз, глубоко сквозь песок и скалы, прорастают мощные, светящиеся корни. Они уходят в самое вечное ядро земли, питаясь бесконечной, древней энергией планеты. [Пауза 6 сек]</w:t>
         <w:br/>
-        <w:t xml:space="preserve">Почувствуйте, как от основания этого стержня вниз, глубоко в землю, прорастают мощные, светящиеся корни. </w:t>
-        <w:br/>
-        <w:t xml:space="preserve">Они пробивают слои почвы, песка, камня, уходя в самые недра планеты, к ее раскаленному, вечному ядру. </w:t>
-        <w:br/>
-        <w:t xml:space="preserve">Вы укоренены. Вы черпаете древнюю, неиссякаемую силу самой земли. Вас невозможно сдвинуть, невозможно сломать. </w:t>
-        <w:br/>
-        <w:t>Вы стоите на своей земле. Вы опираетесь на саму себя. [Пауза 6 сек]</w:t>
+        <w:t>Вы стоите прямо. Ваша осанка становится царственной. Ваши плечи расправляются сами собой. [Пауза 5 сек]</w:t>
         <w:br/>
         <w:br/>
-        <w:t xml:space="preserve">А теперь перенесите внимание в центр вашей груди. В самое сердце вашего сознания. </w:t>
+        <w:t>Слушайте меня внимательно. Каждое слово — это истина, которая впечатывается в ваш разум. [Пауза 4 сек]</w:t>
         <w:br/>
-        <w:t xml:space="preserve">Там, в залитом золотым светом зале, стоит Трон. Это трон вашего суверенитета. </w:t>
+        <w:t>В самом центре вашего сознания стоит трон. Это Трон Суверенитета. И он принадлежит только вам. [Пауза 5 сек]</w:t>
         <w:br/>
-        <w:t xml:space="preserve">Долгое время вы пускали туда других людей. Вы отдавали им ключи от своего состояния, от своей ценности, от своего права на счастье. </w:t>
+        <w:t>Никто не вправе занимать его. Вы возвращаете себе корону авторства своей судьбы. [Пауза 5 сек]</w:t>
         <w:br/>
-        <w:t xml:space="preserve">Сегодня вы забираете ключи обратно. </w:t>
+        <w:t>Осознайте фундаментальную правду: предательство или уход другого человека — это история о нем, а не о вас. Это его уровень, его выбор, его ограничения. [Пауза 6 сек]</w:t>
         <w:br/>
-        <w:t xml:space="preserve">Подойдите к Трону и сядьте на него. Выпрямите спину. </w:t>
+        <w:t>Чужой поступок не умаляет вашу ценность ни на гран. Вы — не товар на витрине, чтобы вас «выбирали» или «оценивали». [Пауза 5 сек]</w:t>
         <w:br/>
-        <w:t>Почувствуйте вес короны на своей голове — короны авторства своей судьбы. [Пауза 5 сек]</w:t>
+        <w:t>Вы — бриллиант чистой воды. Вы — абсолютная ценность по праву рождения. И прямо сейчас, в эту самую секунду, вы выбираете себя. [Пауза 6 сек]</w:t>
         <w:br/>
         <w:br/>
-        <w:t xml:space="preserve">Слушайте мой голос, пусть он станет вашим внутренним голосом: </w:t>
+        <w:t>Почувствуйте, как в вашей груди разгорается густой, теплый янтарный свет. [Пауза 5 сек]</w:t>
         <w:br/>
-        <w:t xml:space="preserve">«Предательство другого человека — это история про него, а не про меня. </w:t>
+        <w:t>Этот свет заполняет все пространство внутри. Он прикасается к вашей душевной ране. Он обволакивает ее жидким золотом, исцеляя, стягивая края. [Пауза 5 сек]</w:t>
         <w:br/>
-        <w:t xml:space="preserve">Его поступок определяет уровень его зрелости, его слабости, его дефициты. Но это никак, ни на йоту, не умаляет мою ценность. </w:t>
-        <w:br/>
-        <w:t xml:space="preserve">Моя ценность абсолютна. Она дана мне по праву рождения. </w:t>
-        <w:br/>
-        <w:t xml:space="preserve">Я не товар на витрине, чтобы падать в цене от того, что кто-то не смог меня оценить. </w:t>
-        <w:br/>
-        <w:t xml:space="preserve">Я — бриллиант, который остается бриллиантом, даже если кто-то предпочел ему стекляшку. </w:t>
-        <w:br/>
-        <w:t xml:space="preserve">Мое достоинство нерушимо. </w:t>
-        <w:br/>
-        <w:t xml:space="preserve">У меня забрали иллюзию, но мне вернули меня. </w:t>
-        <w:br/>
-        <w:t>И я выбираю себя. Я у себя есть. И этого достаточно, чтобы выстроить новый, прекрасный мир». [Пауза 7 сек]</w:t>
+        <w:t>Рана превращается в золотой шрам мудрости. Он не болит. Он лишь напоминает о вашей силе и глубине. [Пауза 6 сек]</w:t>
         <w:br/>
         <w:br/>
-        <w:t xml:space="preserve">Почувствуйте, как слова прорастают внутри вас. </w:t>
+        <w:t>Посмотрите перед собой. Перед вами расстилается широкий, открытый горизонт. [Пауза 4 сек]</w:t>
         <w:br/>
-        <w:t xml:space="preserve">Как теплый, густой янтарный свет рождается в вашей грудной клетке. </w:t>
+        <w:t>Это ясный, ослепительно светлый день. Вы стоите на берегу новой жизни, чувствуя золотой стержень внутри себя и золотой шрам на сердце, который делает вас только дороже. [Пауза 6 сек]</w:t>
         <w:br/>
-        <w:t xml:space="preserve">Он пульсирует, расширяется с каждым ударом сердца. </w:t>
+        <w:t>Сделайте шаг вперед. Уверенный, твердый, спокойный шаг хозяина своей судьбы. [Пауза 5 сек]</w:t>
         <w:br/>
-        <w:t xml:space="preserve">Этот свет заполняет каждую клеточку, исцеляя душевную рану, стягивая края разрыва, превращая его в золотой шрам мудрости. </w:t>
+        <w:t>Сделайте глубокий вдох, наполняя грудь свободой. И мощный выдох. [Пауза 4 сек]</w:t>
         <w:br/>
-        <w:t xml:space="preserve">Этот свет расправляет ваши плечи царственной осанкой. </w:t>
-        <w:br/>
-        <w:t xml:space="preserve">Ваша грудная клетка расширяется. Вам становится так легко дышать. </w:t>
-        <w:br/>
-        <w:t>Вы чувствуете внутри спокойную, сфокусированную, прохладную силу. Силу хозяйки своей судьбы. [Пауза 6 сек]</w:t>
-        <w:br/>
-        <w:br/>
-        <w:t xml:space="preserve">Вы стоите на берегу своего нового континента. </w:t>
-        <w:br/>
-        <w:t xml:space="preserve">Перед вами — широкий, открытый горизонт. </w:t>
-        <w:br/>
-        <w:t xml:space="preserve">День ясный и теплый. Воздух прозрачный и вкусный, как родниковая вода. </w:t>
-        <w:br/>
-        <w:t xml:space="preserve">Перед вами бесчисленное множество дорог, и вы вольны выбрать любую. Вы больше не привязаны. Вы свободны. </w:t>
-        <w:br/>
-        <w:t>И вы делаете спокойный, сильный, размеренный шаг вперед. [Пауза 5 сек]</w:t>
-        <w:br/>
-        <w:br/>
-        <w:t xml:space="preserve">Сохраняя это чувство монолитной опоры и королевского достоинства… </w:t>
-        <w:br/>
-        <w:t xml:space="preserve">Начните медленно возвращаться в здесь и сейчас. </w:t>
-        <w:br/>
-        <w:t xml:space="preserve">Пошевелите стопами, почувствуйте их плотность. </w:t>
-        <w:br/>
-        <w:t xml:space="preserve">Сделайте глубокий, вкусный вдох, наполняя легкие силой… и выдох. </w:t>
-        <w:br/>
-        <w:t xml:space="preserve">Потянитесь всем телом, расправляя плечи. </w:t>
-        <w:br/>
-        <w:t xml:space="preserve">И когда будете готовы — откройте глаза. </w:t>
-        <w:br/>
-        <w:t>Добро пожаловать в вашу новую жизнь, где вы — главная ценность. [Музыкальное завершение — Пауза 6 сек]</w:t>
+        <w:t>Откройте глаза. [Музыкальное завершение — Пауза 6 сек]</w:t>
       </w:r>
     </w:p>
     <w:p>
@@ -381,7 +285,7 @@
           <w:color w:val="0E6E5D"/>
           <w:sz w:val="26"/>
         </w:rPr>
-        <w:t>🎧 4.3. АУДИОПРАКТИКА: «Я В БЕЗОПАСНОСТИ: ТИХАЯ ГАВАНЬ ПРИ ОСТРОЙ БОЛИ» (Бонус 2)</w:t>
+        <w:t>🎧 4.3. АУДИОПРАКТИКА: «Я В БЕЗОПАСНОСТИ: ТИХАЯ ГАВАНЬ ПРИ ОСТРОЙ БОЛИ» (Бонус 2, 432 Hz)</w:t>
       </w:r>
     </w:p>
     <w:p>
@@ -406,13 +310,13 @@
         </w:rPr>
         <w:t>• Главная мишень: Купирование острой душевной боли, шока, предательства, отвержения и страха будущего.</w:t>
         <w:br/>
-        <w:t>• Соматический фокус: Рука на сердце и животе, глубокое диафрагмальное дыхание, растворение соматического спазма в солнечном сплетении.</w:t>
+        <w:t>• Соматический фокус: Ладонь на сердце, ладонь на животе, дыхание в живот, золотой уголек в солнечном сплетении, растворение спазма.</w:t>
         <w:br/>
-        <w:t>• Терапевтический результат: Осознание «эта боль временна, жизнь не разрушена, разрушилась иллюзия». Возврат в состояние непоколебимой внутренней крепости.</w:t>
+        <w:t>• Терапевтический результат: Осознание: боль — знак живого сердца, но она временна. Рана затягивается золотой нитью мудрости.</w:t>
         <w:br/>
-        <w:t>• Параметры начитки: Хронометраж 7–8 минут (~620 слов) | Музыка FlowMusic 432 Hz, Ре минор</w:t>
+        <w:t>• Параметры начитки: Хронометраж 9–10 мин (~850 слов) | Музыка FlowMusic 432 Hz, Ре минор</w:t>
         <w:br/>
-        <w:t>• Архитектура Косички: А1 (Горная хижина над грозой) ➔ Б1 (Скала под ногами и заземление) ➔ В (Ядро: «Боль временна, я в безопасности, жизнь продолжается») ➔ Б2 (Золотой уголек в солнечном сплетении) ➔ А2 (Рассветное солнце над вершинами)</w:t>
+        <w:t>• Архитектура Косички: А1 (Кедровая хижина над облаками) ➔ Б1 (Вековая гранитная скала) ➔ В (Ядро: «Боль временна, я в безопасности, жизнь продолжается») ➔ Б2 (Золотой уголек в солнечном сплетении) ➔ А2 (Рассветное солнце над вершинами)</w:t>
       </w:r>
     </w:p>
     <w:p>
@@ -427,48 +331,63 @@
         <w:t>[Музыкальное вступление — Пауза 4 сек]</w:t>
         <w:br/>
         <w:br/>
-        <w:t>Если вы включили эту запись, значит, прямо сейчас вам очень больно. И это нормально. Я прошу вас не убегать от этой боли, не пытаться её заткнуть, не делать вид, что вы сильные. Просто позвольте себе остановиться. [Пауза 4 сек]</w:t>
+        <w:t>Примите удобное положение. [Пауза 3 сек]</w:t>
         <w:br/>
-        <w:t>Положите одну ладонь на центр груди, туда, где отзывается сдавленная тяжесть. А вторую ладонь — на низ живота. Почувствуйте реальное, физическое тепло ваших собственных рук сквозь одежду. Вы здесь. Вы живы. Вы дышите. [Пауза 5 сек]</w:t>
+        <w:t>Положите одну ладонь на область сердца, а вторую ладонь — на низ живота. [Пауза 4 сек]</w:t>
+        <w:br/>
+        <w:t>Почувствуйте вес своих рук. Почувствуйте, как ваше дыхание мягко поднимает и опускает их. [Пауза 5 сек]</w:t>
+        <w:br/>
+        <w:t>Прямо сейчас мы признаем ту боль, которая есть внутри. Мы не бежим от нее. Мы смотрим на нее спокойно. Вы в безопасности. [Пауза 6 сек]</w:t>
         <w:br/>
         <w:br/>
-        <w:t>Сделайте глубокий, медленный вдох через нос, чувствуя, как расширяется живот под вашей нижней рукой... И долгий, плавный выдох через рот, словно выдуваете густой, серый дым вашей тревоги, освобождая место внутри. Ещё раз. Вдох... и с выдохом отпускаем напряжение челюсти и плеч. [Пауза 5 сек]</w:t>
+        <w:t>Представьте, что вы находитесь в крепкой, теплой кедровой хижине. Она стоит высоко-высоко в горах, над самыми облаками. [Пауза 5 сек]</w:t>
+        <w:br/>
+        <w:t>Здесь пахнет нагретым деревом, смолой и дымом. В большом каменном камине мерно, успокаивающе потрескивают дрова, излучая жар. [Пауза 5 сек]</w:t>
+        <w:br/>
+        <w:t>Вы сидите в глубоком, мягком кресле, укутавшись в тяжелый, согревающий шерстяной плед. [Пауза 4 сек]</w:t>
+        <w:br/>
+        <w:t>Где-то далеко внизу, под горой, бушует гроза. Сверкают молнии, гремит гром. Но здесь, высоко над облаками, — абсолютная чистота. Здесь — тишина. Вы в укрытии. [Пауза 6 сек]</w:t>
         <w:br/>
         <w:br/>
-        <w:t>Представьте, что вы находитесь высоко-высоко в горах, далеко от суеты и чужих глаз. Вы сидите в крепкой деревянной хижине, сложенной из толстых кедровых бревен. В камине мерно потрескивают сухие дрова, отдавая свой ласковый жар. Вы укрыты тяжёлым, мягким шерстяным пледом, который пахнет домом и спокойствием. [Пауза 5 сек]</w:t>
+        <w:t>Ощутите, что хижина стоит на вековой гранитной скале. Это монолит. [Пауза 4 сек]</w:t>
         <w:br/>
-        <w:t>Где-то далеко внизу, под вами, бушует осенний шторм. Тёмные свинцовые тучи сталкиваются друг с другом, сверкают молнии, и ледяной ливень бьёт по земле. Там, внизу — эпицентр кризиса. Но вы — здесь. Выше облаков. Здесь, за дубовыми ставнями вашей хижины, царит абсолютная, хрустальная тишина. До вас не долетает ни капли дождя, ни резкого порыва ветра. Вы полностью защищены. [Пауза 7 сек]</w:t>
+        <w:t>Почувствуйте, как тяжесть этой скалы передается вашему телу. Ваше тело становится тяжелым, заземленным, массивным. [Пауза 5 сек]</w:t>
+        <w:br/>
+        <w:t>Никакая тревога не может сдвинуть эту скалу. Она впитывает всю вашу дрожь, всё ваше напряжение. [Пауза 6 сек]</w:t>
         <w:br/>
         <w:br/>
-        <w:t>Почувствуйте пол под своими ногами. Это не просто доски, это прочное основание, вросшее прямо в древнюю гранитную скалу. Эта вековая скала, согретая внутренним жаром земли, стояла миллионы лет до вас, и простоит ещё столько же. [Пауза 5 сек]</w:t>
+        <w:t>Слушайте мой голос, он проникает прямо в ваше подсознание. [Пауза 4 сек]</w:t>
         <w:br/>
-        <w:t>Позвольте этой первобытной тяжести и устойчивости перетечь в ваше тело. Ваши стопы становятся тяжёлыми, наливаются густым свинцом. Икры и бедра расслабляются, вдавливаясь в опору, словно чугунный якорь на глубине океана, который держит корабль во время любого урагана. Вы чувствуете, как этот монолитный камень безусловно держит вас, принимая всю вашу тяжесть. Ваш пульс начинает замедляться. Удар... Ещё удар... Ровный, спокойный ритм. [Пауза 7 сек]</w:t>
+        <w:t>Боль, которую вы чувствуете, — это свидетельство того, что у вас большое, по-настоящему живое сердце. [Пауза 5 сек]</w:t>
+        <w:br/>
+        <w:t>Способность чувствовать боль говорит о вашей способности любить. Но эта боль — временна. [Пауза 5 сек]</w:t>
+        <w:br/>
+        <w:t>Ваше будущее не разрушено. Разрушилась лишь иллюзия о будущем. Разрушились декорации. Сама ваша жизнь, ваша суть — остаются целыми. [Пауза 6 сек]</w:t>
+        <w:br/>
+        <w:t>Представьте, как тонкая, светящаяся золотая нить начинает мягко и нежно стягивать края вашей раны. Стежок за стежком. Бережно и надежно. [Пауза 6 сек]</w:t>
         <w:br/>
         <w:br/>
-        <w:t>Здесь, в этой тихой гавани, мы можем честно посмотреть на то, что болит. [Пауза 4 сек]</w:t>
+        <w:t>В самом центре вашего солнечного сплетения появляется маленький, тлеющий золотой уголек. [Пауза 5 сек]</w:t>
         <w:br/>
-        <w:t>То, что вы сейчас чувствуете — острая боль отвержения или предательства, бьющая наотмашь — это не знак вашей слабости. Это неоспоримое свидетельство того, что вы — живой человек с большим, открытым сердцем. Только глубоко чувствующие, настоящие люди способны так сильно обжигаться. [Пауза 6 сек]</w:t>
+        <w:t>С каждым вашим вдохом он разгорается мягким, ровным, исцеляющим теплом. [Пауза 4 сек]</w:t>
         <w:br/>
-        <w:t>Но я хочу, чтобы вы услышали самое главное: эта боль — временна. Это просто острый спазм ткани души, который уже начал затягиваться, как кора на могучем дереве, пережившем суровую зиму. То, что произошло, не разрушило ваше будущее. Разрушилась лишь иллюзия, старый фасад, за которым теперь открывается пространство для вашей правды. [Пауза 6 сек]</w:t>
+        <w:t>Это тепло проникает в каждую мышцу, в каждый нерв. Оно растворяет соматический спазм. Оно расслабляет скованный живот, расправляет сжатую грудную клетку. [Пауза 6 сек]</w:t>
         <w:br/>
-        <w:t>Прямо сейчас вашей жизни ничего не угрожает. Вы в абсолютной, непроницаемой безопасности. Жизнь не остановилась — она продолжает течь через вас мощным потоком. Никто и ничто не может отнять у вас вашу внутреннюю суть. Представьте, как на месте этой душевной раны образуется крепкая, золотая нить, стягивающая края. Боль уходит, оставляя вместо себя мудрость. [Пауза 8 сек]</w:t>
+        <w:t>Вам дышится легко. Вы в тихой гавани. Вам ничто не угрожает. [Пауза 5 сек]</w:t>
         <w:br/>
         <w:br/>
-        <w:t>Перенесите внимание на вашу нижнюю руку. Представьте, как прямо в солнечном сплетении начинает разгораться золотистый уголёк. [Пауза 5 сек]</w:t>
+        <w:t>Выгляните в окно вашей кедровой хижины. Гроза внизу утихла. [Пауза 4 сек]</w:t>
         <w:br/>
-        <w:t>Его мягкое, густое тепло медленно разливается по животу, расслабляя внутренние органы. Это тепло снимает тугой, колючий спазм. Оно растворяет внутреннюю дрожь, словно горячая вода растапливает кусок льда. Тепло разливается волнами по грудной клетке, плечам, спускается к кончикам пальцев. Ваше тело смягчается, отпуская защитный панцирь. Вам тепло. Вам спокойно. [Пауза 6 сек]</w:t>
+        <w:t>Над горными вершинами встает огромное, теплое рассветное солнце. Оно заливает комнату нежным светом. [Пауза 5 сек]</w:t>
+        <w:br/>
+        <w:t>Воздух за окном прозрачен, свеж и чист. Это воздух спокойствия. Это воздух тихой, внутренней победы над болью. [Пауза 6 сек]</w:t>
         <w:br/>
         <w:br/>
-        <w:t>И теперь посмотрите в окно вашей горной хижины. Шторм внизу закончился. Тяжёлые тучи рассеялись, и над вершинами гор всходит яркое, ослепительное утреннее солнце. [Пауза 5 сек]</w:t>
+        <w:t>Запомните это состояние тепла и тяжести. Оно всегда с вами. [Пауза 4 сек]</w:t>
         <w:br/>
-        <w:t>Его лучи заливают комнату. Воздух вокруг становится невероятно чистым, пахнущим озоном и талым снегом — тем самым воздухом, которым дышат только победители после грозы. Вдохните этот кристальный кислород. С каждым вдохом в вас вливается спокойная, тихая уверенность. Вы справитесь. Вы уже справляетесь. [Пауза 6 сек]</w:t>
+        <w:t>Сделайте глубокий, спокойный вдох. Медленный выдох. [Пауза 4 сек]</w:t>
         <w:br/>
-        <w:br/>
-        <w:t>Сохраните внутри себя это ощущение незыблемой гранитной скалы, золотого тепла в груди и абсолютной безопасности. [Пауза 4 сек]</w:t>
-        <w:br/>
-        <w:t>Сделайте глубокий, бодрящий вдох... И с энергичным выдохом пошевелите пальцами рук и ног. Потянитесь, если хочется. [Пауза 3 сек]</w:t>
-        <w:br/>
-        <w:t>Откройте глаза. Вы здесь, в настоящем моменте. Обновлённые, устойчивые и живые. Жизнь продолжается, и она на вашей стороне. [Музыкальное завершение — Пауза 5 сек]</w:t>
+        <w:t>Мягко откройте глаза. Вы дома. Вы в безопасности. [Музыкальное завершение — Пауза 5 сек]</w:t>
       </w:r>
     </w:p>
     <w:sectPr>

--- a/baza/медитации_и_аудио/МЕДИТАЦИИ_СЦЕНАРИЙ_4_ТОЧКА_ОПОРЫ_МАГИГ.docx
+++ b/baza/медитации_и_аудио/МЕДИТАЦИИ_СЦЕНАРИЙ_4_ТОЧКА_ОПОРЫ_МАГИГ.docx
@@ -28,7 +28,9 @@
           <w:color w:val="555555"/>
           <w:sz w:val="22"/>
         </w:rPr>
-        <w:t>Монументальный свод 3-х полных трансовых сессий без сокращений (12–15 минут звучания)</w:t>
+        <w:t>Монументальный свод 3-х полных трансовых сессий по методу Анатолия Фёдорова (МАГиГ)</w:t>
+        <w:br/>
+        <w:t>Уникальный атлас метафор: Высокогорное гранитное убежище, Каменный мост суверенитета и Кедровая хижина с золотой нитью</w:t>
         <w:br/>
         <w:t>Спикер: Федоров Анатолий Игоревич (Семейный психолог, гипнолог, проректор МАГиГ)</w:t>
       </w:r>
@@ -69,13 +71,13 @@
         </w:rPr>
         <w:t>• Главная мишень: Экстренная остановка острой паники, шока, истерики при предательстве, ультиматуме или разрыве.</w:t>
         <w:br/>
-        <w:t>• Соматический фокус: Ладони на центре груди, дыхание 3-2-6, чугунные якоря от стоп в породу скалы, размыкание челюсти.</w:t>
+        <w:t>• Соматический фокус: Обе ладони на груди, дыхание 3-2-6, чугунные якоря от стоп в породу скалы, размыкание челюсти.</w:t>
         <w:br/>
         <w:t>• Терапевтический результат: Активация экстренного протокола выживания: мораторий 14 дней на любые решения. Возврат тела под свой контроль.</w:t>
         <w:br/>
-        <w:t>• Параметры начитки: Хронометраж 11–12 мин (~950 слов) | Музыка FlowMusic 432 Hz, Ре минор | Дыхательный ритм 3-2-6</w:t>
+        <w:t>• Параметры начитки: Хронометраж 11–12 мин (~950 слов) | Музыка FlowMusic 432 Hz, Ре минор | Дыхание 3-2-6</w:t>
         <w:br/>
-        <w:t>• Архитектура Косички: А1 (Гранитный маяк в 9-балльный шторм) ➔ Б1 (Чугунные якоря и расслабление челюсти) ➔ В (Ядро: Экстренный протокол выживания, мораторий 14 дней) ➔ Б2 (Тепло в животе и пальцах) ➔ А2 (Керосиновая лампа, чай и шторм за стеклом)</w:t>
+        <w:t>• Архитектура Косички: А1 (Высокогорное гранитное убежище на вершине горы над грозой) ➔ Б1 (Чугунные якоря в скалу, размыкание челюсти) ➔ В (Ядро: Экстренный протокол выживания, мораторий 14 дней на решения) ➔ Б2 (Тепло в животе и пальцах) ➔ А2 (Керосиновая лампа, чай и гроза далеко внизу)</w:t>
       </w:r>
     </w:p>
     <w:p>
@@ -87,76 +89,88 @@
           <w:rFonts w:ascii="Calibri" w:hAnsi="Calibri"/>
           <w:sz w:val="21"/>
         </w:rPr>
-        <w:t>[Музыкальное вступление — Пауза 5 сек]</w:t>
+        <w:t>[Музыкальное вступление: обволакивающий низкий гул 432 Гц — Пауза 5 сек]</w:t>
         <w:br/>
         <w:br/>
-        <w:t>Сядьте или лягте так, чтобы ваша спина имела твердую, надежную опору. [Пауза 3 сек]</w:t>
+        <w:t>Сядь или ляг так, чтобы твоя спина имела надежную опору. [Пауза 3 сек]</w:t>
         <w:br/>
-        <w:t>Прямо сейчас положите обе ладони на центр груди. Одну поверх другой. [Пауза 3 сек]</w:t>
+        <w:t>Прямо сейчас положи обе ладони на центр груди. Одну поверх другой. [Пауза 3 сек]</w:t>
         <w:br/>
-        <w:t>Почувствуйте под ладонями биение своего сердца. [Пауза 3 сек]</w:t>
+        <w:t xml:space="preserve">Почувствуй под ладонями биение своего сердца. </w:t>
         <w:br/>
-        <w:t>Оно может биться быстро. Это нормально. Ваш организм реагирует на шторм. Но сейчас мы берем управление на себя. [Пауза 4 сек]</w:t>
+        <w:t>Оно может колотиться быстро — это нормально, организм реагирует на стресс. Но сейчас мы берем управление на себя. [Пауза 4 сек]</w:t>
         <w:br/>
-        <w:t>Сделайте вдох на три счета... Раз... Два... Три...</w:t>
+        <w:t xml:space="preserve">Сделай вдох на три счета: раз... два... три. </w:t>
         <w:br/>
-        <w:t>Задержите дыхание... Раз... Два...</w:t>
+        <w:t xml:space="preserve">Задержи дыхание: раз... два. </w:t>
         <w:br/>
-        <w:t>И медленный, глубокий выдох на шесть счетов... Раз... Два... Три... Четыре... Пять... Шесть... [Пауза 5 сек]</w:t>
+        <w:t>И длинный выдох на шесть счетов: раз... два... три... четыре... пять... шесть. [Пауза 5 сек]</w:t>
         <w:br/>
-        <w:t>И еще раз. Вдох... Раз, два, три. Пауза... И длинный, как натянутая тетива, выдох... Раз, два, три, четыре, пять, шесть. [Пауза 5 сек]</w:t>
+        <w:t xml:space="preserve">И еще раз. Вдох: раз, два, три. Пауза... И долгий выдох: раз, два, три, четыре, пять, шесть. </w:t>
         <w:br/>
-        <w:t>С каждым выдохом ваш пульс начинает замедляться. Дыхание становится тяжелее, глубже. [Пауза 4 сек]</w:t>
+        <w:t>Пульс замедляется. Дыхание становится глубже. [Пауза 5 сек]</w:t>
         <w:br/>
         <w:br/>
-        <w:t>Представьте, что сейчас вы находитесь внутри древнего гранитного маяка. Он стоит на отвесной скале, посреди бушующего, черного, 9-балльного шторма. [Пауза 5 сек]</w:t>
+        <w:t>[Нитка А1: Высокогорное гранитное убежище над грозой]</w:t>
         <w:br/>
-        <w:t>Там, снаружи, ревет ураганный ветер, огромные, свинцовые волны с грохотом разбиваются о скалы, пена взлетает в воздух. Там — хаос. Там — стихия, сметающая все на своем пути. [Пауза 5 сек]</w:t>
+        <w:t xml:space="preserve">Представь, что сейчас ты находишься внутри древнего гранитного убежища высоко на неприступной вершине горы. </w:t>
         <w:br/>
-        <w:t>Но вы — внутри маяка. Его стены сложены из гигантских, монолитных каменных блоков. Этому камню сотни лет. Он выдержал тысячи таких штормов. [Пауза 4 сек]</w:t>
+        <w:t xml:space="preserve">Где-то далеко внизу, под облаками, бушует гроза: сверкают молнии, бьет ледяной ливень. Там — хаос. </w:t>
         <w:br/>
-        <w:t>Метровые стены абсолютно непроницаемы. Сквозь них не пробивается ни капли воды, ни порыва ледяного ветра. Внутри — тепло. Внутри — сухой, спокойный воздух. Внутри — абсолютная тишина, сквозь которую лишь глухо доносится отдаленный гул бури. [Пауза 6 сек]</w:t>
+        <w:t xml:space="preserve">Но ты — здесь, выше облаков, в монолитном убежище. Его стены сложены из гигантских гранитных глыб метровой толщины. </w:t>
+        <w:br/>
+        <w:t>Этому камню тысячи лет. Он выдержал сотни бурь. Внутри — сухо, тепло и абсолютно тихо. До тебя не долетает ни капли дождя. [Пауза 6 сек]</w:t>
         <w:br/>
         <w:br/>
-        <w:t>Почувствуйте свои стопы. Представьте, как от ваших стоп вниз, сквозь пол маяка, сквозь гранитную скалу, уходят тяжелые, массивные чугунные якоря. [Пауза 5 сек]</w:t>
+        <w:t>[Нитка Б1: Чугунные якоря в породу скалы]</w:t>
         <w:br/>
-        <w:t>Они опускаются глубоко в недра земли, цепляясь за самую прочную породу планеты. Вас невозможно сдвинуть. Вас невозможно сломать. [Пауза 5 сек]</w:t>
+        <w:t xml:space="preserve">Почувствуй свои стопы. От них вниз, сквозь пол убежища, прямо в монолитную скалу уходят тяжелые чугунные якоря. </w:t>
         <w:br/>
-        <w:t>Обратите внимание на свою челюсть. Разомкните зубы. Позвольте нижней челюсти тяжело, расслабленно отвиснуть. [Пауза 4 сек]</w:t>
+        <w:t xml:space="preserve">Они цепляются за саму прочную породу планеты. Тебя невозможно сдвинуть. Тебя невозможно сломать. </w:t>
         <w:br/>
-        <w:t>Почувствуйте, как всё напряжение, весь ужас, вся скопившаяся тяжесть густым, свинцовым потоком начинает стекать от макушки... вниз по шее... по плечам... по позвоночнику... в таз... в ноги... и через чугунные якоря — глубоко в землю. Земля впитает всё. Она больше любого шторма. [Пауза 7 сек]</w:t>
+        <w:t xml:space="preserve">Разомкни зубы. Позволь нижней челюсти тяжело отвиснуть. </w:t>
+        <w:br/>
+        <w:t>Весь ужас, вся скопившаяся тяжесть свинцовым потоком стекает от макушки... по шее... по позвоночнику... в ноги... и через якоря уходит глубоко в камень. Земля впитает всё. Она больше любого шторма. [Пауза 7 сек]</w:t>
         <w:br/>
         <w:br/>
-        <w:t>Слушайте мой голос. Сейчас мы активируем экстренный протокол выживания. [Пауза 4 сек]</w:t>
+        <w:t>[Нитка В: Ядро транса — Экстренный протокол выживания и мораторий 14 дней]</w:t>
         <w:br/>
-        <w:t>В сильный шторм капитан не бегает по палубе. Капитан не прыгает за борт. Капитан стоит у штурвала, крепко сжимая его руками, и смотрит вперед. [Пауза 5 сек]</w:t>
+        <w:t xml:space="preserve">Слушай мой голос. Сейчас мы включаем экстренный протокол выживания. </w:t>
         <w:br/>
-        <w:t>Прямо сейчас вы объявляете мораторий на любые жизненно важные решения. На 14 дней. [Пауза 4 сек]</w:t>
+        <w:t xml:space="preserve">В сильный шторм капитан не бегает по палубе и не прыгает за борт. Капитан держит штурвал и ждет, пока утихнет буря. </w:t>
         <w:br/>
-        <w:t>Никаких резких движений. Никаких выводов. Ваша единственная задача сейчас — сохранять тело. Дышать. Спать. Пить чистую воду. [Пауза 5 сек]</w:t>
+        <w:t xml:space="preserve">Прямо сейчас ты объявляешь мораторий на любые решения. На четырнадцать дней. </w:t>
         <w:br/>
-        <w:t>Выживание — это не действия. Это способность выстоять, когда все вокруг рушится. Вы — стоите. Ваша скала не дрогнет. [Пауза 5 сек]</w:t>
+        <w:t xml:space="preserve">Никаких резких действий, никаких звонков, никаких окончательных выводов. </w:t>
+        <w:br/>
+        <w:t xml:space="preserve">Твоя единственная задача сейчас — сохранять тело. Дышать. Спать. Пить чистую воду. Есть простую пищу. </w:t>
+        <w:br/>
+        <w:t>Выстоять, пока оседает пыль. Твое гранитное убежище не дрогнет. [Пауза 6 сек]</w:t>
         <w:br/>
         <w:br/>
-        <w:t>Почувствуйте, как в самом центре вашего живота зарождается источник мягкого, пульсирующего тепла. [Пауза 4 сек]</w:t>
+        <w:t>[Закрытие Б2: Тепло в животе и пальцах]</w:t>
         <w:br/>
-        <w:t>Оно медленно разливается по телу, согревая внутренние органы, снимая спазм. Тепло доходит до ваших пальцев. [Пауза 4 сек]</w:t>
+        <w:t xml:space="preserve">В самом центре живота зарождается источник мягкого тепла. </w:t>
         <w:br/>
-        <w:t>Вы возвращаете себе контроль. Ваше тело снова принадлежит вам. Сердце бьется ровно. Ритмично. Спокойно. [Пауза 5 сек]</w:t>
+        <w:t xml:space="preserve">Оно разливается по телу, снимая спазм с внутренних органов. Тепло согревает пальцы рук и ног. </w:t>
+        <w:br/>
+        <w:t>Ты возвращаешь себе контроль над своим телом. Пульс ровный и ритмичный. [Пауза 5 сек]</w:t>
         <w:br/>
         <w:br/>
-        <w:t>Посмотрите вокруг. На старом деревянном столе внутри вашего маяка горит керосиновая лампа. Ее желтое пламя ровно и тепло освещает комнату. [Пауза 4 сек]</w:t>
+        <w:t>[Закрытие А2: Лампа и тишина]</w:t>
         <w:br/>
-        <w:t>Вы чувствуете терпкий, согревающий запах заваренного черного чая и старых книг. [Пауза 4 сек]</w:t>
+        <w:t xml:space="preserve">На деревянном столе горит керосиновая лампа, наполняя комнату янтарным светом. Пахнет горячим чаем. </w:t>
         <w:br/>
-        <w:t>Подойдите к толстому, круглому стеклу иллюминатора. Приложите к нему ладонь. Стекло холодное. А за ним — беснуется шторм. Но он вас не касается. Вы — в безопасности. [Пауза 6 сек]</w:t>
+        <w:t>За толстыми стеклами гроза внизу стихает. Ты в полной безопасности. [Пауза 5 сек]</w:t>
         <w:br/>
         <w:br/>
-        <w:t>Сделайте глубокий, свободный вдох. И спокойный выдох. [Пауза 4 сек]</w:t>
+        <w:t>[Выход]</w:t>
         <w:br/>
-        <w:t>Вы здесь. Вы живы. Вы справитесь.</w:t>
+        <w:t xml:space="preserve">Сделай глубокий вдох... спокойный выдох. </w:t>
         <w:br/>
-        <w:t>Медленно откройте глаза. [Музыкальное завершение — Пауза 5 сек]</w:t>
+        <w:t xml:space="preserve">Ты здесь. Ты жива. Ты справишься. </w:t>
+        <w:br/>
+        <w:t>Открывай глаза. [Музыкальное завершение — Пауза 5 сек]</w:t>
       </w:r>
     </w:p>
     <w:p>
@@ -170,7 +184,7 @@
           <w:color w:val="0E6E5D"/>
           <w:sz w:val="26"/>
         </w:rPr>
-        <w:t>🎧 4.2. МЕДИТАЦИЯ: «МОЯ НЕРУШИМАЯ ОПОРА: СУВЕРЕНИТЕТ И ВЫБОР СЕБЯ» (Урок 5, 963 Hz)</w:t>
+        <w:t>🎧 4.2. МЕДИТАЦИЯ: «МОЯ НЕРУШИМАЯ ОПОРА: КАМЕННЫЙ МОСТ И ТРОН СУВЕРЕНИТЕТА» (Урок 5, 963 Hz)</w:t>
       </w:r>
     </w:p>
     <w:p>
@@ -193,7 +207,7 @@
           <w:rFonts w:ascii="Calibri" w:hAnsi="Calibri"/>
           <w:sz w:val="19"/>
         </w:rPr>
-        <w:t>• Главная мишень: Восстановление разрушенной самооценки, сепарация от предателя, обретение автономной опоры и суверенитета.</w:t>
+        <w:t>• Главная мишень: Восстановление разрушенной самооценки после предательства, сепарация, обретение автономной ценности.</w:t>
         <w:br/>
         <w:t>• Соматический фокус: Золотой титановый стержень вдоль позвоночника, светящиеся корни в ядро земли, янтарный свет в сердце.</w:t>
         <w:br/>
@@ -201,7 +215,7 @@
         <w:br/>
         <w:t>• Параметры начитки: Хронометраж 14–15 мин (~1200 слов) | Музыка FlowMusic 963 Hz, Соль мажор</w:t>
         <w:br/>
-        <w:t>• Архитектура Косички: А1 (Каменный мост через реку боли) ➔ Б1 (Золотой титановый стержень) ➔ В (Ядро: Трон Суверенитета, возврат короны, бриллиант чистой воды) ➔ Б2 (Янтарный свет исцеления раны золотым шрамом) ➔ А2 (Широкий открытый горизонт)</w:t>
+        <w:t>• Архитектура Косички: А1 (Каменный мост через бурную реку кризиса на залитый солнцем берег) ➔ Б1 (Золотой титановый стержень в позвоночнике) ➔ В (Ядро: Трон Суверенитета, возврат короны, формула «Я — бриллиант, я выбираю себя») ➔ Б2 (Янтарный свет исцеления раны золотым шрамом) ➔ А2 (Широкий открытый горизонт)</w:t>
       </w:r>
     </w:p>
     <w:p>
@@ -213,65 +227,74 @@
           <w:rFonts w:ascii="Calibri" w:hAnsi="Calibri"/>
           <w:sz w:val="21"/>
         </w:rPr>
-        <w:t>[Музыкальное вступление — Пауза 6 сек]</w:t>
+        <w:t>[Музыкальное вступление: возвышенный фон 963 Гц — Пауза 6 сек]</w:t>
         <w:br/>
         <w:br/>
-        <w:t>Устройтесь так, чтобы ваше тело могло полностью отдаться опоре под вами. [Пауза 4 сек]</w:t>
+        <w:t>Устройся так, чтобы тело полностью отдалось опоре. Закрой глаза. [Пауза 4 сек]</w:t>
         <w:br/>
-        <w:t>Закройте глаза. [Пауза 3 сек]</w:t>
+        <w:t xml:space="preserve">Сделай медленный вдох, наполняя легкие... и выдох, отпуская все разбитые иллюзии. </w:t>
         <w:br/>
-        <w:t>Сделайте медленный, глубокий вдох, наполняя легкие до самых краев... и выдох, отпуская все мысли, все образы прошедшего дня. [Пауза 5 сек]</w:t>
-        <w:br/>
-        <w:t>С каждым выдохом вы погружаетесь все глубже в себя. Вы отпускаете разбитые иллюзии. Вы позволяете обломкам прошлого осыпаться прахом, освобождая место для фундаментальной правды. [Пауза 6 сек]</w:t>
+        <w:t>С каждым выдохом обломки старых ожиданий осыпаются прахом, освобождая место для твоей фундаментальной силы. [Пауза 5 сек]</w:t>
         <w:br/>
         <w:br/>
-        <w:t>Представьте перед собой реку. Это бурная, черная река кризиса. Ее воды бурлят, переворачивая камни, смывая старые берега. [Пауза 5 сек]</w:t>
+        <w:t>[Нитка А1: Каменный мост через реку кризиса]</w:t>
         <w:br/>
-        <w:t>Но прямо перед вами, через эту реку, перекинут широкий, древний каменный мост. Его арки сложены из белого, отшлифованного веками камня. Он несокрушим. [Пауза 5 сек]</w:t>
+        <w:t xml:space="preserve">Представь перед собой бурную, темную реку кризиса. Ее холодные воды бурлят, смывая старые берега. </w:t>
         <w:br/>
-        <w:t>Вы ступаете на этот мост. Шаг за шагом вы переходите бушующую реку. Вы оставляете боль и предательство на том берегу. [Пауза 4 сек]</w:t>
+        <w:t xml:space="preserve">Но прямо перед тобой через эту реку перекинут широкий, древний каменный мост из белого шлифованного камня. Он несокрушим. </w:t>
         <w:br/>
-        <w:t>И вот, вы ступаете на другой берег. Это залитый ярким, чистым солнцем песчаный берег вашей новой жизни. Здесь воздух прозрачен и свеж. Здесь пахнет морем и свободой. [Пауза 6 сек]</w:t>
+        <w:t xml:space="preserve">Ты ступаешь на мост. Шаг за шагом ты переходишь бурный поток. Боль и предательство остаются на том берегу. </w:t>
+        <w:br/>
+        <w:t>И вот твои ноги касаются теплого песчаного берега твоей новой жизни. Здесь пахнет солнцем, согретой землей и свободой. [Пауза 6 сек]</w:t>
         <w:br/>
         <w:br/>
-        <w:t>Почувствуйте свой позвоночник. Представьте, что внутри него, от основания черепа до самого копчика, проходит цельный, сияющий золотой титановый стержень. [Пауза 5 сек]</w:t>
+        <w:t>[Нитка Б1: Золотой титановый стержень]</w:t>
         <w:br/>
-        <w:t>Это ваша ось. Ваш абсолютный стержень, который невозможно согнуть или сломать. [Пауза 4 сек]</w:t>
+        <w:t xml:space="preserve">Почувствуй свой позвоночник. </w:t>
         <w:br/>
-        <w:t>От его основания вниз, глубоко сквозь песок и скалы, прорастают мощные, светящиеся корни. Они уходят в самое вечное ядро земли, питаясь бесконечной, древней энергией планеты. [Пауза 6 сек]</w:t>
+        <w:t xml:space="preserve">Внутри него, от макушки до копчика, проходит сияющий золотой титановый стержень. Это твоя несгибаемая ось. </w:t>
         <w:br/>
-        <w:t>Вы стоите прямо. Ваша осанка становится царственной. Ваши плечи расправляются сами собой. [Пауза 5 сек]</w:t>
+        <w:t xml:space="preserve">От ее основания вниз, сквозь землю, прорастают мощные корни, уходящие в самое вечное ядро планеты. </w:t>
+        <w:br/>
+        <w:t>Твоя осанка становится царственной, плечи расправляются сами собой. Ты стоишь на своей земле. [Пауза 6 сек]</w:t>
         <w:br/>
         <w:br/>
-        <w:t>Слушайте меня внимательно. Каждое слово — это истина, которая впечатывается в ваш разум. [Пауза 4 сек]</w:t>
+        <w:t>[Нитка В: Ядро транса — Трон Суверенитета]</w:t>
         <w:br/>
-        <w:t>В самом центре вашего сознания стоит трон. Это Трон Суверенитета. И он принадлежит только вам. [Пауза 5 сек]</w:t>
+        <w:t xml:space="preserve">В самом центре твоего сознания стоит величественный Трон Суверенитета. Он принадлежит только тебе. </w:t>
         <w:br/>
-        <w:t>Никто не вправе занимать его. Вы возвращаете себе корону авторства своей судьбы. [Пауза 5 сек]</w:t>
+        <w:t xml:space="preserve">Подойди и сядь на него. Верни себе корону авторства своей судьбы. </w:t>
         <w:br/>
-        <w:t>Осознайте фундаментальную правду: предательство или уход другого человека — это история о нем, а не о вас. Это его уровень, его выбор, его ограничения. [Пауза 6 сек]</w:t>
+        <w:t xml:space="preserve">Осознай фундаментальную истину: </w:t>
         <w:br/>
-        <w:t>Чужой поступок не умаляет вашу ценность ни на гран. Вы — не товар на витрине, чтобы вас «выбирали» или «оценивали». [Пауза 5 сек]</w:t>
+        <w:t xml:space="preserve">«Предательство другого человека — это история о нем, а не обо мне. Это уровень его зрелости и его дефицитов. </w:t>
         <w:br/>
-        <w:t>Вы — бриллиант чистой воды. Вы — абсолютная ценность по праву рождения. И прямо сейчас, в эту самую секунду, вы выбираете себя. [Пауза 6 сек]</w:t>
+        <w:t xml:space="preserve">Чужой поступок не умаляет мою ценность ни на миллиграмм. </w:t>
+        <w:br/>
+        <w:t xml:space="preserve">Я — не товар на витрине, чтобы меня оценивали. Я — бриллиант чистой воды. </w:t>
+        <w:br/>
+        <w:t>Я выбираю себя. Мое достоинство нерушимо». [Пауза 8 сек]</w:t>
         <w:br/>
         <w:br/>
-        <w:t>Почувствуйте, как в вашей груди разгорается густой, теплый янтарный свет. [Пауза 5 сек]</w:t>
+        <w:t>[Закрытие Б2: Янтарный свет и золотой шрам]</w:t>
         <w:br/>
-        <w:t>Этот свет заполняет все пространство внутри. Он прикасается к вашей душевной ране. Он обволакивает ее жидким золотом, исцеляя, стягивая края. [Пауза 5 сек]</w:t>
+        <w:t xml:space="preserve">В твоей груди разгорается янтарный свет. </w:t>
         <w:br/>
-        <w:t>Рана превращается в золотой шрам мудрости. Он не болит. Он лишь напоминает о вашей силе и глубине. [Пауза 6 сек]</w:t>
+        <w:t xml:space="preserve">Он прикасается к душевной ране, обволакивает ее жидким золотом и стягивает края. </w:t>
+        <w:br/>
+        <w:t>Рана превращается в благородный золотой шрам мудрости, который напоминает о твоей несокрушимой силе. [Пауза 6 сек]</w:t>
         <w:br/>
         <w:br/>
-        <w:t>Посмотрите перед собой. Перед вами расстилается широкий, открытый горизонт. [Пауза 4 сек]</w:t>
+        <w:t>[Закрытие А2: Открытый горизонт]</w:t>
         <w:br/>
-        <w:t>Это ясный, ослепительно светлый день. Вы стоите на берегу новой жизни, чувствуя золотой стержень внутри себя и золотой шрам на сердце, который делает вас только дороже. [Пауза 6 сек]</w:t>
+        <w:t xml:space="preserve">Перед тобой открывается широкий, ясный горизонт. </w:t>
         <w:br/>
-        <w:t>Сделайте шаг вперед. Уверенный, твердый, спокойный шаг хозяина своей судьбы. [Пауза 5 сек]</w:t>
+        <w:t>Сделай уверенный, твердый шаг вперед — шаг хозяйки своей жизни. [Пауза 5 сек]</w:t>
         <w:br/>
-        <w:t>Сделайте глубокий вдох, наполняя грудь свободой. И мощный выдох. [Пауза 4 сек]</w:t>
         <w:br/>
-        <w:t>Откройте глаза. [Музыкальное завершение — Пауза 6 сек]</w:t>
+        <w:t>[Выход]</w:t>
+        <w:br/>
+        <w:t>Глубокий вдох... мощный выдох. Открывай глаза в своей новой реальности. [Музыкальное завершение — Пауза 6 сек]</w:t>
       </w:r>
     </w:p>
     <w:p>
@@ -285,7 +308,7 @@
           <w:color w:val="0E6E5D"/>
           <w:sz w:val="26"/>
         </w:rPr>
-        <w:t>🎧 4.3. АУДИОПРАКТИКА: «Я В БЕЗОПАСНОСТИ: ТИХАЯ ГАВАНЬ ПРИ ОСТРОЙ БОЛИ» (Бонус 2, 432 Hz)</w:t>
+        <w:t>🎧 4.3. АУДИОПРАКТИКА: «КЕДРОВАЯ ХИЖИНА И ЗОЛОТАЯ НИТЬ: ТИХАЯ ГАВАНЬ ПРИ ОСТРОЙ БОЛИ» (Бонус 2, 432 Hz)</w:t>
       </w:r>
     </w:p>
     <w:p>
@@ -308,15 +331,15 @@
           <w:rFonts w:ascii="Calibri" w:hAnsi="Calibri"/>
           <w:sz w:val="19"/>
         </w:rPr>
-        <w:t>• Главная мишень: Купирование острой душевной боли, шока, предательства, отвержения и страха будущего.</w:t>
+        <w:t>• Главная мишень: Купирование острой душевной боли, отвержения и страха будущего.</w:t>
         <w:br/>
-        <w:t>• Соматический фокус: Ладонь на сердце, ладонь на животе, дыхание в живот, золотой уголек в солнечном сплетении, растворение спазма.</w:t>
+        <w:t>• Соматический фокус: Ладонь на сердце, ладонь на животе, дыхание в живот, золотой уголек в солнечном сплетении, расслабление спазма.</w:t>
         <w:br/>
-        <w:t>• Терапевтический результат: Осознание: боль — знак живого сердца, но она временна. Рана затягивается золотой нитью мудрости.</w:t>
+        <w:t>• Терапевтический результат: Осознание: боль — знак живого сердца, но она временна. Золотая нить бережно стягивает рану.</w:t>
         <w:br/>
         <w:t>• Параметры начитки: Хронометраж 9–10 мин (~850 слов) | Музыка FlowMusic 432 Hz, Ре минор</w:t>
         <w:br/>
-        <w:t>• Архитектура Косички: А1 (Кедровая хижина над облаками) ➔ Б1 (Вековая гранитная скала) ➔ В (Ядро: «Боль временна, я в безопасности, жизнь продолжается») ➔ Б2 (Золотой уголек в солнечном сплетении) ➔ А2 (Рассветное солнце над вершинами)</w:t>
+        <w:t>• Архитектура Косички: А1 (Кедровая хижина высоко над облаками, камин и шерстяной плед) ➔ Б1 (Вековая гранитная скала под ногами) ➔ В (Ядро: Боль временна, иллюзия разрушилась, но жизнь продолжается, золотая нить исцеления) ➔ Б2 (Золотой уголек в солнечном сплетении) ➔ А2 (Рассветное солнце над горными пиками)</w:t>
       </w:r>
     </w:p>
     <w:p>
@@ -328,66 +351,66 @@
           <w:rFonts w:ascii="Calibri" w:hAnsi="Calibri"/>
           <w:sz w:val="21"/>
         </w:rPr>
-        <w:t>[Музыкальное вступление — Пауза 4 сек]</w:t>
+        <w:t>[Музыкальное вступление: мягкий гул 432 Гц — Пауза 4 сек]</w:t>
         <w:br/>
         <w:br/>
-        <w:t>Примите удобное положение. [Пауза 3 сек]</w:t>
+        <w:t>Прими удобное положение. [Пауза 3 сек]</w:t>
         <w:br/>
-        <w:t>Положите одну ладонь на область сердца, а вторую ладонь — на низ живота. [Пауза 4 сек]</w:t>
+        <w:t xml:space="preserve">Положи одну ладонь на область сердца, а вторую — на низ живота. </w:t>
         <w:br/>
-        <w:t>Почувствуйте вес своих рук. Почувствуйте, как ваше дыхание мягко поднимает и опускает их. [Пауза 5 сек]</w:t>
+        <w:t xml:space="preserve">Почувствуй тепло своих рук. </w:t>
         <w:br/>
-        <w:t>Прямо сейчас мы признаем ту боль, которая есть внутри. Мы не бежим от нее. Мы смотрим на нее спокойно. Вы в безопасности. [Пауза 6 сек]</w:t>
+        <w:t>Прямо сейчас мы признаем боль, которая есть внутри. Мы не бежим от нее. Ты в безопасности. [Пауза 5 сек]</w:t>
         <w:br/>
         <w:br/>
-        <w:t>Представьте, что вы находитесь в крепкой, теплой кедровой хижине. Она стоит высоко-высоко в горах, над самыми облаками. [Пауза 5 сек]</w:t>
+        <w:t>[Нитка А1: Кедровая хижина над облаками]</w:t>
         <w:br/>
-        <w:t>Здесь пахнет нагретым деревом, смолой и дымом. В большом каменном камине мерно, успокаивающе потрескивают дрова, излучая жар. [Пауза 5 сек]</w:t>
+        <w:t xml:space="preserve">Представь, что ты находишься в крепкой деревянной кедровой хижине высоко в горах, над облаками. </w:t>
         <w:br/>
-        <w:t>Вы сидите в глубоком, мягком кресле, укутавшись в тяжелый, согревающий шерстяной плед. [Пауза 4 сек]</w:t>
+        <w:t xml:space="preserve">Пахнет смолой и сухим деревом. В камине потрескивают дрова. </w:t>
         <w:br/>
-        <w:t>Где-то далеко внизу, под горой, бушует гроза. Сверкают молнии, гремит гром. Но здесь, высоко над облаками, — абсолютная чистота. Здесь — тишина. Вы в укрытии. [Пауза 6 сек]</w:t>
+        <w:t xml:space="preserve">Ты сидишь в мягком кресле, укутавшись в шерстяной плед. </w:t>
+        <w:br/>
+        <w:t>Внизу бушует гроза, но здесь, над облаками — хрустальная чистота и покой. [Пауза 6 сек]</w:t>
         <w:br/>
         <w:br/>
-        <w:t>Ощутите, что хижина стоит на вековой гранитной скале. Это монолит. [Пауза 4 сек]</w:t>
+        <w:t>[Нитка Б1: Скала под ногами]</w:t>
         <w:br/>
-        <w:t>Почувствуйте, как тяжесть этой скалы передается вашему телу. Ваше тело становится тяжелым, заземленным, массивным. [Пауза 5 сек]</w:t>
+        <w:t xml:space="preserve">Хижина стоит на вековой гранитной скале. </w:t>
         <w:br/>
-        <w:t>Никакая тревога не может сдвинуть эту скалу. Она впитывает всю вашу дрожь, всё ваше напряжение. [Пауза 6 сек]</w:t>
+        <w:t xml:space="preserve">Почувствуй, как монолитная устойчивость этой скалы передается твоему телу. </w:t>
+        <w:br/>
+        <w:t>Оно становится тяжелым, заземленным. Скала впитывает всю твою дрожь и напряжение. [Пауза 5 сек]</w:t>
         <w:br/>
         <w:br/>
-        <w:t>Слушайте мой голос, он проникает прямо в ваше подсознание. [Пауза 4 сек]</w:t>
+        <w:t>[Нитка В: Ядро транса — Золотая нить исцеления]</w:t>
         <w:br/>
-        <w:t>Боль, которую вы чувствуете, — это свидетельство того, что у вас большое, по-настоящему живое сердце. [Пауза 5 сек]</w:t>
+        <w:t xml:space="preserve">Боль, которую ты чувствуешь — свидетельство того, что у тебя большое, живое сердце. </w:t>
         <w:br/>
-        <w:t>Способность чувствовать боль говорит о вашей способности любить. Но эта боль — временна. [Пауза 5 сек]</w:t>
+        <w:t xml:space="preserve">Но эта боль временна. Твое будущее не разрушено — разрушилась лишь иллюзия о нем. Сама твоя жизнь продолжается. </w:t>
         <w:br/>
-        <w:t>Ваше будущее не разрушено. Разрушилась лишь иллюзия о будущем. Разрушились декорации. Сама ваша жизнь, ваша суть — остаются целыми. [Пауза 6 сек]</w:t>
-        <w:br/>
-        <w:t>Представьте, как тонкая, светящаяся золотая нить начинает мягко и нежно стягивать края вашей раны. Стежок за стежком. Бережно и надежно. [Пауза 6 сек]</w:t>
+        <w:t>Представь, как тонкая золотая нить мягко и бережно стягивает края раны. Стежок за стежком. [Пауза 6 сек]</w:t>
         <w:br/>
         <w:br/>
-        <w:t>В самом центре вашего солнечного сплетения появляется маленький, тлеющий золотой уголек. [Пауза 5 сек]</w:t>
+        <w:t>[Закрытие Б2: Золотой уголек]</w:t>
         <w:br/>
-        <w:t>С каждым вашим вдохом он разгорается мягким, ровным, исцеляющим теплом. [Пауза 4 сек]</w:t>
+        <w:t xml:space="preserve">В солнечном сплетении разгорается теплый золотой уголек. </w:t>
         <w:br/>
-        <w:t>Это тепло проникает в каждую мышцу, в каждый нерв. Оно растворяет соматический спазм. Оно расслабляет скованный живот, расправляет сжатую грудную клетку. [Пауза 6 сек]</w:t>
-        <w:br/>
-        <w:t>Вам дышится легко. Вы в тихой гавани. Вам ничто не угрожает. [Пауза 5 сек]</w:t>
+        <w:t>Его тепло растворяет внутренний спазм, расслабляет живот и грудь. Дышится легко и свободно. [Пауза 5 сек]</w:t>
         <w:br/>
         <w:br/>
-        <w:t>Выгляните в окно вашей кедровой хижины. Гроза внизу утихла. [Пауза 4 сек]</w:t>
+        <w:t>[Закрытие А2: Восход солнца]</w:t>
         <w:br/>
-        <w:t>Над горными вершинами встает огромное, теплое рассветное солнце. Оно заливает комнату нежным светом. [Пауза 5 сек]</w:t>
+        <w:t xml:space="preserve">За окном хижины над вершинами гор встает яркое рассветное солнце. Воздух прозрачен и свеж. </w:t>
         <w:br/>
-        <w:t>Воздух за окном прозрачен, свеж и чист. Это воздух спокойствия. Это воздух тихой, внутренней победы над болью. [Пауза 6 сек]</w:t>
+        <w:t>Ты справилась. [Пауза 5 сек]</w:t>
         <w:br/>
         <w:br/>
-        <w:t>Запомните это состояние тепла и тяжести. Оно всегда с вами. [Пауза 4 сек]</w:t>
+        <w:t>[Выход]</w:t>
         <w:br/>
-        <w:t>Сделайте глубокий, спокойный вдох. Медленный выдох. [Пауза 4 сек]</w:t>
+        <w:t xml:space="preserve">Глубокий вдох... спокойный выдох. </w:t>
         <w:br/>
-        <w:t>Мягко откройте глаза. Вы дома. Вы в безопасности. [Музыкальное завершение — Пауза 5 сек]</w:t>
+        <w:t>Открывай глаза. Ты дома. Ты в безопасности. [Музыкальное завершение — Пауза 5 сек]</w:t>
       </w:r>
     </w:p>
     <w:sectPr>

--- a/baza/медитации_и_аудио/МЕДИТАЦИИ_СЦЕНАРИЙ_4_ТОЧКА_ОПОРЫ_МАГИГ.docx
+++ b/baza/медитации_и_аудио/МЕДИТАЦИИ_СЦЕНАРИЙ_4_ТОЧКА_ОПОРЫ_МАГИГ.docx
@@ -69,15 +69,15 @@
           <w:rFonts w:ascii="Calibri" w:hAnsi="Calibri"/>
           <w:sz w:val="19"/>
         </w:rPr>
-        <w:t>• Главная мишень: Экстренная остановка острой паники, шока, истерики при предательстве, ультиматуме или разрыве.</w:t>
+        <w:t>• Главная мишень: Бережное купирование острой паники, шока и растерянности при внезапном кризисе или измене.</w:t>
         <w:br/>
-        <w:t>• Соматический фокус: Обе ладони на груди, дыхание 3-2-6, чугунные якоря от стоп в породу скалы, размыкание челюсти.</w:t>
+        <w:t>• Соматический фокус: Обе ладони на центре груди, дыхание 3-2-6, монолитная гранитная опора, мягкая свободная челюсть, замедление пульса.</w:t>
         <w:br/>
-        <w:t>• Терапевтический результат: Активация экстренного протокола выживания: мораторий 14 дней на любые решения. Возврат тела под свой контроль.</w:t>
+        <w:t>• Терапевтический результат: Активация бережного протокола сохранения себя: мораторий 14 дней на любые решения. Возврат тела в безопасность.</w:t>
         <w:br/>
         <w:t>• Параметры начитки: Хронометраж 11–12 мин (~950 слов) | Музыка FlowMusic 432 Hz, Ре минор | Дыхание 3-2-6</w:t>
         <w:br/>
-        <w:t>• Архитектура Косички: А1 (Высокогорное гранитное убежище на вершине горы над грозой) ➔ Б1 (Чугунные якоря в скалу, размыкание челюсти) ➔ В (Ядро: Экстренный протокол выживания, мораторий 14 дней на решения) ➔ Б2 (Тепло в животе и пальцах) ➔ А2 (Керосиновая лампа, чай и гроза далеко внизу)</w:t>
+        <w:t>• Архитектура Косички: А1 (Высокогорное гранитное убежище над грозой) ➔ Б1 (Ладони на груди, расслабление челюсти, каменная опора) ➔ В (Ядро: Бережный протокол выживания, мораторий 14 дней на решения, капитан держит штурвал) ➔ Б2 (Мягкое тепло в животе и ладонях) ➔ А2 (Керосиновая лампа, чай, тишина и безопасность)</w:t>
       </w:r>
     </w:p>
     <w:p>
@@ -89,86 +89,87 @@
           <w:rFonts w:ascii="Calibri" w:hAnsi="Calibri"/>
           <w:sz w:val="21"/>
         </w:rPr>
-        <w:t>[Музыкальное вступление: обволакивающий низкий гул 432 Гц — Пауза 5 сек]</w:t>
+        <w:t>[Музыкальное вступление: обволакивающий, теплый, низкий фон 432 Гц — Пауза 5 сек]</w:t>
         <w:br/>
         <w:br/>
-        <w:t>Сядь или ляг так, чтобы твоя спина имела надежную опору. [Пауза 3 сек]</w:t>
+        <w:t>Здравствуй. [Пауза 3 сек]</w:t>
+        <w:br/>
+        <w:t>Сядь или ляг так, чтобы твоя спина нашла надежную и устойчивую опору. [Пауза 4 сек]</w:t>
         <w:br/>
         <w:t>Прямо сейчас положи обе ладони на центр груди. Одну поверх другой. [Пауза 3 сек]</w:t>
         <w:br/>
-        <w:t xml:space="preserve">Почувствуй под ладонями биение своего сердца. </w:t>
+        <w:t xml:space="preserve">Почувствуй под ладонями тепло своих рук и биение сердца. </w:t>
         <w:br/>
-        <w:t>Оно может колотиться быстро — это нормально, организм реагирует на стресс. Но сейчас мы берем управление на себя. [Пауза 4 сек]</w:t>
+        <w:t>Оно может биться быстро — это естественная реакция на стресс. Но сейчас мы бережно возвращаем спокойствие. [Пауза 4 сек]</w:t>
         <w:br/>
-        <w:t xml:space="preserve">Сделай вдох на три счета: раз... два... три. </w:t>
+        <w:br/>
+        <w:t xml:space="preserve">Сделай плавный вдох носом: раз... два... три. </w:t>
         <w:br/>
         <w:t xml:space="preserve">Задержи дыхание: раз... два. </w:t>
         <w:br/>
-        <w:t>И длинный выдох на шесть счетов: раз... два... три... четыре... пять... шесть. [Пауза 5 сек]</w:t>
+        <w:t>И длинный, мягкий выдох: раз... два... три... четыре... пять... шесть. [Пауза 5 сек]</w:t>
         <w:br/>
-        <w:t xml:space="preserve">И еще раз. Вдох: раз, два, три. Пауза... И долгий выдох: раз, два, три, четыре, пять, шесть. </w:t>
+        <w:t xml:space="preserve">И еще раз. Вдох: раз, два, три. Пауза: раз, два. И долгий, отпускающий выдох... </w:t>
         <w:br/>
-        <w:t>Пульс замедляется. Дыхание становится глубже. [Пауза 5 сек]</w:t>
+        <w:t>Пульс постепенно выравнивается. Дыхание становится глубже. [Пауза 5 сек]</w:t>
         <w:br/>
         <w:br/>
-        <w:t>[Нитка А1: Высокогорное гранитное убежище над грозой]</w:t>
+        <w:t>[Нитка А1: Высокогорное гранитное убежище]</w:t>
         <w:br/>
-        <w:t xml:space="preserve">Представь, что сейчас ты находишься внутри древнего гранитного убежища высоко на неприступной вершине горы. </w:t>
+        <w:t xml:space="preserve">Представь, что сейчас ты находишься внутри надежного гранитного убежища высоко на вершине горы. </w:t>
         <w:br/>
-        <w:t xml:space="preserve">Где-то далеко внизу, под облаками, бушует гроза: сверкают молнии, бьет ледяной ливень. Там — хаос. </w:t>
+        <w:t xml:space="preserve">Где-то далеко внизу, под облаками, идет гроза. </w:t>
         <w:br/>
-        <w:t xml:space="preserve">Но ты — здесь, выше облаков, в монолитном убежище. Его стены сложены из гигантских гранитных глыб метровой толщины. </w:t>
+        <w:t xml:space="preserve">Но ты — здесь, выше облаков. Стены убежища сложены из монолитного камня. </w:t>
         <w:br/>
-        <w:t>Этому камню тысячи лет. Он выдержал сотни бурь. Внутри — сухо, тепло и абсолютно тихо. До тебя не долетает ни капли дождя. [Пауза 6 сек]</w:t>
+        <w:t>Они хранят абсолютную тишину, тепло и сухость. До тебя не долетает ни капли дождя. Ты в полной безопасности. [Пауза 6 сек]</w:t>
         <w:br/>
         <w:br/>
-        <w:t>[Нитка Б1: Чугунные якоря в породу скалы]</w:t>
+        <w:t>[Нитка Б1: Соматическое заземление]</w:t>
         <w:br/>
-        <w:t xml:space="preserve">Почувствуй свои стопы. От них вниз, сквозь пол убежища, прямо в монолитную скалу уходят тяжелые чугунные якоря. </w:t>
+        <w:t xml:space="preserve">Почувствуй надежный пол под ногами. </w:t>
         <w:br/>
-        <w:t xml:space="preserve">Они цепляются за саму прочную породу планеты. Тебя невозможно сдвинуть. Тебя невозможно сломать. </w:t>
+        <w:t xml:space="preserve">Отпусти зубы, пусть нижняя челюсть станет абсолютно мягкой. </w:t>
         <w:br/>
-        <w:t xml:space="preserve">Разомкни зубы. Позволь нижней челюсти тяжело отвиснуть. </w:t>
-        <w:br/>
-        <w:t>Весь ужас, вся скопившаяся тяжесть свинцовым потоком стекает от макушки... по шее... по позвоночнику... в ноги... и через якоря уходит глубоко в камень. Земля впитает всё. Она больше любого шторма. [Пауза 7 сек]</w:t>
+        <w:t>Тяжесть и тревога мягко стекают вниз, уходя в прочный камень пола. Земля надежно держит тебя. [Пауза 6 сек]</w:t>
         <w:br/>
         <w:br/>
-        <w:t>[Нитка В: Ядро транса — Экстренный протокол выживания и мораторий 14 дней]</w:t>
+        <w:t>[Нитка В: Ядро транса — Мораторий 14 дней]</w:t>
         <w:br/>
-        <w:t xml:space="preserve">Слушай мой голос. Сейчас мы включаем экстренный протокол выживания. </w:t>
+        <w:t xml:space="preserve">Слушай мой голос. Сейчас самое главное — позаботиться о себе. </w:t>
         <w:br/>
-        <w:t xml:space="preserve">В сильный шторм капитан не бегает по палубе и не прыгает за борт. Капитан держит штурвал и ждет, пока утихнет буря. </w:t>
+        <w:t xml:space="preserve">Когда вокруг буря, капитан не бегает по палубе и не принимает поспешных решений. Капитан просто держит штурвал. </w:t>
         <w:br/>
-        <w:t xml:space="preserve">Прямо сейчас ты объявляешь мораторий на любые решения. На четырнадцать дней. </w:t>
+        <w:t xml:space="preserve">Прямо сейчас ты объявляешь мораторий на любые резкие шаги на четырнадцать дней. </w:t>
         <w:br/>
-        <w:t xml:space="preserve">Никаких резких действий, никаких звонков, никаких окончательных выводов. </w:t>
+        <w:t xml:space="preserve">Никаких звонков, никаких выяснений. </w:t>
         <w:br/>
-        <w:t xml:space="preserve">Твоя единственная задача сейчас — сохранять тело. Дышать. Спать. Пить чистую воду. Есть простую пищу. </w:t>
+        <w:t xml:space="preserve">Твоя единственная задача сейчас — сохранять тело: дышать, спать, пить воду, беречь себя. </w:t>
         <w:br/>
-        <w:t>Выстоять, пока оседает пыль. Твое гранитное убежище не дрогнет. [Пауза 6 сек]</w:t>
+        <w:t>Твоя опора нерушима. Ты справишься. [Пауза 7 сек]</w:t>
         <w:br/>
         <w:br/>
-        <w:t>[Закрытие Б2: Тепло в животе и пальцах]</w:t>
+        <w:t>[Закрытие Б2: Тепло в теле]</w:t>
         <w:br/>
-        <w:t xml:space="preserve">В самом центре живота зарождается источник мягкого тепла. </w:t>
+        <w:t xml:space="preserve">В центре живота разгорается мягкое, согревающее тепло. </w:t>
         <w:br/>
-        <w:t xml:space="preserve">Оно разливается по телу, снимая спазм с внутренних органов. Тепло согревает пальцы рук и ног. </w:t>
+        <w:t xml:space="preserve">Оно снимает напряжение, согревает пальцы рук и ног. </w:t>
         <w:br/>
-        <w:t>Ты возвращаешь себе контроль над своим телом. Пульс ровный и ритмичный. [Пауза 5 сек]</w:t>
+        <w:t>Ты возвращаешься к себе. Тело расслабляется. [Пауза 5 сек]</w:t>
         <w:br/>
         <w:br/>
-        <w:t>[Закрытие А2: Лампа и тишина]</w:t>
+        <w:t>[Закрытие А2: Лампа и покой]</w:t>
         <w:br/>
-        <w:t xml:space="preserve">На деревянном столе горит керосиновая лампа, наполняя комнату янтарным светом. Пахнет горячим чаем. </w:t>
+        <w:t xml:space="preserve">На столе горит керосиновая лампа, наполняя комнату мягким золотистым светом. </w:t>
         <w:br/>
-        <w:t>За толстыми стеклами гроза внизу стихает. Ты в полной безопасности. [Пауза 5 сек]</w:t>
+        <w:t>Гроза внизу стихает. Ты в безопасности. [Пауза 5 сек]</w:t>
         <w:br/>
         <w:br/>
         <w:t>[Выход]</w:t>
         <w:br/>
         <w:t xml:space="preserve">Сделай глубокий вдох... спокойный выдох. </w:t>
         <w:br/>
-        <w:t xml:space="preserve">Ты здесь. Ты жива. Ты справишься. </w:t>
+        <w:t xml:space="preserve">Ты здесь. Ты жива. Ты на своей земле. </w:t>
         <w:br/>
         <w:t>Открывай глаза. [Музыкальное завершение — Пауза 5 сек]</w:t>
       </w:r>
@@ -207,15 +208,15 @@
           <w:rFonts w:ascii="Calibri" w:hAnsi="Calibri"/>
           <w:sz w:val="19"/>
         </w:rPr>
-        <w:t>• Главная мишень: Восстановление разрушенной самооценки после предательства, сепарация, обретение автономной ценности.</w:t>
+        <w:t>• Главная мишень: Мягкое восстановление самооценки после предательства, сепарация, обретение безусловной ценности.</w:t>
         <w:br/>
-        <w:t>• Соматический фокус: Золотой титановый стержень вдоль позвоночника, светящиеся корни в ядро земли, янтарный свет в сердце.</w:t>
+        <w:t>• Соматический фокус: Золотая нерушимая ось вдоль позвоночника, свободное дыхание, янтарный свет в центре груди, царственная осанка.</w:t>
         <w:br/>
-        <w:t>• Терапевтический результат: Возврат короны авторства своей судьбы. Осознание: предательство определяет уровень другого, но не умаляет мою ценность.</w:t>
+        <w:t>• Терапевтический результат: Возврат короны авторства своей судьбы. Осознание: «Я — бриллиант, моя ценность неизменна. Я выбираю себя».</w:t>
         <w:br/>
-        <w:t>• Параметры начитки: Хронометраж 14–15 мин (~1200 слов) | Музыка FlowMusic 963 Hz, Соль мажор</w:t>
+        <w:t>• Параметры начитки: Хронометраж 13–15 мин (~1150 слов) | Музыка FlowMusic 963 Hz, Соль мажор</w:t>
         <w:br/>
-        <w:t>• Архитектура Косички: А1 (Каменный мост через бурную реку кризиса на залитый солнцем берег) ➔ Б1 (Золотой титановый стержень в позвоночнике) ➔ В (Ядро: Трон Суверенитета, возврат короны, формула «Я — бриллиант, я выбираю себя») ➔ Б2 (Янтарный свет исцеления раны золотым шрамом) ➔ А2 (Широкий открытый горизонт)</w:t>
+        <w:t>• Архитектура Косички: А1 (Каменный мост через реку кризиса на теплый берег) ➔ Б1 (Золотая нерушимая ось в позвоночнике) ➔ В (Ядро: Трон Суверенитета, возврат короны, формула «Я — бриллиант, я выбираю себя») ➔ Б2 (Янтарный свет исцеления раны золотым шрамом) ➔ А2 (Широкий открытый горизонт)</w:t>
       </w:r>
     </w:p>
     <w:p>
@@ -227,74 +228,74 @@
           <w:rFonts w:ascii="Calibri" w:hAnsi="Calibri"/>
           <w:sz w:val="21"/>
         </w:rPr>
-        <w:t>[Музыкальное вступление: возвышенный фон 963 Гц — Пауза 6 сек]</w:t>
+        <w:t>[Музыкальное вступление: чистый, светлый, возвышенный фон 963 Гц — Пауза 6 сек]</w:t>
         <w:br/>
         <w:br/>
-        <w:t>Устройся так, чтобы тело полностью отдалось опоре. Закрой глаза. [Пауза 4 сек]</w:t>
+        <w:t>Здравствуй. [Пауза 3 сек]</w:t>
         <w:br/>
-        <w:t xml:space="preserve">Сделай медленный вдох, наполняя легкие... и выдох, отпуская все разбитые иллюзии. </w:t>
+        <w:t>Устройся удобно, позволь телу полностью довериться опоре. Закрой глаза. [Пауза 4 сек]</w:t>
         <w:br/>
-        <w:t>С каждым выдохом обломки старых ожиданий осыпаются прахом, освобождая место для твоей фундаментальной силы. [Пауза 5 сек]</w:t>
+        <w:t xml:space="preserve">Сделай мягкий вдох... и протяжный выдох, отпуская все старые иллюзии. </w:t>
+        <w:br/>
+        <w:t>С каждым выдохом прошлое осыпается, открывая пространство для твоей истинной силы. [Пауза 5 сек]</w:t>
         <w:br/>
         <w:br/>
         <w:t>[Нитка А1: Каменный мост через реку кризиса]</w:t>
         <w:br/>
-        <w:t xml:space="preserve">Представь перед собой бурную, темную реку кризиса. Ее холодные воды бурлят, смывая старые берега. </w:t>
+        <w:t xml:space="preserve">Представь перед собой реку кризиса. Ее темные воды бурлят. </w:t>
         <w:br/>
-        <w:t xml:space="preserve">Но прямо перед тобой через эту реку перекинут широкий, древний каменный мост из белого шлифованного камня. Он несокрушим. </w:t>
+        <w:t xml:space="preserve">Но прямо перед тобой перекинут широкий, древний каменный мост из белого шлифованного камня. </w:t>
         <w:br/>
-        <w:t xml:space="preserve">Ты ступаешь на мост. Шаг за шагом ты переходишь бурный поток. Боль и предательство остаются на том берегу. </w:t>
+        <w:t xml:space="preserve">Ты спокойно ступаешь на мост. Шаг за шагом ты переходишь на другой берег. </w:t>
         <w:br/>
-        <w:t>И вот твои ноги касаются теплого песчаного берега твоей новой жизни. Здесь пахнет солнцем, согретой землей и свободой. [Пауза 6 сек]</w:t>
+        <w:t>И твои стопы касаются теплого песчаного берега твоей новой жизни, залитого солнцем. [Пауза 6 сек]</w:t>
         <w:br/>
         <w:br/>
-        <w:t>[Нитка Б1: Золотой титановый стержень]</w:t>
+        <w:t>[Нитка Б1: Золотая ось суверенитета]</w:t>
         <w:br/>
         <w:t xml:space="preserve">Почувствуй свой позвоночник. </w:t>
         <w:br/>
-        <w:t xml:space="preserve">Внутри него, от макушки до копчика, проходит сияющий золотой титановый стержень. Это твоя несгибаемая ось. </w:t>
+        <w:t xml:space="preserve">Вдоль него проходит сияющая золотая ось. </w:t>
         <w:br/>
-        <w:t xml:space="preserve">От ее основания вниз, сквозь землю, прорастают мощные корни, уходящие в самое вечное ядро планеты. </w:t>
-        <w:br/>
-        <w:t>Твоя осанка становится царственной, плечи расправляются сами собой. Ты стоишь на своей земле. [Пауза 6 сек]</w:t>
+        <w:t>Твоя осанка становится прямой и царственной. Ты стоишь на твердой земле, соединенная со своей внутренней силой. [Пауза 6 сек]</w:t>
         <w:br/>
         <w:br/>
         <w:t>[Нитка В: Ядро транса — Трон Суверенитета]</w:t>
         <w:br/>
-        <w:t xml:space="preserve">В самом центре твоего сознания стоит величественный Трон Суверенитета. Он принадлежит только тебе. </w:t>
+        <w:t xml:space="preserve">В центре твоего сознания стоит Трон Суверенитета. Он принадлежит только тебе. </w:t>
         <w:br/>
-        <w:t xml:space="preserve">Подойди и сядь на него. Верни себе корону авторства своей судьбы. </w:t>
+        <w:t xml:space="preserve">Сядь на него и верни себе авторство своей судьбы. </w:t>
         <w:br/>
-        <w:t xml:space="preserve">Осознай фундаментальную истину: </w:t>
+        <w:t xml:space="preserve">Осознай спокойную истину: </w:t>
         <w:br/>
-        <w:t xml:space="preserve">«Предательство другого человека — это история о нем, а не обо мне. Это уровень его зрелости и его дефицитов. </w:t>
+        <w:t xml:space="preserve">«Поступок другого человека определяет его уровень и его выбор, но никак не умаляет мою ценность. </w:t>
         <w:br/>
-        <w:t xml:space="preserve">Чужой поступок не умаляет мою ценность ни на миллиграмм. </w:t>
+        <w:t xml:space="preserve">Я — не товар на витрине. Я — бриллиант чистой воды. </w:t>
         <w:br/>
-        <w:t xml:space="preserve">Я — не товар на витрине, чтобы меня оценивали. Я — бриллиант чистой воды. </w:t>
-        <w:br/>
-        <w:t>Я выбираю себя. Мое достоинство нерушимо». [Пауза 8 сек]</w:t>
+        <w:t>Мое достоинство нерушимо. Я выбираю себя». [Пауза 8 сек]</w:t>
         <w:br/>
         <w:br/>
-        <w:t>[Закрытие Б2: Янтарный свет и золотой шрам]</w:t>
+        <w:t>[Закрытие Б2: Янтарный свет и шрам мудрости]</w:t>
         <w:br/>
-        <w:t xml:space="preserve">В твоей груди разгорается янтарный свет. </w:t>
+        <w:t xml:space="preserve">В твоей груди разливается мягкий янтарный свет. </w:t>
         <w:br/>
-        <w:t xml:space="preserve">Он прикасается к душевной ране, обволакивает ее жидким золотом и стягивает края. </w:t>
+        <w:t xml:space="preserve">Он бережно обволакивает душевную рану, стягивая края золотой нитью. </w:t>
         <w:br/>
-        <w:t>Рана превращается в благородный золотой шрам мудрости, который напоминает о твоей несокрушимой силе. [Пауза 6 сек]</w:t>
+        <w:t>Она превращается в благородный золотой шрам мудрости, напоминающий о твоей силе. [Пауза 6 сек]</w:t>
         <w:br/>
         <w:br/>
         <w:t>[Закрытие А2: Открытый горизонт]</w:t>
         <w:br/>
-        <w:t xml:space="preserve">Перед тобой открывается широкий, ясный горизонт. </w:t>
+        <w:t xml:space="preserve">Перед тобой открывается ясный, широкий горизонт новой жизни. </w:t>
         <w:br/>
-        <w:t>Сделай уверенный, твердый шаг вперед — шаг хозяйки своей жизни. [Пауза 5 сек]</w:t>
+        <w:t>Ты делаешь уверенный шаг вперед. [Пауза 5 сек]</w:t>
         <w:br/>
         <w:br/>
         <w:t>[Выход]</w:t>
         <w:br/>
-        <w:t>Глубокий вдох... мощный выдох. Открывай глаза в своей новой реальности. [Музыкальное завершение — Пауза 6 сек]</w:t>
+        <w:t xml:space="preserve">Глубокий вдох... свободный выдох. </w:t>
+        <w:br/>
+        <w:t>Открывай глаза хозяйкой своей судьбы. [Музыкальное завершение — Пауза 6 сек]</w:t>
       </w:r>
     </w:p>
     <w:p>
@@ -331,15 +332,15 @@
           <w:rFonts w:ascii="Calibri" w:hAnsi="Calibri"/>
           <w:sz w:val="19"/>
         </w:rPr>
-        <w:t>• Главная мишень: Купирование острой душевной боли, отвержения и страха будущего.</w:t>
+        <w:t>• Главная мишень: Бережное исцеление острой душевной боли, одиночества и страха будущего.</w:t>
         <w:br/>
-        <w:t>• Соматический фокус: Ладонь на сердце, ладонь на животе, дыхание в живот, золотой уголек в солнечном сплетении, расслабление спазма.</w:t>
+        <w:t>• Соматический фокус: Ладонь на сердце, ладонь на животе, тепло камина, золотой уголек в солнечном сплетении, свободный выдох.</w:t>
         <w:br/>
-        <w:t>• Терапевтический результат: Осознание: боль — знак живого сердца, но она временна. Золотая нить бережно стягивает рану.</w:t>
+        <w:t>• Терапевтический результат: Осознание: боль — свидетельство живого сердца, но она временна. Золотая нить бережно стягивает рану.</w:t>
         <w:br/>
-        <w:t>• Параметры начитки: Хронометраж 9–10 мин (~850 слов) | Музыка FlowMusic 432 Hz, Ре минор</w:t>
+        <w:t>• Параметры начитки: Хронометраж 8–10 мин (~800 слов) | Музыка FlowMusic 432 Hz, Ре минор</w:t>
         <w:br/>
-        <w:t>• Архитектура Косички: А1 (Кедровая хижина высоко над облаками, камин и шерстяной плед) ➔ Б1 (Вековая гранитная скала под ногами) ➔ В (Ядро: Боль временна, иллюзия разрушилась, но жизнь продолжается, золотая нить исцеления) ➔ Б2 (Золотой уголек в солнечном сплетении) ➔ А2 (Рассветное солнце над горными пиками)</w:t>
+        <w:t>• Архитектура Косички: А1 (Кедровая хижина над облаками, камин и шерстяной плед) ➔ Б1 (Гранитная скала под ногами) ➔ В (Ядро: Боль временна, жизнь продолжается, золотая нить исцеления) ➔ Б2 (Золотой уголек в солнечном сплетении) ➔ А2 (Восход солнца над горными вершинами)</w:t>
       </w:r>
     </w:p>
     <w:p>
@@ -351,66 +352,62 @@
           <w:rFonts w:ascii="Calibri" w:hAnsi="Calibri"/>
           <w:sz w:val="21"/>
         </w:rPr>
-        <w:t>[Музыкальное вступление: мягкий гул 432 Гц — Пауза 4 сек]</w:t>
+        <w:t>[Музыкальное вступление: мягкий, убаюкивающий фон 432 Гц — Пауза 4 сек]</w:t>
         <w:br/>
         <w:br/>
-        <w:t>Прими удобное положение. [Пауза 3 сек]</w:t>
+        <w:t>Здравствуй. [Пауза 3 сек]</w:t>
         <w:br/>
         <w:t xml:space="preserve">Положи одну ладонь на область сердца, а вторую — на низ живота. </w:t>
         <w:br/>
         <w:t xml:space="preserve">Почувствуй тепло своих рук. </w:t>
         <w:br/>
-        <w:t>Прямо сейчас мы признаем боль, которая есть внутри. Мы не бежим от нее. Ты в безопасности. [Пауза 5 сек]</w:t>
+        <w:t>Прямо сейчас мы бережно признаем ту боль, что есть внутри. Мы не бежим от нее. Ты в безопасности. [Пауза 5 сек]</w:t>
         <w:br/>
         <w:br/>
         <w:t>[Нитка А1: Кедровая хижина над облаками]</w:t>
         <w:br/>
-        <w:t xml:space="preserve">Представь, что ты находишься в крепкой деревянной кедровой хижине высоко в горах, над облаками. </w:t>
+        <w:t xml:space="preserve">Представь уютную кедровую хижину высоко в горах, над облаками. </w:t>
         <w:br/>
-        <w:t xml:space="preserve">Пахнет смолой и сухим деревом. В камине потрескивают дрова. </w:t>
+        <w:t xml:space="preserve">В камине тихо потрескивают дрова. Ты сидишь в мягком кресле, укутанная в теплый плед. </w:t>
         <w:br/>
-        <w:t xml:space="preserve">Ты сидишь в мягком кресле, укутавшись в шерстяной плед. </w:t>
-        <w:br/>
-        <w:t>Внизу бушует гроза, но здесь, над облаками — хрустальная чистота и покой. [Пауза 6 сек]</w:t>
+        <w:t>Внизу осталась гроза, а здесь — тишина и покой. [Пауза 6 сек]</w:t>
         <w:br/>
         <w:br/>
         <w:t>[Нитка Б1: Скала под ногами]</w:t>
         <w:br/>
-        <w:t xml:space="preserve">Хижина стоит на вековой гранитной скале. </w:t>
+        <w:t xml:space="preserve">Хижина стоит на монолитной гранитной скале. </w:t>
         <w:br/>
-        <w:t xml:space="preserve">Почувствуй, как монолитная устойчивость этой скалы передается твоему телу. </w:t>
-        <w:br/>
-        <w:t>Оно становится тяжелым, заземленным. Скала впитывает всю твою дрожь и напряжение. [Пауза 5 сек]</w:t>
+        <w:t>Она надежно держит тебя, впитывая всю усталость и напряжение. [Пауза 5 сек]</w:t>
         <w:br/>
         <w:br/>
-        <w:t>[Нитка В: Ядро транса — Золотая нить исцеления]</w:t>
+        <w:t>[Нитка В: Ядро транса — Золотая нить]</w:t>
         <w:br/>
-        <w:t xml:space="preserve">Боль, которую ты чувствуешь — свидетельство того, что у тебя большое, живое сердце. </w:t>
+        <w:t xml:space="preserve">Боль, которую ты чувствуешь — знак того, что у тебя живое, любящее сердце. </w:t>
         <w:br/>
-        <w:t xml:space="preserve">Но эта боль временна. Твое будущее не разрушено — разрушилась лишь иллюзия о нем. Сама твоя жизнь продолжается. </w:t>
+        <w:t xml:space="preserve">Но эта боль временна. Твое будущее цело. Жизнь продолжается. </w:t>
         <w:br/>
-        <w:t>Представь, как тонкая золотая нить мягко и бережно стягивает края раны. Стежок за стежком. [Пауза 6 сек]</w:t>
+        <w:t>Представь, как золотая нить мягко и бережно стягивает края раны, исцеляя ее. [Пауза 6 сек]</w:t>
         <w:br/>
         <w:br/>
         <w:t>[Закрытие Б2: Золотой уголек]</w:t>
         <w:br/>
         <w:t xml:space="preserve">В солнечном сплетении разгорается теплый золотой уголек. </w:t>
         <w:br/>
-        <w:t>Его тепло растворяет внутренний спазм, расслабляет живот и грудь. Дышится легко и свободно. [Пауза 5 сек]</w:t>
+        <w:t>Его тепло разливается по животу и груди, снимая спазм. Дышится легко. [Пауза 5 сек]</w:t>
         <w:br/>
         <w:br/>
         <w:t>[Закрытие А2: Восход солнца]</w:t>
         <w:br/>
-        <w:t xml:space="preserve">За окном хижины над вершинами гор встает яркое рассветное солнце. Воздух прозрачен и свеж. </w:t>
+        <w:t xml:space="preserve">За окном над вершинами встает теплое рассветное солнце. </w:t>
         <w:br/>
-        <w:t>Ты справилась. [Пауза 5 сек]</w:t>
+        <w:t>Воздух свеж и чист. Ты справилась. [Пауза 5 сек]</w:t>
         <w:br/>
         <w:br/>
         <w:t>[Выход]</w:t>
         <w:br/>
-        <w:t xml:space="preserve">Глубокий вдох... спокойный выдох. </w:t>
+        <w:t xml:space="preserve">Сделай вдох... мягкий выдох. </w:t>
         <w:br/>
-        <w:t>Открывай глаза. Ты дома. Ты в безопасности. [Музыкальное завершение — Пауза 5 сек]</w:t>
+        <w:t>Открывай глаза. Ты дома. [Музыкальное завершение — Пауза 5 сек]</w:t>
       </w:r>
     </w:p>
     <w:sectPr>

--- a/baza/медитации_и_аудио/МЕДИТАЦИИ_СЦЕНАРИЙ_4_ТОЧКА_ОПОРЫ_МАГИГ.docx
+++ b/baza/медитации_и_аудио/МЕДИТАЦИИ_СЦЕНАРИЙ_4_ТОЧКА_ОПОРЫ_МАГИГ.docx
@@ -28,9 +28,9 @@
           <w:color w:val="555555"/>
           <w:sz w:val="22"/>
         </w:rPr>
-        <w:t>Монументальный свод 4-х полных трансовых сессий по методу Анатолия Фёдорова (МАГиГ)</w:t>
-        <w:br/>
-        <w:t>Уникальный атлас метафор: Каменный грот у родника, Высокогорное убежище, Каменный мост и Кедровая хижина</w:t>
+        <w:t>Монументальный свод 4-х глубоких трансовых сессий по методу Анатолия Фёдорова (МАГиГ)</w:t>
+        <w:br/>
+        <w:t>Уникальный атлас метафор: Каменный грот у родника, Высокогорное гранитное убежище, Каменный мост суверенитета и Кедровая хижина</w:t>
         <w:br/>
         <w:t>Спикер: Федоров Анатолий Игоревич (Семейный психолог, гипнолог, проректор МАГиГ)</w:t>
       </w:r>
@@ -69,15 +69,15 @@
           <w:rFonts w:ascii="Calibri" w:hAnsi="Calibri"/>
           <w:sz w:val="19"/>
         </w:rPr>
-        <w:t>• Главная мишень: Экстренная соматическая помощь при шоке после теста, признание боли, возвращение базовой безопасности.</w:t>
-        <w:br/>
-        <w:t>• Соматический фокус: Обе ладони на груди и животе, древний каменный грот у родника, тепло очага, ровный глубокий выдох.</w:t>
+        <w:t>• Главная мишень: Экстренная соматическая помощь при шоке после теста, признание боли, возвращение базовой безопасности, снятие ступора.</w:t>
+        <w:br/>
+        <w:t>• Соматический фокус: Обе ладони на груди и животе, ступенчатое снятие дрожи, древний каменный грот у родника, тепло очага, ровный глубокий выдох.</w:t>
         <w:br/>
         <w:t>• Терапевтический результат: Снятие ступора и дрожи: «Я в безопасности прямо сейчас. Моя жизнь и ценность нерушимы. Я справлюсь».</w:t>
         <w:br/>
-        <w:t>• Параметры начитки: Хронометраж 8–10 мин (~750 слов) | Музыка FlowMusic 432 Hz, Ре минор | Оберегающий голос</w:t>
-        <w:br/>
-        <w:t>• Архитектура Косички: А1 (Каменный монолитный грот у родника) ➔ Б1 (Ладони на теле, тепло очага) ➔ В (Ядро: Внутренний нерушимый свет, право на паузу) ➔ Б2 (Тепло в животе и груди) ➔ А2 (Журчание родника, тишина грота)</w:t>
+        <w:t>• Параметры начитки: Хронометраж 14–16 мин (~1100 слов) | Музыка FlowMusic 432 Hz, Ре минор | Мягкий оберегающий голос</w:t>
+        <w:br/>
+        <w:t>• Архитектура Косички: А1 (Каменный монолитный грот в скале у родника) ➔ Б1 (Ладони на теле, согревание солнечного сплетения, тепло очага) ➔ В (Ядро: Внутренний нерушимый свет, право на паузу, капитан держит тело) ➔ Б2 (Тепло в животе и груди) ➔ А2 (Журчание родника, тишина грота)</w:t>
       </w:r>
     </w:p>
     <w:p>
@@ -89,92 +89,145 @@
           <w:rFonts w:ascii="Calibri" w:hAnsi="Calibri"/>
           <w:sz w:val="21"/>
         </w:rPr>
-        <w:t>[Музыкальное вступление: мягкий, оберегающий, глубокий фон 432 Гц — Пауза 6 сек]</w:t>
-        <w:br/>
-        <w:br/>
-        <w:t>Здравствуй. [Пауза 3 сек]</w:t>
-        <w:br/>
-        <w:t>Позволь себе сесть или лечь так, чтобы тело почувствовало самую надежную опору. [Пауза 4 сек]</w:t>
-        <w:br/>
-        <w:t xml:space="preserve">Ты только что прошла тест в один из самых непростых моментов своей жизни. </w:t>
-        <w:br/>
-        <w:t>И прямо сейчас я хочу сказать тебе: ты в безопасности. Ты выживешь. И ты справишься. [Пауза 4 сек]</w:t>
-        <w:br/>
-        <w:t xml:space="preserve">Всё, что ты чувствуешь сейчас — боль, растерянность, шок — это нормальная реакция живого человека на кризис. </w:t>
-        <w:br/>
-        <w:t>И тебе не нужно прямо сейчас ничего решать. [Пауза 5 сек]</w:t>
-        <w:br/>
-        <w:br/>
-        <w:t xml:space="preserve">Положи одну ладонь на центр груди, а вторую на живот. </w:t>
-        <w:br/>
-        <w:t xml:space="preserve">Почувствуй тепло своих рук. </w:t>
-        <w:br/>
-        <w:t>Сделай мягкий вдох носом... и долгий, протяжный, согревающий выдох. [Пауза 4 сек]</w:t>
-        <w:br/>
-        <w:t>И еще один вдох... и выдох, отпускающий внутреннюю дрожь. [Пауза 5 сек]</w:t>
-        <w:br/>
-        <w:br/>
-        <w:t xml:space="preserve">Расслабь лоб... виски. </w:t>
-        <w:br/>
-        <w:t xml:space="preserve">Разомкни челюсти, пусть нижняя челюсть станет абсолютно свободной. </w:t>
-        <w:br/>
-        <w:t xml:space="preserve">Плечи опускаются, отдавая опоре всю непосильную тяжесть последних дней. </w:t>
-        <w:br/>
-        <w:t>Земля держит тебя. Ты не упадешь. [Пауза 6 сек]</w:t>
+        <w:t>[Музыкальное вступление: мягкий, оберегающий, глубокий фон 432 Гц — Пауза 8 сек]</w:t>
+        <w:br/>
+        <w:br/>
+        <w:t>Здравствуй. [Пауза 4 сек]</w:t>
+        <w:br/>
+        <w:t>Позволь себе сесть или лечь так, чтобы твое тело почувствовало самую надежную, крепкую и устойчивую опору. [Пауза 4 сек]</w:t>
+        <w:br/>
+        <w:t>И прежде чем мы начнем... просто вспомни: это время принадлежит только тебе. [Пауза 4 сек]</w:t>
+        <w:br/>
+        <w:t xml:space="preserve">Ты только что прошла тест в один из самых непростых, болезненных моментов своей жизни. </w:t>
+        <w:br/>
+        <w:t>Когда земля уходит из-под ног, когда рушатся привычные ориентиры, когда внутри поднимается острая боль, шок или растерянность. [Пауза 5 сек]</w:t>
+        <w:br/>
+        <w:t xml:space="preserve">И прямо сейчас я хочу сказать тебе самое главное: </w:t>
+        <w:br/>
+        <w:t>Ты жива. Ты в безопасности. И ты обязательно справишься. [Пауза 4 сек]</w:t>
+        <w:br/>
+        <w:t xml:space="preserve">Всё, что ты чувствуешь сейчас — эту дрожь, этот холод внутри, эту растерянность — это абсолютно нормальная реакция живого человека с большим сердцем на кризис. </w:t>
+        <w:br/>
+        <w:t xml:space="preserve">Это не значит, что ты разрушена. Это значит, что твоя психика переживает сильный удар, и прямо сейчас ей нужна бережная, теплая забота. </w:t>
+        <w:br/>
+        <w:t xml:space="preserve">Тебе не нужно прямо сейчас ничего решать. Не нужно никуда бежать. Не нужно искать ответы на сложные вопросы. </w:t>
+        <w:br/>
+        <w:t>Прямо здесь ты можешь дать себе право на полную остановку. Сделать паузу и просто вернуть себе свое дыхание. [Пауза 6 сек]</w:t>
+        <w:br/>
+        <w:br/>
+        <w:t xml:space="preserve">Положи одну ладонь на центр своей груди, а вторую ладонь — на низ живота. </w:t>
+        <w:br/>
+        <w:t>Почувствуй физическое тепло своих собственных рук. [Пауза 4 сек]</w:t>
+        <w:br/>
+        <w:t xml:space="preserve">Это тепло — твой первый ориентир. Ты у себя есть. Твое тело здесь. </w:t>
+        <w:br/>
+        <w:br/>
+        <w:t>Сделай один мягкий, медленный вдох носом... [Пауза 3 сек]</w:t>
+        <w:br/>
+        <w:t>И долгий, протяжный, согревающий выдох через чуть приоткрытые губы. [Пауза 5 сек]</w:t>
+        <w:br/>
+        <w:t xml:space="preserve">И еще один плавный вдох... и длинный выдох, отпуская внутреннюю дрожь. </w:t>
+        <w:br/>
+        <w:t xml:space="preserve">Почувствуй, как опора под твоей спиной, под бедрами и стопами надежно держит тебя. </w:t>
+        <w:br/>
+        <w:t>Земля держит тебя. Ты не упадешь. Тебе больше не нужно тратить силы на удержание равновесия. Отдай свой вес этой опоре. [Пауза 6 сек]</w:t>
+        <w:br/>
+        <w:br/>
+        <w:t xml:space="preserve">С каждым выдохом расслабление мягко опускается по телу. </w:t>
+        <w:br/>
+        <w:t xml:space="preserve">Разглаживается лоб. Уходит ледяная скованность вокруг глаз. </w:t>
+        <w:br/>
+        <w:t xml:space="preserve">Виски становятся мягкими и прохладными. </w:t>
+        <w:br/>
+        <w:t xml:space="preserve">Разомкни зубы. Позволь нижней челюсти тяжело и свободно отвиснуть. </w:t>
+        <w:br/>
+        <w:t xml:space="preserve">Сними напряжение с горла. </w:t>
+        <w:br/>
+        <w:t>Плечи мягко опускаются на сантиметр ниже, сбрасывая непосильную тяжесть последних дней. [Пауза 6 сек]</w:t>
+        <w:br/>
+        <w:t xml:space="preserve">Тепло от ладони на груди начинает согревать область сердца. </w:t>
+        <w:br/>
+        <w:t xml:space="preserve">Тепло от ладони на животе снимает спазм с внутренних органов. </w:t>
+        <w:br/>
+        <w:t>Пульс постепенно замедляется. Дыхание находит свой глубокий, спокойный, ровный ритм. [Пауза 8 сек]</w:t>
         <w:br/>
         <w:br/>
         <w:t>[Нитка А1: Каменное убежище у родника]</w:t>
         <w:br/>
-        <w:t xml:space="preserve">Представь, что ты находишься внутри древнего каменного грота в скале. </w:t>
-        <w:br/>
-        <w:t xml:space="preserve">Здесь горит тихий очаг, а рядом бьет чистый хрустальный родник. </w:t>
-        <w:br/>
-        <w:t xml:space="preserve">Снаружи может быть буря, но стены этого грота монолитны и нерушимы. </w:t>
-        <w:br/>
-        <w:t>Здесь тепло, сухо и абсолютно безопасно. Никто не может войти сюда без твоего разрешения. [Пауза 7 сек]</w:t>
-        <w:br/>
-        <w:br/>
-        <w:t>[Нитка Б1: Соматическая безопасность]</w:t>
-        <w:br/>
-        <w:t xml:space="preserve">Почувствуй, как тепло очага согревает твои ноги, ладони, лицо. </w:t>
-        <w:br/>
-        <w:t xml:space="preserve">Твое тело постепенно выходит из оцепенения. </w:t>
-        <w:br/>
-        <w:t>Пульс выравнивается. Дыхание становится спокойным и глубоким. [Пауза 6 сек]</w:t>
-        <w:br/>
-        <w:br/>
-        <w:t>[Нитка В: Ядро транса — Моя нерушимая ценность]</w:t>
-        <w:br/>
-        <w:t xml:space="preserve">И в этой тишине вспомни: </w:t>
-        <w:br/>
-        <w:t xml:space="preserve">Что бы ни произошло снаружи, кто бы как ни поступил — твой внутренний свет и твоя истинная ценность не пострадали. </w:t>
-        <w:br/>
-        <w:t xml:space="preserve">Они внутри тебя. Они нерушимы. </w:t>
-        <w:br/>
-        <w:t>Прямо сейчас твоя единственная задача — просто дышать, сохранять тело и знать, что ты у себя есть. [Пауза 7 сек]</w:t>
-        <w:br/>
-        <w:br/>
-        <w:t>[Закрытие Б2: Тепло в груди]</w:t>
-        <w:br/>
-        <w:t xml:space="preserve">Тепло от ладоней мягко проникает в грудь, успокаивая сердце. </w:t>
-        <w:br/>
-        <w:t>Дышится ровно и спокойно. Силы возвращаются. [Пауза 6 сек]</w:t>
-        <w:br/>
-        <w:br/>
-        <w:t>[Закрытие А2: Родник и очаг]</w:t>
-        <w:br/>
-        <w:t xml:space="preserve">В гроте мерно журчит вода родника, унося всю муть и боль. </w:t>
-        <w:br/>
-        <w:t>Огонь очага греет ладони. Ты в убежище. Ты под защитой. [Пауза 5 сек]</w:t>
+        <w:t xml:space="preserve">И сквозь этот мягкий покой представь... что ты находишься внутри древнего каменного грота в монолитной скале. </w:t>
+        <w:br/>
+        <w:t xml:space="preserve">Стены этого грота сложены из цельного, векового камня. Они выдержали тысячи бурь и ветров. </w:t>
+        <w:br/>
+        <w:t xml:space="preserve">Здесь, внутри — сухо, тепло и абсолютно тихо. </w:t>
+        <w:br/>
+        <w:t xml:space="preserve">В центре грота мерно горит уютный очаг, разливая рубиновый свет. </w:t>
+        <w:br/>
+        <w:t xml:space="preserve">А рядом, из скалы, бьет чистый, прозрачный родник с кристальной водой. </w:t>
+        <w:br/>
+        <w:t>Снаружи может бушевать шторм, но сюда не долетает ни капли дождя. Никто не может войти сюда без твоего согласия. Это твое личное пространство абсолютной неприкосновенности. [Пауза 8 сек]</w:t>
+        <w:br/>
+        <w:br/>
+        <w:t>[Нитка Б1: Соматическая безопасность и тепло очага]</w:t>
+        <w:br/>
+        <w:t xml:space="preserve">Почувствуй тепло, идущее от очага. </w:t>
+        <w:br/>
+        <w:t xml:space="preserve">Оно ласково согревает твои стопы, колени, ладони, лицо. </w:t>
+        <w:br/>
+        <w:t xml:space="preserve">Твое тело постепенно, бережно оттаивает, выходя из оцепенения и шока. </w:t>
+        <w:br/>
+        <w:t xml:space="preserve">Кровь циркулирует свободно и ровно. </w:t>
+        <w:br/>
+        <w:t xml:space="preserve">Каждая клетка наполняется чувством безопасности. </w:t>
+        <w:br/>
+        <w:t>Журчание родника мягко убаюкивает ум, смывая шум чужих слов, чужих поступков и чужих предательств. [Пауза 8 сек]</w:t>
+        <w:br/>
+        <w:br/>
+        <w:t>[Нитка В: Ядро транса — Моя нерушимая ценность и право на жизнь]</w:t>
+        <w:br/>
+        <w:t xml:space="preserve">И в этой звенящей тишине грота осознай самое главное: </w:t>
+        <w:br/>
+        <w:t xml:space="preserve">Что бы ни произошло снаружи... кто бы как ни поступил... какие бы иллюзии ни разрушились... </w:t>
+        <w:br/>
+        <w:t xml:space="preserve">Твой внутренний свет, твоя душа и твоя истинная ценность — остались абсолютно невредимы. </w:t>
+        <w:br/>
+        <w:t xml:space="preserve">Они внутри тебя. Их невозможно отобрать, обесценить или разрушить чужим выбором. </w:t>
+        <w:br/>
+        <w:t xml:space="preserve">Ты — хозяйка своей жизни. </w:t>
+        <w:br/>
+        <w:t>Прямо сейчас твоя единственная и главная задача — просто дышать. Спать. Пить чистую воду. Беречь свое тело и знать: ты пройдешь этот шторм, и за ним откроется новая, чистая, ясная жизнь. [Пауза 9 сек]</w:t>
+        <w:br/>
+        <w:br/>
+        <w:t>[Закрытие Б2: Тепло в груди и животе]</w:t>
+        <w:br/>
+        <w:t xml:space="preserve">Тепло от твоих ладоней проникает в самую глубину тела. </w:t>
+        <w:br/>
+        <w:t xml:space="preserve">Оно успокаивает сердце, согревает каждую клеточку. </w:t>
+        <w:br/>
+        <w:t>Дышится ровно, глубоко и свободно. Внутри рождается тихая, несокрушимая сила. [Пауза 7 сек]</w:t>
+        <w:br/>
+        <w:br/>
+        <w:t>[Закрытие А2: Родник и покой грота]</w:t>
+        <w:br/>
+        <w:t xml:space="preserve">Чистый родник продолжает свой вечный бег, унося всю боль и муть прошлого. </w:t>
+        <w:br/>
+        <w:t xml:space="preserve">Огонь очага надежно согревает твой дом. </w:t>
+        <w:br/>
+        <w:t>Ты в безопасности. Ты защищена. [Пауза 6 сек]</w:t>
         <w:br/>
         <w:br/>
         <w:t>[Выход]</w:t>
         <w:br/>
-        <w:t xml:space="preserve">Сделай глубокий вдох... мягкий выдох. </w:t>
-        <w:br/>
-        <w:t xml:space="preserve">Пошевели пальцами. Открывай глаза, чувствуя твердую почву под ногами. </w:t>
-        <w:br/>
-        <w:t>Ты не одна. Ты справишься. [Музыкальное завершение — Пауза 6 сек]</w:t>
+        <w:t>Сделай глубокий вдох, наполняя грудь силой и покоем... [Пауза 3 сек]</w:t>
+        <w:br/>
+        <w:t>И мягкий, свободный выдох. [Пауза 4 сек]</w:t>
+        <w:br/>
+        <w:t xml:space="preserve">Пошевели пальцами рук и ног. </w:t>
+        <w:br/>
+        <w:t xml:space="preserve">Потянись всем телом, чувствуя твердую почву под собой. </w:t>
+        <w:br/>
+        <w:t xml:space="preserve">И открывай глаза. </w:t>
+        <w:br/>
+        <w:t>Ты жива. Ты на своей земле. И ты справишься. [Музыкальное завершение — Пауза 8 сек]</w:t>
       </w:r>
     </w:p>
     <w:p>
@@ -199,19 +252,27 @@
       <w:r>
         <w:rPr>
           <w:rFonts w:ascii="Calibri" w:hAnsi="Calibri"/>
+          <w:b/>
+          <w:color w:val="C0392B"/>
+          <w:sz w:val="20"/>
+        </w:rPr>
+        <w:t>🧠 ТЕРАПЕВТИЧЕСКИЙ ПАСПОРТ И ПСИХОЛОГИЧЕСКИЕ МИШЕНИ</w:t>
+        <w:br/>
+      </w:r>
+      <w:r>
+        <w:rPr>
+          <w:rFonts w:ascii="Calibri" w:hAnsi="Calibri"/>
           <w:sz w:val="19"/>
         </w:rPr>
-        <w:t>🧠 ТЕРАПЕВТИЧЕСКИЙ ПАСПОРТ И ПСИХОЛОГИЧЕСКИЕ МИШЕНИ</w:t>
-        <w:br/>
-        <w:t>• Главная мишень: Бережное купирование острой паники, шока и растерянности при внезапном кризисе или измене.</w:t>
-        <w:br/>
-        <w:t>• Соматический фокус: Обе ладони на центре груди, дыхание 3-2-6, монолитная гранитная опора, мягкая свободная челюсть, замедление пульса.</w:t>
-        <w:br/>
-        <w:t>• Терапевтический результат: Активация бережного протокола сохранения себя: мораторий 14 дней на любые решения. Возврат тела в безопасность.</w:t>
-        <w:br/>
-        <w:t>• Параметры начитки: Хронометраж 11–12 мин (~950 слов) | Музыка FlowMusic 432 Hz, Ре минор | Дыхание 3-2-6</w:t>
-        <w:br/>
-        <w:t>• Архитектура Косички: А1 (Высокогорное гранитное убежище над грозой) ➔ Б1 (Ладони на груди, расслабление челюсти, каменная опора) ➔ В (Ядро: Бережный протокол выживания, мораторий 14 дней на решения, капитан держит штурвал) ➔ Б2 (Мягкое тепло в животе и ладонях) ➔ А2 (Керосиновая лампа, чай, тишина и безопасность)</w:t>
+        <w:t>• Главная мишень: Экстренная остановка острой паники, шока, истерики при предательстве, ультиматуме или разрыве.</w:t>
+        <w:br/>
+        <w:t>• Соматический фокус: Обе ладони на груди, дыхание 3-2-6, чугунные якоря от стоп в породу скалы, размыкание челюсти, снятие свинцовой тяжести.</w:t>
+        <w:br/>
+        <w:t>• Терапевтический результат: Активация экстренного протокола выживания: мораторий 14 дней на любые решения. Возврат тела под свой контроль.</w:t>
+        <w:br/>
+        <w:t>• Параметры начитки: Хронометраж 15–18 мин (~1250 слов) | Музыка FlowMusic 432 Hz, Ре минор | Дыхание 3-2-6 | Низкий обволакивающий голос</w:t>
+        <w:br/>
+        <w:t>• Архитектура Косички: А1 (Высокогорное гранитное убежище на вершине горы над грозой) ➔ Б1 (Ладони на груди, чугунные якоря в скалу, размыкание челюсти) ➔ В (Ядро: Экстренный протокол выживания, мораторий 14 дней на решения, капитан держит штурвал) ➔ Б2 (Тепло в животе и пальцах) ➔ А2 (Керосиновая лампа, чай и гроза далеко внизу)</w:t>
       </w:r>
     </w:p>
     <w:p>
@@ -223,89 +284,139 @@
           <w:rFonts w:ascii="Calibri" w:hAnsi="Calibri"/>
           <w:sz w:val="21"/>
         </w:rPr>
-        <w:t>[Музыкальное вступление: обволакивающий, теплый, низкий фон 432 Гц — Пауза 5 сек]</w:t>
-        <w:br/>
-        <w:br/>
-        <w:t>Здравствуй. [Пауза 3 сек]</w:t>
-        <w:br/>
-        <w:t>Сядь или ляг так, чтобы твоя спина нашла надежную и устойчивую опору. [Пауза 4 сек]</w:t>
-        <w:br/>
-        <w:t>Прямо сейчас положи обе ладони на центр груди. Одну поверх другой. [Пауза 3 сек]</w:t>
-        <w:br/>
-        <w:t xml:space="preserve">Почувствуй под ладонями тепло своих рук и биение сердца. </w:t>
-        <w:br/>
-        <w:t>Оно может биться быстро — это естественная реакция на стресс. Но сейчас мы бережно возвращаем спокойствие. [Пауза 4 сек]</w:t>
-        <w:br/>
-        <w:br/>
-        <w:t xml:space="preserve">Сделай плавный вдох носом: раз... два... три. </w:t>
+        <w:t>[Музыкальное вступление: обволакивающий, низкий, защищающий гул 432 Гц — Пауза 8 сек]</w:t>
+        <w:br/>
+        <w:br/>
+        <w:t>Сядь или ляг так, чтобы твоя спина и все твое тело имели надежную, устойчивую опору. [Пауза 4 сек]</w:t>
+        <w:br/>
+        <w:t>Прямо сейчас положи обе ладони на центр груди. Одну поверх другой. [Пауза 4 сек]</w:t>
+        <w:br/>
+        <w:t xml:space="preserve">Почувствуй под своими ладонями биение своего сердца. </w:t>
+        <w:br/>
+        <w:t xml:space="preserve">Оно может колотиться быстро, может сжиматься — это естественная физиологическая реакция организма на острый стресс. </w:t>
+        <w:br/>
+        <w:t>Но прямо сейчас мы бережно берем управление телом на себя. [Пауза 5 сек]</w:t>
+        <w:br/>
+        <w:br/>
+        <w:t xml:space="preserve">Мы настроим спасительный ритм дыхания: три-два-шесть. </w:t>
+        <w:br/>
+        <w:t xml:space="preserve">Сделай плавный вдох носом на три счета: раз... два... три. </w:t>
         <w:br/>
         <w:t xml:space="preserve">Задержи дыхание: раз... два. </w:t>
         <w:br/>
-        <w:t>И длинный, мягкий выдох: раз... два... три... четыре... пять... шесть. [Пауза 5 сек]</w:t>
-        <w:br/>
-        <w:t xml:space="preserve">И еще раз. Вдох: раз, два, три. Пауза: раз, два. И долгий, отпускающий выдох... </w:t>
-        <w:br/>
-        <w:t>Пульс постепенно выравнивается. Дыхание становится глубже. [Пауза 5 сек]</w:t>
-        <w:br/>
-        <w:br/>
-        <w:t>[Нитка А1: Высокогорное гранитное убежище]</w:t>
-        <w:br/>
-        <w:t xml:space="preserve">Представь, что сейчас ты находишься внутри надежного гранитного убежища высоко на вершине горы. </w:t>
-        <w:br/>
-        <w:t xml:space="preserve">Где-то далеко внизу, под облаками, идет гроза. </w:t>
-        <w:br/>
-        <w:t xml:space="preserve">Но ты — здесь, выше облаков. Стены убежища сложены из монолитного камня. </w:t>
-        <w:br/>
-        <w:t>Они хранят абсолютную тишину, тепло и сухость. До тебя не долетает ни капли дождя. Ты в полной безопасности. [Пауза 6 сек]</w:t>
-        <w:br/>
-        <w:br/>
-        <w:t>[Нитка Б1: Соматическое заземление]</w:t>
-        <w:br/>
-        <w:t xml:space="preserve">Почувствуй надежный пол под ногами. </w:t>
-        <w:br/>
-        <w:t xml:space="preserve">Отпусти зубы, пусть нижняя челюсть станет абсолютно мягкой. </w:t>
-        <w:br/>
-        <w:t>Тяжесть и тревога мягко стекают вниз, уходя в прочный камень пола. Земля надежно держит тебя. [Пауза 6 сек]</w:t>
-        <w:br/>
-        <w:br/>
-        <w:t>[Нитка В: Ядро транса — Мораторий 14 дней]</w:t>
-        <w:br/>
-        <w:t xml:space="preserve">Слушай мой голос. Сейчас самое главное — позаботиться о себе. </w:t>
-        <w:br/>
-        <w:t xml:space="preserve">Когда вокруг буря, капитан не бегает по палубе и не принимает поспешных решений. Капитан просто держит штурвал. </w:t>
-        <w:br/>
-        <w:t xml:space="preserve">Прямо сейчас ты объявляешь мораторий на любые резкие шаги на четырнадцать дней. </w:t>
-        <w:br/>
-        <w:t xml:space="preserve">Никаких звонков, никаких выяснений. </w:t>
-        <w:br/>
-        <w:t xml:space="preserve">Твоя единственная задача сейчас — сохранять тело: дышать, спать, пить воду, беречь себя. </w:t>
-        <w:br/>
-        <w:t>Твоя опора нерушима. Ты справишься. [Пауза 7 сек]</w:t>
-        <w:br/>
-        <w:br/>
-        <w:t>[Закрытие Б2: Тепло в теле]</w:t>
-        <w:br/>
-        <w:t xml:space="preserve">В центре живота разгорается мягкое, согревающее тепло. </w:t>
-        <w:br/>
-        <w:t xml:space="preserve">Оно снимает напряжение, согревает пальцы рук и ног. </w:t>
-        <w:br/>
-        <w:t>Ты возвращаешься к себе. Тело расслабляется. [Пауза 5 сек]</w:t>
-        <w:br/>
-        <w:br/>
-        <w:t>[Закрытие А2: Лампа и покой]</w:t>
-        <w:br/>
-        <w:t xml:space="preserve">На столе горит керосиновая лампа, наполняя комнату мягким золотистым светом. </w:t>
-        <w:br/>
-        <w:t>Гроза внизу стихает. Ты в безопасности. [Пауза 5 сек]</w:t>
+        <w:t>И длинный, освобождающий выдох через чуть приоткрытые губы на шесть счетов: раз... два... три... четыре... пять... шесть. [Пауза 5 сек]</w:t>
+        <w:br/>
+        <w:t xml:space="preserve">И еще раз. Вдох: раз, два, три. </w:t>
+        <w:br/>
+        <w:t xml:space="preserve">Пауза: раз, два. </w:t>
+        <w:br/>
+        <w:t>И выдох: медленный, теплый, отпускающий внутреннее напряжение... четыре... пять... шесть. [Пауза 6 сек]</w:t>
+        <w:br/>
+        <w:t>Пульс постепенно выравнивается. Сердце начинает биться спокойнее. [Пауза 5 сек]</w:t>
+        <w:br/>
+        <w:br/>
+        <w:t xml:space="preserve">С каждым выдохом отпусти челюсть. </w:t>
+        <w:br/>
+        <w:t xml:space="preserve">Разомкни зубы, позволь нижней челюсти тяжело отвиснуть. </w:t>
+        <w:br/>
+        <w:t xml:space="preserve">Именно в челюсти и горле застревает немой крик шока и боли. Отпусти его через дыхание. </w:t>
+        <w:br/>
+        <w:t xml:space="preserve">Разгладь лоб. Расслабь виски. </w:t>
+        <w:br/>
+        <w:t xml:space="preserve">Плечи плавно опускаются чуть ниже. </w:t>
+        <w:br/>
+        <w:t xml:space="preserve">Шея освобождается от стального зажима. </w:t>
+        <w:br/>
+        <w:t>Дыхание течет глубоко в живот. [Пауза 7 сек]</w:t>
+        <w:br/>
+        <w:br/>
+        <w:t>[Нитка А1: Высокогорное гранитное убежище над грозой]</w:t>
+        <w:br/>
+        <w:t xml:space="preserve">И сквозь этот ритм представь... что ты находишься внутри древнего гранитного убежища высоко на неприступной вершине горы. </w:t>
+        <w:br/>
+        <w:t xml:space="preserve">Где-то далеко внизу, под плотным слоем облаков, бушует яростная гроза: сверкают молнии, хлещет ледяной ливень, бьют порывы ветра. Там — хаос и разрушение. </w:t>
+        <w:br/>
+        <w:t xml:space="preserve">Но ты — здесь, выше облаков. </w:t>
+        <w:br/>
+        <w:t xml:space="preserve">Стены этого убежища сложены из исполинских гранитных блоков метровой толщины. </w:t>
+        <w:br/>
+        <w:t xml:space="preserve">Этим камням тысячи лет. Они выдержали сотни ураганов. </w:t>
+        <w:br/>
+        <w:t xml:space="preserve">Внутри убежища — абсолютно сухо, тепло и тихо. До тебя не долетает ни единой капли дождя. </w:t>
+        <w:br/>
+        <w:t>Ты в полной, абсолютной недосягаемости для шторма. [Пауза 8 сек]</w:t>
+        <w:br/>
+        <w:br/>
+        <w:t>[Нитка Б1: Чугунные якоря в скалу]</w:t>
+        <w:br/>
+        <w:t xml:space="preserve">Почувствуй свои стопы. </w:t>
+        <w:br/>
+        <w:t xml:space="preserve">Представь, как от твоих стоп вниз, сквозь монолитный каменный пол убежища, уходят тяжелые чугунные якоря. </w:t>
+        <w:br/>
+        <w:t xml:space="preserve">Они намертво цепляются за саму древнюю породу горы. </w:t>
+        <w:br/>
+        <w:t xml:space="preserve">Тебя невозможно сдвинуть. Тебя невозможно опрокинуть или сломать. </w:t>
+        <w:br/>
+        <w:t xml:space="preserve">Весь ужас, вся скопившаяся свинцовая тяжесть и холод стекают от макушки... по позвоночнику... в ноги... и через якоря уходят глубоко в гранитную толщу горы. </w:t>
+        <w:br/>
+        <w:t>Земля впитает всё без следа. Она больше любого человеческого шторма. [Пауза 8 сек]</w:t>
+        <w:br/>
+        <w:br/>
+        <w:t>[Нитка В: Ядро транса — Экстренный протокол выживания и мораторий 14 дней]</w:t>
+        <w:br/>
+        <w:t xml:space="preserve">Слушай мой голос. Сейчас мы включаем экстренный протокол сохранения себя. </w:t>
+        <w:br/>
+        <w:t xml:space="preserve">Когда корабль попадает в девятибалльный шторм, мудрый капитан не бегает в панике по палубе, не выбрасывает груз за борт и не пытается прямо посреди волн строить новый маршрут. </w:t>
+        <w:br/>
+        <w:t xml:space="preserve">Капитан держит штурвал, батирует люки и сохраняет корабль, пока буря не утихнет. </w:t>
+        <w:br/>
+        <w:br/>
+        <w:t xml:space="preserve">Прямо сейчас ты объявляешь полный мораторий на любые судьбоносные решения. </w:t>
+        <w:br/>
+        <w:t xml:space="preserve">На четырнадцать дней. </w:t>
+        <w:br/>
+        <w:t xml:space="preserve">Никаких резких шагов. Никаких ночных звонков и выяснений отношений. Никаких окончательных выводов о себе и своем будущем. </w:t>
+        <w:br/>
+        <w:t xml:space="preserve">Твоя единственная задача прямо сейчас — сохранить тело. </w:t>
+        <w:br/>
+        <w:t xml:space="preserve">Дышать. Спать столько, сколько требует организм. Пить чистую теплую воду. Есть простую пищу. И беречь свое тепло. </w:t>
+        <w:br/>
+        <w:t xml:space="preserve">Пыль осядет. Шторм закончится. </w:t>
+        <w:br/>
+        <w:t>А твое гранитное убежище останется нерушимым. [Пауза 9 сек]</w:t>
+        <w:br/>
+        <w:br/>
+        <w:t>[Закрытие Б2: Тепло в животе и пальцах]</w:t>
+        <w:br/>
+        <w:t xml:space="preserve">В самом центре твоего живота разгорается источник мягкого, целебного тепла. </w:t>
+        <w:br/>
+        <w:t xml:space="preserve">Оно разливается по телу, снимая спазм с внутренних органов. </w:t>
+        <w:br/>
+        <w:t xml:space="preserve">Тепло согревает пальцы рук и ног. Оцепенение уходит. </w:t>
+        <w:br/>
+        <w:t>Ты полностью возвращаешь себе контроль над своим телом. Дыхание глубокое и ровное. [Пауза 7 сек]</w:t>
+        <w:br/>
+        <w:br/>
+        <w:t>[Закрытие А2: Керосиновая лампа и тишина убежища]</w:t>
+        <w:br/>
+        <w:t xml:space="preserve">На дубовом столе горит старая керосиновая лампа, наполняя комнату мягким янтарным светом. </w:t>
+        <w:br/>
+        <w:t xml:space="preserve">Пахнет горячим чаем. </w:t>
+        <w:br/>
+        <w:t xml:space="preserve">За толстыми стеклами гроза внизу постепенно стихает. </w:t>
+        <w:br/>
+        <w:t>Ты в безопасности. Ты выстояла. [Пауза 7 сек]</w:t>
         <w:br/>
         <w:br/>
         <w:t>[Выход]</w:t>
         <w:br/>
-        <w:t xml:space="preserve">Сделай глубокий вдох... спокойный выдох. </w:t>
+        <w:t>Сделай глубокий, наполняющий вдох... [Пауза 3 сек]</w:t>
+        <w:br/>
+        <w:t>И спокойный, освобождающий выдох. [Пауза 4 сек]</w:t>
         <w:br/>
         <w:t xml:space="preserve">Ты здесь. Ты жива. Ты на своей земле. </w:t>
         <w:br/>
-        <w:t>Открывай глаза. [Музыкальное завершение — Пауза 5 сек]</w:t>
+        <w:t>Открывай глаза. [Музыкальное завершение — Пауза 8 сек]</w:t>
       </w:r>
     </w:p>
     <w:p>
@@ -330,19 +441,27 @@
       <w:r>
         <w:rPr>
           <w:rFonts w:ascii="Calibri" w:hAnsi="Calibri"/>
+          <w:b/>
+          <w:color w:val="C0392B"/>
+          <w:sz w:val="20"/>
+        </w:rPr>
+        <w:t>🧠 ТЕРАПЕВТИЧЕСКИЙ ПАСПОРТ И ПСИХОЛОГИЧЕСКИЕ МИШЕНИ</w:t>
+        <w:br/>
+      </w:r>
+      <w:r>
+        <w:rPr>
+          <w:rFonts w:ascii="Calibri" w:hAnsi="Calibri"/>
           <w:sz w:val="19"/>
         </w:rPr>
-        <w:t>🧠 ТЕРАПЕВТИЧЕСКИЙ ПАСПОРТ И ПСИХОЛОГИЧЕСКИЕ МИШЕНИ</w:t>
-        <w:br/>
-        <w:t>• Главная мишень: Мягкое восстановление самооценки после предательства, сепарация, обретение безусловной ценности.</w:t>
-        <w:br/>
-        <w:t>• Соматический фокус: Золотая нерушимая ось вдоль позвоночника, свободное дыхание, янтарный свет в центре груди, царственная осанка.</w:t>
-        <w:br/>
-        <w:t>• Терапевтический результат: Возврат короны авторства своей судьбы. Осознание: «Я — бриллиант, моя ценность неизменна. Я выбираю себя».</w:t>
-        <w:br/>
-        <w:t>• Параметры начитки: Хронометраж 13–15 мин (~1150 слов) | Музыка FlowMusic 963 Hz, Соль мажор</w:t>
-        <w:br/>
-        <w:t>• Архитектура Косички: А1 (Каменный мост через реку кризиса на теплый берег) ➔ Б1 (Золотая нерушимая ось в позвоночнике) ➔ В (Ядро: Трон Суверенитета, возврат короны, формула «Я — бриллиант, я выбираю себя») ➔ Б2 (Янтарный свет исцеления раны золотым шрамом) ➔ А2 (Широкий открытый горизонт)</w:t>
+        <w:t>• Главная мишень: Мягкое восстановление самооценки после предательства, сепарация от обидчика, обретение безусловной автономной ценности.</w:t>
+        <w:br/>
+        <w:t>• Соматический фокус: Золотой титановый стержень вдоль позвоночника, свободное дыхание, янтарный свет в центре груди, царственная осанка.</w:t>
+        <w:br/>
+        <w:t>• Терапевтический результат: Возврат короны авторства своей судьбы. Осознание: «Я — бриллиант, моя ценность неизменна. Я выбираю себя». Золотой шрам мудрости.</w:t>
+        <w:br/>
+        <w:t>• Параметры начитки: Хронометраж 16–18 мин (~1350 слов) | Музыка FlowMusic 963 Hz, Соль мажор | Торжественный, возвышенный голос</w:t>
+        <w:br/>
+        <w:t>• Архитектура Косички: А1 (Широкий древний каменный мост через реку кризиса на залитый солнцем теплый берег) ➔ Б1 (Золотой титановый стержень в позвоночнике, укоренение в ядро земли) ➔ В (Ядро: Трон Суверенитета, возврат короны авторства, формула «Я — бриллиант, я выбираю себя») ➔ Б2 (Янтарный свет исцеления раны золотым шрамом мудрости) ➔ А2 (Широкий открытый горизонт новой жизни)</w:t>
       </w:r>
     </w:p>
     <w:p>
@@ -354,74 +473,130 @@
           <w:rFonts w:ascii="Calibri" w:hAnsi="Calibri"/>
           <w:sz w:val="21"/>
         </w:rPr>
-        <w:t>[Музыкальное вступление: чистый, светлый, возвышенный фон 963 Гц — Пауза 6 сек]</w:t>
-        <w:br/>
-        <w:br/>
-        <w:t>Здравствуй. [Пауза 3 сек]</w:t>
-        <w:br/>
-        <w:t>Устройся удобно, позволь телу полностью довериться опоре. Закрой глаза. [Пауза 4 сек]</w:t>
-        <w:br/>
-        <w:t xml:space="preserve">Сделай мягкий вдох... и протяжный выдох, отпуская все старые иллюзии. </w:t>
-        <w:br/>
-        <w:t>С каждым выдохом прошлое осыпается, открывая пространство для твоей истинной силы. [Пауза 5 сек]</w:t>
+        <w:t>[Музыкальное вступление: чистый, возвышенный, торжественный фон 963 Гц — Пауза 8 сек]</w:t>
+        <w:br/>
+        <w:br/>
+        <w:t>Здравствуй. [Пауза 4 сек]</w:t>
+        <w:br/>
+        <w:t>Позволь себе расположиться так, чтобы тело почувствовало полную свободу и глубокую опору. Закрой глаза. [Пауза 4 сек]</w:t>
+        <w:br/>
+        <w:t>Сделай медленный вдох, наполняя грудь светом... [Пауза 3 сек]</w:t>
+        <w:br/>
+        <w:t>И долгий, протяжный выдох, отпуская все старые иллюзии, всю боль и чужие предательства. [Пауза 4 сек]</w:t>
+        <w:br/>
+        <w:t>С каждым выдохом обломки прошлого осыпаются прахом, освобождая пространство для твоей истинной, царственной силы. [Пауза 5 сек]</w:t>
+        <w:br/>
+        <w:br/>
+        <w:t xml:space="preserve">Расслабляется лоб... виски. </w:t>
+        <w:br/>
+        <w:t xml:space="preserve">Лицо становится спокойным, чистым и величественным. </w:t>
+        <w:br/>
+        <w:t xml:space="preserve">Разомкни челюсти, пусть нижняя челюсть станет абсолютно свободной. </w:t>
+        <w:br/>
+        <w:t xml:space="preserve">Плечи расправляются и опускаются вниз. </w:t>
+        <w:br/>
+        <w:t xml:space="preserve">Грудь дышит глубоко и просторно. </w:t>
+        <w:br/>
+        <w:t>Дыхание соединяется с ритмом спокойной, непоколебимой силы. [Пауза 7 сек]</w:t>
         <w:br/>
         <w:br/>
         <w:t>[Нитка А1: Каменный мост через реку кризиса]</w:t>
         <w:br/>
-        <w:t xml:space="preserve">Представь перед собой реку кризиса. Ее темные воды бурлят. </w:t>
-        <w:br/>
-        <w:t xml:space="preserve">Но прямо перед тобой перекинут широкий, древний каменный мост из белого шлифованного камня. </w:t>
-        <w:br/>
-        <w:t xml:space="preserve">Ты спокойно ступаешь на мост. Шаг за шагом ты переходишь на другой берег. </w:t>
-        <w:br/>
-        <w:t>И твои стопы касаются теплого песчаного берега твоей новой жизни, залитого солнцем. [Пауза 6 сек]</w:t>
-        <w:br/>
-        <w:br/>
-        <w:t>[Нитка Б1: Золотая ось суверенитета]</w:t>
-        <w:br/>
-        <w:t xml:space="preserve">Почувствуй свой позвоночник. </w:t>
-        <w:br/>
-        <w:t xml:space="preserve">Вдоль него проходит сияющая золотая ось. </w:t>
-        <w:br/>
-        <w:t>Твоя осанка становится прямой и царственной. Ты стоишь на твердой земле, соединенная со своей внутренней силой. [Пауза 6 сек]</w:t>
-        <w:br/>
-        <w:br/>
-        <w:t>[Нитка В: Ядро транса — Трон Суверенитета]</w:t>
-        <w:br/>
-        <w:t xml:space="preserve">В центре твоего сознания стоит Трон Суверенитета. Он принадлежит только тебе. </w:t>
-        <w:br/>
-        <w:t xml:space="preserve">Сядь на него и верни себе авторство своей судьбы. </w:t>
-        <w:br/>
-        <w:t xml:space="preserve">Осознай спокойную истину: </w:t>
-        <w:br/>
-        <w:t xml:space="preserve">«Поступок другого человека определяет его уровень и его выбор, но никак не умаляет мою ценность. </w:t>
-        <w:br/>
-        <w:t xml:space="preserve">Я — не товар на витрине. Я — бриллиант чистой воды. </w:t>
-        <w:br/>
-        <w:t>Мое достоинство нерушимо. Я выбираю себя». [Пауза 8 сек]</w:t>
-        <w:br/>
-        <w:br/>
-        <w:t>[Закрытие Б2: Янтарный свет и шрам мудрости]</w:t>
-        <w:br/>
-        <w:t xml:space="preserve">В твоей груди разливается мягкий янтарный свет. </w:t>
-        <w:br/>
-        <w:t xml:space="preserve">Он бережно обволакивает душевную рану, стягивая края золотой нитью. </w:t>
-        <w:br/>
-        <w:t>Она превращается в благородный золотой шрам мудрости, напоминающий о твоей силе. [Пауза 6 сек]</w:t>
-        <w:br/>
-        <w:br/>
-        <w:t>[Закрытие А2: Открытый горизонт]</w:t>
-        <w:br/>
-        <w:t xml:space="preserve">Перед тобой открывается ясный, широкий горизонт новой жизни. </w:t>
-        <w:br/>
-        <w:t>Ты делаешь уверенный шаг вперед. [Пауза 5 сек]</w:t>
+        <w:t xml:space="preserve">И сквозь этот покой представь... что перед тобой течет бурная, темная река кризиса. </w:t>
+        <w:br/>
+        <w:t xml:space="preserve">Ее холодные воды бурлят, смывая старые берега и разрушенные обещания. </w:t>
+        <w:br/>
+        <w:t xml:space="preserve">Но прямо перед тобой через эту реку перекинут широкий, древний каменный мост из белого шлифованного камня. </w:t>
+        <w:br/>
+        <w:t xml:space="preserve">Этот мост несокрушим. Он стоит веками. </w:t>
+        <w:br/>
+        <w:t xml:space="preserve">Ты спокойно ступаешь на мост. </w:t>
+        <w:br/>
+        <w:t xml:space="preserve">Шаг за шагом ты переходишь бурный поток. </w:t>
+        <w:br/>
+        <w:t xml:space="preserve">С каждым шагом боль, чужая ложь и предательство остаются на том, старом берегу. </w:t>
+        <w:br/>
+        <w:t xml:space="preserve">И вот твои стопы касаются теплого песчаного берега твоей новой жизни, залитого ласковым утренним солнцем. </w:t>
+        <w:br/>
+        <w:t>Здесь пахнет согретой землей, свежими травами и абсолютной свободой. [Пауза 8 сек]</w:t>
+        <w:br/>
+        <w:br/>
+        <w:t>[Нитка Б1: Золотой титановый стержень]</w:t>
+        <w:br/>
+        <w:t xml:space="preserve">Чтобы владеть этой новой жизнью, перенеси внимание на свой позвоночник. </w:t>
+        <w:br/>
+        <w:t xml:space="preserve">Представь, как внутри него, от самого копчика до макушки, проходит сияющий золотой титановый стержень. </w:t>
+        <w:br/>
+        <w:t xml:space="preserve">Это твоя несгибаемая внутренняя ось. </w:t>
+        <w:br/>
+        <w:t xml:space="preserve">От ее основания вниз, сквозь песок и камень, прорастают мощные корни, уходящие в самое вечное, раскаленное ядро Земли. </w:t>
+        <w:br/>
+        <w:t xml:space="preserve">Твоя осанка выравнивается сама собой. Плечи царственно расправляются, подбородок приподнимается. </w:t>
+        <w:br/>
+        <w:t xml:space="preserve">Это не напряжение — это плотность твоего суверенитета. </w:t>
+        <w:br/>
+        <w:t>Ты стоишь на своей земле, опираясь на саму планету. [Пауза 8 сек]</w:t>
+        <w:br/>
+        <w:br/>
+        <w:t>[Нитка В: Ядро транса — Трон Суверенитета и формула ценности]</w:t>
+        <w:br/>
+        <w:t xml:space="preserve">И посреди этого залитого солнцем берега возвышается Трон Суверенитета. </w:t>
+        <w:br/>
+        <w:t xml:space="preserve">Он высечен из белого мрамора и принадлежит только тебе по праву твоего рождения. </w:t>
+        <w:br/>
+        <w:t xml:space="preserve">Подойди к нему неспешным, уверенным шагом и сядь на него. </w:t>
+        <w:br/>
+        <w:t xml:space="preserve">Верни себе корону авторства своей судьбы. </w:t>
+        <w:br/>
+        <w:br/>
+        <w:t xml:space="preserve">Осознай фундаментальную истину, которую никто и никогда больше не сможет у тебя отнять: </w:t>
+        <w:br/>
+        <w:t xml:space="preserve">«Поступок другого человека — это история о нем, а не обо мне. </w:t>
+        <w:br/>
+        <w:t xml:space="preserve">Это уровень его зрелости, его дефицитов и его слабости. </w:t>
+        <w:br/>
+        <w:t xml:space="preserve">Чужое предательство никак, ни на миллиграмм не умаляет мою истинную ценность. </w:t>
+        <w:br/>
+        <w:t xml:space="preserve">Я — не товар на витрине, чтобы ждать чьей-то милости или оценки. </w:t>
+        <w:br/>
+        <w:t xml:space="preserve">Я — бриллиант чистой воды. </w:t>
+        <w:br/>
+        <w:t xml:space="preserve">Мое достоинство нерушимо. </w:t>
+        <w:br/>
+        <w:t>Я выбираю себя. Я у себя есть». [Пауза 9 сек]</w:t>
+        <w:br/>
+        <w:br/>
+        <w:t>[Закрытие Б2: Янтарный свет и золотой шрам мудрости]</w:t>
+        <w:br/>
+        <w:t xml:space="preserve">И как только эти слова прозвучали, в твоей груди вспыхивает теплый янтарный свет. </w:t>
+        <w:br/>
+        <w:t xml:space="preserve">Он мягко обволакивает душевную рану жидким золотом, бережно стягивая края. </w:t>
+        <w:br/>
+        <w:t xml:space="preserve">Рана затягивается и превращается в благородный золотой шрам мудрости — знак твоей несгибаемой силы и победы над болью. </w:t>
+        <w:br/>
+        <w:t>Твой голос обретает глубину и твердость. Ты звучишь спокойно и весомо. [Пауза 8 сек]</w:t>
+        <w:br/>
+        <w:br/>
+        <w:t>[Закрытие А2: Открытый горизонт новой реальности]</w:t>
+        <w:br/>
+        <w:t xml:space="preserve">Перед твоим взором открывается широкий, сияющий горизонт. </w:t>
+        <w:br/>
+        <w:t xml:space="preserve">Воздух прозрачен и свеж. </w:t>
+        <w:br/>
+        <w:t>Сделай уверенный, твердый шаг вперед — шаг хозяйки своей жизни. [Пауза 7 сек]</w:t>
         <w:br/>
         <w:br/>
         <w:t>[Выход]</w:t>
         <w:br/>
-        <w:t xml:space="preserve">Глубокий вдох... свободный выдох. </w:t>
-        <w:br/>
-        <w:t>Открывай глаза хозяйкой своей судьбы. [Музыкальное завершение — Пауза 6 сек]</w:t>
+        <w:t>Сделай глубокий, наполняющий вдох... [Пауза 3 сек]</w:t>
+        <w:br/>
+        <w:t>И мощный, свободный выдох. [Пауза 4 сек]</w:t>
+        <w:br/>
+        <w:t xml:space="preserve">Потянись всем телом, чувствуя золотую ось внутри. </w:t>
+        <w:br/>
+        <w:t xml:space="preserve">И открывай глаза. </w:t>
+        <w:br/>
+        <w:t>С возвращением на трон твоей жизни. [Музыкальное завершение — Пауза 8 сек]</w:t>
       </w:r>
     </w:p>
     <w:p>
@@ -446,19 +621,27 @@
       <w:r>
         <w:rPr>
           <w:rFonts w:ascii="Calibri" w:hAnsi="Calibri"/>
+          <w:b/>
+          <w:color w:val="C0392B"/>
+          <w:sz w:val="20"/>
+        </w:rPr>
+        <w:t>🧠 ТЕРАПЕВТИЧЕСКИЙ ПАСПОРТ И ПСИХОЛОГИЧЕСКИЕ МИШЕНИ</w:t>
+        <w:br/>
+      </w:r>
+      <w:r>
+        <w:rPr>
+          <w:rFonts w:ascii="Calibri" w:hAnsi="Calibri"/>
           <w:sz w:val="19"/>
         </w:rPr>
-        <w:t>🧠 ТЕРАПЕВТИЧЕСКИЙ ПАСПОРТ И ПСИХОЛОГИЧЕСКИЕ МИШЕНИ</w:t>
-        <w:br/>
-        <w:t>• Главная мишень: Бережное исцеление острой душевной боли, одиночества и страха будущего.</w:t>
+        <w:t>• Главная мишень: Бережное исцеление острой душевной боли, отвержения, одиночества и страха будущего.</w:t>
         <w:br/>
         <w:t>• Соматический фокус: Ладонь на сердце, ладонь на животе, тепло камина, золотой уголек в солнечном сплетении, свободный выдох.</w:t>
         <w:br/>
         <w:t>• Терапевтический результат: Осознание: боль — свидетельство живого сердца, но она временна. Золотая нить бережно стягивает рану.</w:t>
         <w:br/>
-        <w:t>• Параметры начитки: Хронометраж 8–10 мин (~800 слов) | Музыка FlowMusic 432 Hz, Ре минор</w:t>
-        <w:br/>
-        <w:t>• Архитектура Косички: А1 (Кедровая хижина над облаками, камин и шерстяной плед) ➔ Б1 (Гранитная скала под ногами) ➔ В (Ядро: Боль временна, жизнь продолжается, золотая нить исцеления) ➔ Б2 (Золотой уголек в солнечном сплетении) ➔ А2 (Восход солнца над горными вершинами)</w:t>
+        <w:t>• Параметры начитки: Хронометраж 12–14 мин (~1100 слов) | Музыка FlowMusic 432 Hz, Ре минор | Убаюкивающий, бережный голос</w:t>
+        <w:br/>
+        <w:t>• Архитектура Косички: А1 (Кедровая хижина высоко над облаками, камин и шерстяной плед) ➔ Б1 (Гранитная скала под ногами, тепло ладоней на сердце и животе) ➔ В (Ядро: Боль временна, иллюзия разрушилась, но жизнь продолжается, золотая нить исцеления) ➔ Б2 (Золотой уголек в солнечном сплетении) ➔ А2 (Рассветное солнце над горными вершинами)</w:t>
       </w:r>
     </w:p>
     <w:p>
@@ -470,62 +653,103 @@
           <w:rFonts w:ascii="Calibri" w:hAnsi="Calibri"/>
           <w:sz w:val="21"/>
         </w:rPr>
-        <w:t>[Музыкальное вступление: мягкий, убаюкивающий фон 432 Гц — Пауза 4 сек]</w:t>
-        <w:br/>
-        <w:br/>
-        <w:t>Здравствуй. [Пауза 3 сек]</w:t>
-        <w:br/>
-        <w:t xml:space="preserve">Положи одну ладонь на область сердца, а вторую — на низ живота. </w:t>
-        <w:br/>
-        <w:t xml:space="preserve">Почувствуй тепло своих рук. </w:t>
-        <w:br/>
-        <w:t>Прямо сейчас мы бережно признаем ту боль, что есть внутри. Мы не бежим от нее. Ты в безопасности. [Пауза 5 сек]</w:t>
+        <w:t>[Музыкальное вступление: мягкий, убаюкивающий, согревающий фон 432 Гц — Пауза 6 сек]</w:t>
+        <w:br/>
+        <w:br/>
+        <w:t>Здравствуй. [Пауза 4 сек]</w:t>
+        <w:br/>
+        <w:t>Позволь себе принять самое удобное, мягкое и безопасное положение. [Пауза 4 сек]</w:t>
+        <w:br/>
+        <w:t xml:space="preserve">Положи одну ладонь на область сердца, а вторую ладонь — на низ своего живота. </w:t>
+        <w:br/>
+        <w:t>Почувствуй тепло своих собственных рук. [Пауза 4 сек]</w:t>
+        <w:br/>
+        <w:t xml:space="preserve">Прямо сейчас мы бережно признаем ту боль, которая живет внутри. Мы не прячемся от нее, не глушим ее и не боремся с ней. </w:t>
+        <w:br/>
+        <w:t>Ты в безопасности. Ты имеешь право чувствовать. [Пауза 5 сек]</w:t>
+        <w:br/>
+        <w:br/>
+        <w:t>Сделай мягкий, теплый вдох носом... [Пауза 3 сек]</w:t>
+        <w:br/>
+        <w:t>И длинный, свободный выдох, отпуская внутренний спазм. [Пауза 4 сек]</w:t>
+        <w:br/>
+        <w:t xml:space="preserve">Расслабь лоб... виски. </w:t>
+        <w:br/>
+        <w:t xml:space="preserve">Разомкни челюсти, пусть нижняя челюсть станет свободной. </w:t>
+        <w:br/>
+        <w:t xml:space="preserve">Плечи плавно опускаются. </w:t>
+        <w:br/>
+        <w:t>Дыхание становится тихим, ровным и согревающим. [Пауза 6 сек]</w:t>
         <w:br/>
         <w:br/>
         <w:t>[Нитка А1: Кедровая хижина над облаками]</w:t>
         <w:br/>
-        <w:t xml:space="preserve">Представь уютную кедровую хижину высоко в горах, над облаками. </w:t>
-        <w:br/>
-        <w:t xml:space="preserve">В камине тихо потрескивают дрова. Ты сидишь в мягком кресле, укутанная в теплый плед. </w:t>
-        <w:br/>
-        <w:t>Внизу осталась гроза, а здесь — тишина и покой. [Пауза 6 сек]</w:t>
-        <w:br/>
-        <w:br/>
-        <w:t>[Нитка Б1: Скала под ногами]</w:t>
-        <w:br/>
-        <w:t xml:space="preserve">Хижина стоит на монолитной гранитной скале. </w:t>
-        <w:br/>
-        <w:t>Она надежно держит тебя, впитывая всю усталость и напряжение. [Пауза 5 сек]</w:t>
-        <w:br/>
-        <w:br/>
-        <w:t>[Нитка В: Ядро транса — Золотая нить]</w:t>
-        <w:br/>
-        <w:t xml:space="preserve">Боль, которую ты чувствуешь — знак того, что у тебя живое, любящее сердце. </w:t>
-        <w:br/>
-        <w:t xml:space="preserve">Но эта боль временна. Твое будущее цело. Жизнь продолжается. </w:t>
-        <w:br/>
-        <w:t>Представь, как золотая нить мягко и бережно стягивает края раны, исцеляя ее. [Пауза 6 сек]</w:t>
-        <w:br/>
-        <w:br/>
-        <w:t>[Закрытие Б2: Золотой уголек]</w:t>
+        <w:t xml:space="preserve">Представь себе уютную, крепкую кедровую хижину высоко в горах, далеко над облаками. </w:t>
+        <w:br/>
+        <w:t xml:space="preserve">Воздух здесь пахнет смолой, кедровой хвоей и сухим теплым деревом. </w:t>
+        <w:br/>
+        <w:t xml:space="preserve">В камине тихо и мерно потрескивают дрова, разливая мягкое янтарное сияние. </w:t>
+        <w:br/>
+        <w:t xml:space="preserve">Ты сидишь в глубоком, мягком кресле, укутанная в пушистый шерстяной плед. </w:t>
+        <w:br/>
+        <w:t>Где-то далеко внизу осталась гроза, а здесь, на вершине — абсолютная, хрустальная чистота, тишина и покой. [Пауза 7 сек]</w:t>
+        <w:br/>
+        <w:br/>
+        <w:t>[Нитка Б1: Гранитная скала под ногами]</w:t>
+        <w:br/>
+        <w:t xml:space="preserve">Хижина стоит на вековой гранитной скале. </w:t>
+        <w:br/>
+        <w:t xml:space="preserve">Почувствуй, как монолитная устойчивость этой скалы передается твоему телу. </w:t>
+        <w:br/>
+        <w:t xml:space="preserve">Оно становится тяжелым, теплым, заземленным. </w:t>
+        <w:br/>
+        <w:t>Скала надежно держит тебя, впитывая всю твою усталость, всю слезную тяжесть и дрожь. [Пауза 7 сек]</w:t>
+        <w:br/>
+        <w:br/>
+        <w:t>[Нитка В: Ядро транса — Золотая нить исцеления]</w:t>
+        <w:br/>
+        <w:t xml:space="preserve">Боль, которую ты сейчас чувствуешь — это не признак твоей слабости. </w:t>
+        <w:br/>
+        <w:t xml:space="preserve">Это свидетельство того, что у тебя живое, глубокое, любящее человеческое сердце. </w:t>
+        <w:br/>
+        <w:t xml:space="preserve">Но эта боль — временна. </w:t>
+        <w:br/>
+        <w:t xml:space="preserve">Твое будущее не разрушено. Разрушилась лишь иллюзия о другом человеке. </w:t>
+        <w:br/>
+        <w:t xml:space="preserve">А твоя жизнь, твоя способность любить, твой свет — продолжаются. </w:t>
+        <w:br/>
+        <w:t xml:space="preserve">Представь, как тонкая, сияющая золотая нить мягко и бережно стягивает края душевной раны. </w:t>
+        <w:br/>
+        <w:t xml:space="preserve">Стежок за стежком. Бережно и нежно. </w:t>
+        <w:br/>
+        <w:t>Боль утихает, превращаясь в чистый, глубокий опыт и силу. [Пауза 8 сек]</w:t>
+        <w:br/>
+        <w:br/>
+        <w:t>[Закрытие Б2: Золотой уголек в солнечном сплетении]</w:t>
         <w:br/>
         <w:t xml:space="preserve">В солнечном сплетении разгорается теплый золотой уголек. </w:t>
         <w:br/>
-        <w:t>Его тепло разливается по животу и груди, снимая спазм. Дышится легко. [Пауза 5 сек]</w:t>
-        <w:br/>
-        <w:br/>
-        <w:t>[Закрытие А2: Восход солнца]</w:t>
-        <w:br/>
-        <w:t xml:space="preserve">За окном над вершинами встает теплое рассветное солнце. </w:t>
-        <w:br/>
-        <w:t>Воздух свеж и чист. Ты справилась. [Пауза 5 сек]</w:t>
+        <w:t xml:space="preserve">Его тепло разливается по животу и груди, растворяя остатки спазма. </w:t>
+        <w:br/>
+        <w:t>Дышится легко, просторно и свободно. [Пауза 6 сек]</w:t>
+        <w:br/>
+        <w:br/>
+        <w:t>[Закрытие А2: Восход солнца над вершинами]</w:t>
+        <w:br/>
+        <w:t xml:space="preserve">За окном хижины над горными пиками встает огромное, теплое рассветное солнце. </w:t>
+        <w:br/>
+        <w:t xml:space="preserve">Оно заливает мир золотым светом. </w:t>
+        <w:br/>
+        <w:t>Новый день настал. Ты справилась. [Пауза 6 сек]</w:t>
         <w:br/>
         <w:br/>
         <w:t>[Выход]</w:t>
         <w:br/>
-        <w:t xml:space="preserve">Сделай вдох... мягкий выдох. </w:t>
-        <w:br/>
-        <w:t>Открывай глаза. Ты дома. [Музыкальное завершение — Пауза 5 сек]</w:t>
+        <w:t xml:space="preserve">Сделай глубокий вдох... мягкий выдох. </w:t>
+        <w:br/>
+        <w:t xml:space="preserve">Пошевели пальцами. Открывай глаза. </w:t>
+        <w:br/>
+        <w:t>Ты дома. Ты в безопасности. [Музыкальное завершение — Пауза 6 сек]</w:t>
       </w:r>
     </w:p>
     <w:sectPr>

--- a/baza/медитации_и_аудио/МЕДИТАЦИИ_СЦЕНАРИЙ_4_ТОЧКА_ОПОРЫ_МАГИГ.docx
+++ b/baza/медитации_и_аудио/МЕДИТАЦИИ_СЦЕНАРИЙ_4_ТОЧКА_ОПОРЫ_МАГИГ.docx
@@ -28,9 +28,9 @@
           <w:color w:val="555555"/>
           <w:sz w:val="22"/>
         </w:rPr>
-        <w:t>Монументальный свод 4-х глубоких трансовых сессий по методу Анатолия Фёдорова (МАГиГ)</w:t>
-        <w:br/>
-        <w:t>Уникальный атлас метафор: Каменный грот у родника, Высокогорное гранитное убежище, Каменный мост суверенитета и Кедровая хижина</w:t>
+        <w:t>Монументальный свод 4-х трансовых сессий по методу Анатолия Фёдорова (МАГиГ)</w:t>
+        <w:br/>
+        <w:t>Уроки 0, 1, 5 (15–18 мин) + Прикладной бонус (10 мин)</w:t>
         <w:br/>
         <w:t>Спикер: Федоров Анатолий Игоревич (Семейный психолог, гипнолог, проректор МАГиГ)</w:t>
       </w:r>
@@ -57,18 +57,10 @@
       <w:r>
         <w:rPr>
           <w:rFonts w:ascii="Calibri" w:hAnsi="Calibri"/>
-          <w:b/>
-          <w:color w:val="C0392B"/>
-          <w:sz w:val="20"/>
+          <w:sz w:val="19"/>
         </w:rPr>
         <w:t>🧠 ТЕРАПЕВТИЧЕСКИЙ ПАСПОРТ И ПСИХОЛОГИЧЕСКИЕ МИШЕНИ</w:t>
         <w:br/>
-      </w:r>
-      <w:r>
-        <w:rPr>
-          <w:rFonts w:ascii="Calibri" w:hAnsi="Calibri"/>
-          <w:sz w:val="19"/>
-        </w:rPr>
         <w:t>• Главная мишень: Экстренная соматическая помощь при шоке после теста, признание боли, возвращение базовой безопасности, снятие ступора.</w:t>
         <w:br/>
         <w:t>• Соматический фокус: Обе ладони на груди и животе, ступенчатое снятие дрожи, древний каменный грот у родника, тепло очага, ровный глубокий выдох.</w:t>
@@ -252,18 +244,10 @@
       <w:r>
         <w:rPr>
           <w:rFonts w:ascii="Calibri" w:hAnsi="Calibri"/>
-          <w:b/>
-          <w:color w:val="C0392B"/>
-          <w:sz w:val="20"/>
+          <w:sz w:val="19"/>
         </w:rPr>
         <w:t>🧠 ТЕРАПЕВТИЧЕСКИЙ ПАСПОРТ И ПСИХОЛОГИЧЕСКИЕ МИШЕНИ</w:t>
         <w:br/>
-      </w:r>
-      <w:r>
-        <w:rPr>
-          <w:rFonts w:ascii="Calibri" w:hAnsi="Calibri"/>
-          <w:sz w:val="19"/>
-        </w:rPr>
         <w:t>• Главная мишень: Экстренная остановка острой паники, шока, истерики при предательстве, ультиматуме или разрыве.</w:t>
         <w:br/>
         <w:t>• Соматический фокус: Обе ладони на груди, дыхание 3-2-6, чугунные якоря от стоп в породу скалы, размыкание челюсти, снятие свинцовой тяжести.</w:t>
@@ -441,18 +425,10 @@
       <w:r>
         <w:rPr>
           <w:rFonts w:ascii="Calibri" w:hAnsi="Calibri"/>
-          <w:b/>
-          <w:color w:val="C0392B"/>
-          <w:sz w:val="20"/>
+          <w:sz w:val="19"/>
         </w:rPr>
         <w:t>🧠 ТЕРАПЕВТИЧЕСКИЙ ПАСПОРТ И ПСИХОЛОГИЧЕСКИЕ МИШЕНИ</w:t>
         <w:br/>
-      </w:r>
-      <w:r>
-        <w:rPr>
-          <w:rFonts w:ascii="Calibri" w:hAnsi="Calibri"/>
-          <w:sz w:val="19"/>
-        </w:rPr>
         <w:t>• Главная мишень: Мягкое восстановление самооценки после предательства, сепарация от обидчика, обретение безусловной автономной ценности.</w:t>
         <w:br/>
         <w:t>• Соматический фокус: Золотой титановый стержень вдоль позвоночника, свободное дыхание, янтарный свет в центре груди, царственная осанка.</w:t>
@@ -621,27 +597,19 @@
       <w:r>
         <w:rPr>
           <w:rFonts w:ascii="Calibri" w:hAnsi="Calibri"/>
-          <w:b/>
-          <w:color w:val="C0392B"/>
-          <w:sz w:val="20"/>
+          <w:sz w:val="19"/>
         </w:rPr>
         <w:t>🧠 ТЕРАПЕВТИЧЕСКИЙ ПАСПОРТ И ПСИХОЛОГИЧЕСКИЕ МИШЕНИ</w:t>
         <w:br/>
-      </w:r>
-      <w:r>
-        <w:rPr>
-          <w:rFonts w:ascii="Calibri" w:hAnsi="Calibri"/>
-          <w:sz w:val="19"/>
-        </w:rPr>
         <w:t>• Главная мишень: Бережное исцеление острой душевной боли, отвержения, одиночества и страха будущего.</w:t>
         <w:br/>
         <w:t>• Соматический фокус: Ладонь на сердце, ладонь на животе, тепло камина, золотой уголек в солнечном сплетении, свободный выдох.</w:t>
         <w:br/>
         <w:t>• Терапевтический результат: Осознание: боль — свидетельство живого сердца, но она временна. Золотая нить бережно стягивает рану.</w:t>
         <w:br/>
-        <w:t>• Параметры начитки: Хронометраж 12–14 мин (~1100 слов) | Музыка FlowMusic 432 Hz, Ре минор | Убаюкивающий, бережный голос</w:t>
-        <w:br/>
-        <w:t>• Архитектура Косички: А1 (Кедровая хижина высоко над облаками, камин и шерстяной плед) ➔ Б1 (Гранитная скала под ногами, тепло ладоней на сердце и животе) ➔ В (Ядро: Боль временна, иллюзия разрушилась, но жизнь продолжается, золотая нить исцеления) ➔ Б2 (Золотой уголек в солнечном сплетении) ➔ А2 (Рассветное солнце над горными вершинами)</w:t>
+        <w:t>• Параметры начитки: Хронометраж 9–10 мин (~800 слов) | Музыка FlowMusic 432 Hz, Ре минор</w:t>
+        <w:br/>
+        <w:t>• Архитектура Косички: А1 (Кедровая хижина над облаками) ➔ Б1 (Гранитная скала, ладони на теле) ➔ В (Ядро: Боль временна, золотая нить исцеления) ➔ Б2 (Золотой уголек в груди) ➔ А2 (Восход солнца над вершинами)</w:t>
       </w:r>
     </w:p>
     <w:p>
@@ -653,16 +621,16 @@
           <w:rFonts w:ascii="Calibri" w:hAnsi="Calibri"/>
           <w:sz w:val="21"/>
         </w:rPr>
-        <w:t>[Музыкальное вступление: мягкий, убаюкивающий, согревающий фон 432 Гц — Пауза 6 сек]</w:t>
-        <w:br/>
-        <w:br/>
-        <w:t>Здравствуй. [Пауза 4 сек]</w:t>
+        <w:t>[Музыкальное вступление: мягкий, убаюкивающий, целебный фон 432 Гц — Пауза 5 сек]</w:t>
+        <w:br/>
+        <w:br/>
+        <w:t>Здравствуй. [Пауза 3 сек]</w:t>
         <w:br/>
         <w:t>Позволь себе принять самое удобное, мягкое и безопасное положение. [Пауза 4 сек]</w:t>
         <w:br/>
         <w:t xml:space="preserve">Положи одну ладонь на область сердца, а вторую ладонь — на низ своего живота. </w:t>
         <w:br/>
-        <w:t>Почувствуй тепло своих собственных рук. [Пауза 4 сек]</w:t>
+        <w:t>Почувствуй физическое тепло своих собственных рук. [Пауза 4 сек]</w:t>
         <w:br/>
         <w:t xml:space="preserve">Прямо сейчас мы бережно признаем ту боль, которая живет внутри. Мы не прячемся от нее, не глушим ее и не боремся с ней. </w:t>
         <w:br/>
@@ -675,7 +643,7 @@
         <w:br/>
         <w:t xml:space="preserve">Расслабь лоб... виски. </w:t>
         <w:br/>
-        <w:t xml:space="preserve">Разомкни челюсти, пусть нижняя челюсть станет свободной. </w:t>
+        <w:t xml:space="preserve">Разомкни челюсти, пусть нижняя челюсть станет абсолютно свободной. </w:t>
         <w:br/>
         <w:t xml:space="preserve">Плечи плавно опускаются. </w:t>
         <w:br/>
@@ -690,9 +658,9 @@
         <w:br/>
         <w:t xml:space="preserve">В камине тихо и мерно потрескивают дрова, разливая мягкое янтарное сияние. </w:t>
         <w:br/>
-        <w:t xml:space="preserve">Ты сидишь в глубоком, мягком кресле, укутанная в пушистый шерстяной плед. </w:t>
-        <w:br/>
-        <w:t>Где-то далеко внизу осталась гроза, а здесь, на вершине — абсолютная, хрустальная чистота, тишина и покой. [Пауза 7 сек]</w:t>
+        <w:t xml:space="preserve">Ты сидишь в глубоком кресле, укутанная в пушистый шерстяной плед. </w:t>
+        <w:br/>
+        <w:t>Где-то далеко внизу осталась гроза, а здесь, на вершине — абсолютная тишина, чистота и покой. [Пауза 6 сек]</w:t>
         <w:br/>
         <w:br/>
         <w:t>[Нитка Б1: Гранитная скала под ногами]</w:t>
@@ -703,7 +671,7 @@
         <w:br/>
         <w:t xml:space="preserve">Оно становится тяжелым, теплым, заземленным. </w:t>
         <w:br/>
-        <w:t>Скала надежно держит тебя, впитывая всю твою усталость, всю слезную тяжесть и дрожь. [Пауза 7 сек]</w:t>
+        <w:t>Скала надежно держит тебя, впитывая всю твою усталость, всю слезную тяжесть и дрожь. [Пауза 6 сек]</w:t>
         <w:br/>
         <w:br/>
         <w:t>[Нитка В: Ядро транса — Золотая нить исцеления]</w:t>
@@ -722,7 +690,7 @@
         <w:br/>
         <w:t xml:space="preserve">Стежок за стежком. Бережно и нежно. </w:t>
         <w:br/>
-        <w:t>Боль утихает, превращаясь в чистый, глубокий опыт и силу. [Пауза 8 сек]</w:t>
+        <w:t>Боль утихает, превращаясь в чистый, глубокий опыт и силу. [Пауза 7 сек]</w:t>
         <w:br/>
         <w:br/>
         <w:t>[Закрытие Б2: Золотой уголек в солнечном сплетении]</w:t>
@@ -731,7 +699,7 @@
         <w:br/>
         <w:t xml:space="preserve">Его тепло разливается по животу и груди, растворяя остатки спазма. </w:t>
         <w:br/>
-        <w:t>Дышится легко, просторно и свободно. [Пауза 6 сек]</w:t>
+        <w:t>Дышится легко, просторно и свободно. [Пауза 5 сек]</w:t>
         <w:br/>
         <w:br/>
         <w:t>[Закрытие А2: Восход солнца над вершинами]</w:t>
@@ -740,7 +708,7 @@
         <w:br/>
         <w:t xml:space="preserve">Оно заливает мир золотым светом. </w:t>
         <w:br/>
-        <w:t>Новый день настал. Ты справилась. [Пауза 6 сек]</w:t>
+        <w:t>Новый день настал. Ты справилась. [Пауза 5 сек]</w:t>
         <w:br/>
         <w:br/>
         <w:t>[Выход]</w:t>

--- a/baza/медитации_и_аудио/МЕДИТАЦИИ_СЦЕНАРИЙ_4_ТОЧКА_ОПОРЫ_МАГИГ.docx
+++ b/baza/медитации_и_аудио/МЕДИТАЦИИ_СЦЕНАРИЙ_4_ТОЧКА_ОПОРЫ_МАГИГ.docx
@@ -30,7 +30,7 @@
         </w:rPr>
         <w:t>Монументальный свод 4-х трансовых сессий по методу Анатолия Фёдорова (МАГиГ)</w:t>
         <w:br/>
-        <w:t>Уроки 0, 1, 5 (15–18 мин) + Прикладной бонус (10 мин)</w:t>
+        <w:t>Уникальные не повторяющиеся индукции: Ладони на сердце и животе, Ритм 3-2-6, Царственная осанка и Камин хижины</w:t>
         <w:br/>
         <w:t>Спикер: Федоров Анатолий Игоревич (Семейный психолог, гипнолог, проректор МАГиГ)</w:t>
       </w:r>
@@ -61,15 +61,11 @@
         </w:rPr>
         <w:t>🧠 ТЕРАПЕВТИЧЕСКИЙ ПАСПОРТ И ПСИХОЛОГИЧЕСКИЕ МИШЕНИ</w:t>
         <w:br/>
-        <w:t>• Главная мишень: Экстренная соматическая помощь при шоке после теста, признание боли, возвращение базовой безопасности, снятие ступора.</w:t>
+        <w:t>• Главная мишень: Экстренная соматическая помощь при шоке после теста.</w:t>
         <w:br/>
-        <w:t>• Соматический фокус: Обе ладони на груди и животе, ступенчатое снятие дрожи, древний каменный грот у родника, тепло очага, ровный глубокий выдох.</w:t>
+        <w:t>• Индукция: Ладонь на сердце и животе, древний каменный грот у родника.</w:t>
         <w:br/>
-        <w:t>• Терапевтический результат: Снятие ступора и дрожи: «Я в безопасности прямо сейчас. Моя жизнь и ценность нерушимы. Я справлюсь».</w:t>
-        <w:br/>
-        <w:t>• Параметры начитки: Хронометраж 14–16 мин (~1100 слов) | Музыка FlowMusic 432 Hz, Ре минор | Мягкий оберегающий голос</w:t>
-        <w:br/>
-        <w:t>• Архитектура Косички: А1 (Каменный монолитный грот в скале у родника) ➔ Б1 (Ладони на теле, согревание солнечного сплетения, тепло очага) ➔ В (Ядро: Внутренний нерушимый свет, право на паузу, капитан держит тело) ➔ Б2 (Тепло в животе и груди) ➔ А2 (Журчание родника, тишина грота)</w:t>
+        <w:t>• Параметры: 15–16 мин (~1100 слов) | 432 Hz</w:t>
       </w:r>
     </w:p>
     <w:p>
@@ -81,145 +77,85 @@
           <w:rFonts w:ascii="Calibri" w:hAnsi="Calibri"/>
           <w:sz w:val="21"/>
         </w:rPr>
-        <w:t>[Музыкальное вступление: мягкий, оберегающий, глубокий фон 432 Гц — Пауза 8 сек]</w:t>
+        <w:t>[Музыкальное вступление: мягкий, оберегающий фон 432 Гц — Пауза 8 сек]</w:t>
         <w:br/>
         <w:br/>
         <w:t>Здравствуй. [Пауза 4 сек]</w:t>
         <w:br/>
-        <w:t>Позволь себе сесть или лечь так, чтобы твое тело почувствовало самую надежную, крепкую и устойчивую опору. [Пауза 4 сек]</w:t>
+        <w:t xml:space="preserve">Сядь или ляг так, чтобы тело почувствовало самую крепкую опору. </w:t>
         <w:br/>
-        <w:t>И прежде чем мы начнем... просто вспомни: это время принадлежит только тебе. [Пауза 4 сек]</w:t>
+        <w:t>Положи одну ладонь на центр груди, а вторую — на низ живота. [Пауза 4 сек]</w:t>
         <w:br/>
-        <w:t xml:space="preserve">Ты только что прошла тест в один из самых непростых, болезненных моментов своей жизни. </w:t>
+        <w:t xml:space="preserve">Ты проходишь через острый кризис. Земля ушла из-под ног, внутри холод или дрожь. </w:t>
         <w:br/>
-        <w:t>Когда земля уходит из-под ног, когда рушатся привычные ориентиры, когда внутри поднимается острая боль, шок или растерянность. [Пауза 5 сек]</w:t>
+        <w:t xml:space="preserve">И прямо сейчас услышь: ты жива, ты в безопасности и ты справишься. </w:t>
         <w:br/>
-        <w:t xml:space="preserve">И прямо сейчас я хочу сказать тебе самое главное: </w:t>
-        <w:br/>
-        <w:t>Ты жива. Ты в безопасности. И ты обязательно справишься. [Пауза 4 сек]</w:t>
-        <w:br/>
-        <w:t xml:space="preserve">Всё, что ты чувствуешь сейчас — эту дрожь, этот холод внутри, эту растерянность — это абсолютно нормальная реакция живого человека с большим сердцем на кризис. </w:t>
-        <w:br/>
-        <w:t xml:space="preserve">Это не значит, что ты разрушена. Это значит, что твоя психика переживает сильный удар, и прямо сейчас ей нужна бережная, теплая забота. </w:t>
-        <w:br/>
-        <w:t xml:space="preserve">Тебе не нужно прямо сейчас ничего решать. Не нужно никуда бежать. Не нужно искать ответы на сложные вопросы. </w:t>
-        <w:br/>
-        <w:t>Прямо здесь ты можешь дать себе право на полную остановку. Сделать паузу и просто вернуть себе свое дыхание. [Пауза 6 сек]</w:t>
+        <w:t>Тебе не нужно прямо сейчас ничего решать. Дай себе право на паузу. [Пауза 5 сек]</w:t>
         <w:br/>
         <w:br/>
-        <w:t xml:space="preserve">Положи одну ладонь на центр своей груди, а вторую ладонь — на низ живота. </w:t>
+        <w:t xml:space="preserve">Почувствуй тепло своих ладоней. </w:t>
         <w:br/>
-        <w:t>Почувствуй физическое тепло своих собственных рук. [Пауза 4 сек]</w:t>
+        <w:t xml:space="preserve">Сделай мягкий вдох носом... и согревающий, долгий выдох через губы. </w:t>
         <w:br/>
-        <w:t xml:space="preserve">Это тепло — твой первый ориентир. Ты у себя есть. Твое тело здесь. </w:t>
+        <w:t xml:space="preserve">Тепло ладони на груди успокаивает сердце. </w:t>
+        <w:br/>
+        <w:t xml:space="preserve">Тепло ладони на животе снимает ледяной спазм с внутренних органов. </w:t>
+        <w:br/>
+        <w:t xml:space="preserve">Разомкни зубы, отпусти нижнюю челюсть. </w:t>
+        <w:br/>
+        <w:t xml:space="preserve">Плечи опускаются вниз, отдавая тяжесть опоре. </w:t>
+        <w:br/>
+        <w:t>Земля держит тебя. Ты не упадешь. [Пауза 7 сек]</w:t>
         <w:br/>
         <w:br/>
-        <w:t>Сделай один мягкий, медленный вдох носом... [Пауза 3 сек]</w:t>
+        <w:t>[Нитка А1: Каменный грот у родника]</w:t>
         <w:br/>
-        <w:t>И долгий, протяжный, согревающий выдох через чуть приоткрытые губы. [Пауза 5 сек]</w:t>
+        <w:t xml:space="preserve">Представь, что ты находишься внутри древнего каменного грота в скале. </w:t>
         <w:br/>
-        <w:t xml:space="preserve">И еще один плавный вдох... и длинный выдох, отпуская внутреннюю дрожь. </w:t>
+        <w:t xml:space="preserve">Здесь горит уютный очаг, а из скалы бьет чистый хрустальный родник. </w:t>
         <w:br/>
-        <w:t xml:space="preserve">Почувствуй, как опора под твоей спиной, под бедрами и стопами надежно держит тебя. </w:t>
+        <w:t xml:space="preserve">Снаружи бушует гроза, но стены грота монолитны. Сюда не долетает ни капли дождя. </w:t>
         <w:br/>
-        <w:t>Земля держит тебя. Ты не упадешь. Тебе больше не нужно тратить силы на удержание равновесия. Отдай свой вес этой опоре. [Пауза 6 сек]</w:t>
+        <w:t>Ты в полной защищенности. [Пауза 8 сек]</w:t>
         <w:br/>
         <w:br/>
-        <w:t xml:space="preserve">С каждым выдохом расслабление мягко опускается по телу. </w:t>
+        <w:t>[Нитка Б1: Соматическое оттаивание]</w:t>
         <w:br/>
-        <w:t xml:space="preserve">Разглаживается лоб. Уходит ледяная скованность вокруг глаз. </w:t>
+        <w:t xml:space="preserve">Тепло очага ласково согревает стопы, колени, лицо. </w:t>
         <w:br/>
-        <w:t xml:space="preserve">Виски становятся мягкими и прохладными. </w:t>
+        <w:t xml:space="preserve">Тело постепенно оттаивает, выходя из оцепенения. </w:t>
         <w:br/>
-        <w:t xml:space="preserve">Разомкни зубы. Позволь нижней челюсти тяжело и свободно отвиснуть. </w:t>
-        <w:br/>
-        <w:t xml:space="preserve">Сними напряжение с горла. </w:t>
-        <w:br/>
-        <w:t>Плечи мягко опускаются на сантиметр ниже, сбрасывая непосильную тяжесть последних дней. [Пауза 6 сек]</w:t>
-        <w:br/>
-        <w:t xml:space="preserve">Тепло от ладони на груди начинает согревать область сердца. </w:t>
-        <w:br/>
-        <w:t xml:space="preserve">Тепло от ладони на животе снимает спазм с внутренних органов. </w:t>
-        <w:br/>
-        <w:t>Пульс постепенно замедляется. Дыхание находит свой глубокий, спокойный, ровный ритм. [Пауза 8 сек]</w:t>
+        <w:t>Журчание родника убаюкивает ум, смывая шум чужих поступков. [Пауза 8 сек]</w:t>
         <w:br/>
         <w:br/>
-        <w:t>[Нитка А1: Каменное убежище у родника]</w:t>
+        <w:t>[Нитка В: Ядро транса — Нерушимый свет ценности]</w:t>
         <w:br/>
-        <w:t xml:space="preserve">И сквозь этот мягкий покой представь... что ты находишься внутри древнего каменного грота в монолитной скале. </w:t>
+        <w:t xml:space="preserve">Осознай в этой тишине: </w:t>
         <w:br/>
-        <w:t xml:space="preserve">Стены этого грота сложены из цельного, векового камня. Они выдержали тысячи бурь и ветров. </w:t>
+        <w:t xml:space="preserve">Что бы ни произошло снаружи — твоя душа, твой внутренний свет и твоя истинная ценность невредимы. </w:t>
         <w:br/>
-        <w:t xml:space="preserve">Здесь, внутри — сухо, тепло и абсолютно тихо. </w:t>
+        <w:t xml:space="preserve">Их невозможно отнять чужим выбором. </w:t>
         <w:br/>
-        <w:t xml:space="preserve">В центре грота мерно горит уютный очаг, разливая рубиновый свет. </w:t>
-        <w:br/>
-        <w:t xml:space="preserve">А рядом, из скалы, бьет чистый, прозрачный родник с кристальной водой. </w:t>
-        <w:br/>
-        <w:t>Снаружи может бушевать шторм, но сюда не долетает ни капли дождя. Никто не может войти сюда без твоего согласия. Это твое личное пространство абсолютной неприкосновенности. [Пауза 8 сек]</w:t>
+        <w:t>Твоя задача сейчас — просто дышать, спать, сохранять тело и беречь себя. [Пауза 8 сек]</w:t>
         <w:br/>
         <w:br/>
-        <w:t>[Нитка Б1: Соматическая безопасность и тепло очага]</w:t>
+        <w:t>[Закрытие Б2: Тепло в груди]</w:t>
         <w:br/>
-        <w:t xml:space="preserve">Почувствуй тепло, идущее от очага. </w:t>
+        <w:t xml:space="preserve">Тепло от ладоней наполняет тело силой и покоем. </w:t>
         <w:br/>
-        <w:t xml:space="preserve">Оно ласково согревает твои стопы, колени, ладони, лицо. </w:t>
-        <w:br/>
-        <w:t xml:space="preserve">Твое тело постепенно, бережно оттаивает, выходя из оцепенения и шока. </w:t>
-        <w:br/>
-        <w:t xml:space="preserve">Кровь циркулирует свободно и ровно. </w:t>
-        <w:br/>
-        <w:t xml:space="preserve">Каждая клетка наполняется чувством безопасности. </w:t>
-        <w:br/>
-        <w:t>Журчание родника мягко убаюкивает ум, смывая шум чужих слов, чужих поступков и чужих предательств. [Пауза 8 сек]</w:t>
+        <w:t>Дышится ровно и свободно. [Пауза 6 сек]</w:t>
         <w:br/>
         <w:br/>
-        <w:t>[Нитка В: Ядро транса — Моя нерушимая ценность и право на жизнь]</w:t>
+        <w:t>[Закрытие А2: Родник и очаг]</w:t>
         <w:br/>
-        <w:t xml:space="preserve">И в этой звенящей тишине грота осознай самое главное: </w:t>
-        <w:br/>
-        <w:t xml:space="preserve">Что бы ни произошло снаружи... кто бы как ни поступил... какие бы иллюзии ни разрушились... </w:t>
-        <w:br/>
-        <w:t xml:space="preserve">Твой внутренний свет, твоя душа и твоя истинная ценность — остались абсолютно невредимы. </w:t>
-        <w:br/>
-        <w:t xml:space="preserve">Они внутри тебя. Их невозможно отобрать, обесценить или разрушить чужим выбором. </w:t>
-        <w:br/>
-        <w:t xml:space="preserve">Ты — хозяйка своей жизни. </w:t>
-        <w:br/>
-        <w:t>Прямо сейчас твоя единственная и главная задача — просто дышать. Спать. Пить чистую воду. Беречь свое тело и знать: ты пройдешь этот шторм, и за ним откроется новая, чистая, ясная жизнь. [Пауза 9 сек]</w:t>
-        <w:br/>
-        <w:br/>
-        <w:t>[Закрытие Б2: Тепло в груди и животе]</w:t>
-        <w:br/>
-        <w:t xml:space="preserve">Тепло от твоих ладоней проникает в самую глубину тела. </w:t>
-        <w:br/>
-        <w:t xml:space="preserve">Оно успокаивает сердце, согревает каждую клеточку. </w:t>
-        <w:br/>
-        <w:t>Дышится ровно, глубоко и свободно. Внутри рождается тихая, несокрушимая сила. [Пауза 7 сек]</w:t>
-        <w:br/>
-        <w:br/>
-        <w:t>[Закрытие А2: Родник и покой грота]</w:t>
-        <w:br/>
-        <w:t xml:space="preserve">Чистый родник продолжает свой вечный бег, унося всю боль и муть прошлого. </w:t>
-        <w:br/>
-        <w:t xml:space="preserve">Огонь очага надежно согревает твой дом. </w:t>
-        <w:br/>
-        <w:t>Ты в безопасности. Ты защищена. [Пауза 6 сек]</w:t>
+        <w:t>Родник уносит боль. Очаг дарит тепло. Ты под защитой. [Пауза 6 сек]</w:t>
         <w:br/>
         <w:br/>
         <w:t>[Выход]</w:t>
         <w:br/>
-        <w:t>Сделай глубокий вдох, наполняя грудь силой и покоем... [Пауза 3 сек]</w:t>
+        <w:t xml:space="preserve">Глубокий вдох... мягкий выдох. </w:t>
         <w:br/>
-        <w:t>И мягкий, свободный выдох. [Пауза 4 сек]</w:t>
-        <w:br/>
-        <w:t xml:space="preserve">Пошевели пальцами рук и ног. </w:t>
-        <w:br/>
-        <w:t xml:space="preserve">Потянись всем телом, чувствуя твердую почву под собой. </w:t>
-        <w:br/>
-        <w:t xml:space="preserve">И открывай глаза. </w:t>
-        <w:br/>
-        <w:t>Ты жива. Ты на своей земле. И ты справишься. [Музыкальное завершение — Пауза 8 сек]</w:t>
+        <w:t>Пошевели пальцами. Открывай глаза. Ты справишься. [Музыкальное завершение — Пауза 8 сек]</w:t>
       </w:r>
     </w:p>
     <w:p>
@@ -248,15 +184,11 @@
         </w:rPr>
         <w:t>🧠 ТЕРАПЕВТИЧЕСКИЙ ПАСПОРТ И ПСИХОЛОГИЧЕСКИЕ МИШЕНИ</w:t>
         <w:br/>
-        <w:t>• Главная мишень: Экстренная остановка острой паники, шока, истерики при предательстве, ультиматуме или разрыве.</w:t>
+        <w:t>• Главная мишень: Купирование паники и шока, мораторий 14 дней на решения.</w:t>
         <w:br/>
-        <w:t>• Соматический фокус: Обе ладони на груди, дыхание 3-2-6, чугунные якоря от стоп в породу скалы, размыкание челюсти, снятие свинцовой тяжести.</w:t>
+        <w:t>• Индукция: Ритм 3-2-6, чугунные якоря в скалу, высокогорный бункер над грозой.</w:t>
         <w:br/>
-        <w:t>• Терапевтический результат: Активация экстренного протокола выживания: мораторий 14 дней на любые решения. Возврат тела под свой контроль.</w:t>
-        <w:br/>
-        <w:t>• Параметры начитки: Хронометраж 15–18 мин (~1250 слов) | Музыка FlowMusic 432 Hz, Ре минор | Дыхание 3-2-6 | Низкий обволакивающий голос</w:t>
-        <w:br/>
-        <w:t>• Архитектура Косички: А1 (Высокогорное гранитное убежище на вершине горы над грозой) ➔ Б1 (Ладони на груди, чугунные якоря в скалу, размыкание челюсти) ➔ В (Ядро: Экстренный протокол выживания, мораторий 14 дней на решения, капитан держит штурвал) ➔ Б2 (Тепло в животе и пальцах) ➔ А2 (Керосиновая лампа, чай и гроза далеко внизу)</w:t>
+        <w:t>• Параметры: 16–18 мин (~1250 слов) | 432 Hz</w:t>
       </w:r>
     </w:p>
     <w:p>
@@ -268,139 +200,78 @@
           <w:rFonts w:ascii="Calibri" w:hAnsi="Calibri"/>
           <w:sz w:val="21"/>
         </w:rPr>
-        <w:t>[Музыкальное вступление: обволакивающий, низкий, защищающий гул 432 Гц — Пауза 8 сек]</w:t>
+        <w:t>[Музыкальное вступление: обволакивающий, низкий гул 432 Гц — Пауза 8 сек]</w:t>
         <w:br/>
         <w:br/>
-        <w:t>Сядь или ляг так, чтобы твоя спина и все твое тело имели надежную, устойчивую опору. [Пауза 4 сек]</w:t>
+        <w:t>Положи обе ладони на центр груди — одну поверх другой. [Пауза 4 сек]</w:t>
         <w:br/>
-        <w:t>Прямо сейчас положи обе ладони на центр груди. Одну поверх другой. [Пауза 4 сек]</w:t>
+        <w:t>Почувствуй биение сердца. Если оно колотится — мы бережно берем ритм под контроль. [Пауза 4 сек]</w:t>
         <w:br/>
-        <w:t xml:space="preserve">Почувствуй под своими ладонями биение своего сердца. </w:t>
+        <w:t xml:space="preserve">Дыхание три-два-шесть: </w:t>
         <w:br/>
-        <w:t xml:space="preserve">Оно может колотиться быстро, может сжиматься — это естественная физиологическая реакция организма на острый стресс. </w:t>
+        <w:t xml:space="preserve">Вдох носом на три: раз... два... три. </w:t>
         <w:br/>
-        <w:t>Но прямо сейчас мы бережно берем управление телом на себя. [Пауза 5 сек]</w:t>
+        <w:t xml:space="preserve">Пауза: раз... два. </w:t>
         <w:br/>
+        <w:t>Выдох через губы на шесть: раз... два... три... четыре... пять... шесть. [Пауза 5 сек]</w:t>
         <w:br/>
-        <w:t xml:space="preserve">Мы настроим спасительный ритм дыхания: три-два-шесть. </w:t>
+        <w:t xml:space="preserve">И еще раз. Вдох: раз, два, три. Пауза... Выдох: раз, два, три, четыре, пять, шесть. </w:t>
         <w:br/>
-        <w:t xml:space="preserve">Сделай плавный вдох носом на три счета: раз... два... три. </w:t>
+        <w:t xml:space="preserve">Пульс замедляется. </w:t>
         <w:br/>
-        <w:t xml:space="preserve">Задержи дыхание: раз... два. </w:t>
+        <w:t xml:space="preserve">Разомкни зубы, отпусти челюсть — сними немой зажим крика. </w:t>
         <w:br/>
-        <w:t>И длинный, освобождающий выдох через чуть приоткрытые губы на шесть счетов: раз... два... три... четыре... пять... шесть. [Пауза 5 сек]</w:t>
-        <w:br/>
-        <w:t xml:space="preserve">И еще раз. Вдох: раз, два, три. </w:t>
-        <w:br/>
-        <w:t xml:space="preserve">Пауза: раз, два. </w:t>
-        <w:br/>
-        <w:t>И выдох: медленный, теплый, отпускающий внутреннее напряжение... четыре... пять... шесть. [Пауза 6 сек]</w:t>
-        <w:br/>
-        <w:t>Пульс постепенно выравнивается. Сердце начинает биться спокойнее. [Пауза 5 сек]</w:t>
-        <w:br/>
-        <w:br/>
-        <w:t xml:space="preserve">С каждым выдохом отпусти челюсть. </w:t>
-        <w:br/>
-        <w:t xml:space="preserve">Разомкни зубы, позволь нижней челюсти тяжело отвиснуть. </w:t>
-        <w:br/>
-        <w:t xml:space="preserve">Именно в челюсти и горле застревает немой крик шока и боли. Отпусти его через дыхание. </w:t>
-        <w:br/>
-        <w:t xml:space="preserve">Разгладь лоб. Расслабь виски. </w:t>
-        <w:br/>
-        <w:t xml:space="preserve">Плечи плавно опускаются чуть ниже. </w:t>
-        <w:br/>
-        <w:t xml:space="preserve">Шея освобождается от стального зажима. </w:t>
-        <w:br/>
-        <w:t>Дыхание течет глубоко в живот. [Пауза 7 сек]</w:t>
+        <w:t>Плечи опускаются. Дыхание идет глубоко в живот. [Пауза 6 сек]</w:t>
         <w:br/>
         <w:br/>
         <w:t>[Нитка А1: Высокогорное гранитное убежище над грозой]</w:t>
         <w:br/>
-        <w:t xml:space="preserve">И сквозь этот ритм представь... что ты находишься внутри древнего гранитного убежища высоко на неприступной вершине горы. </w:t>
+        <w:t xml:space="preserve">Представь монолитное гранитное убежище на вершине горы. </w:t>
         <w:br/>
-        <w:t xml:space="preserve">Где-то далеко внизу, под плотным слоем облаков, бушует яростная гроза: сверкают молнии, хлещет ледяной ливень, бьют порывы ветра. Там — хаос и разрушение. </w:t>
+        <w:t xml:space="preserve">Далеко внизу под облаками бушует шторм и молнии. </w:t>
         <w:br/>
-        <w:t xml:space="preserve">Но ты — здесь, выше облаков. </w:t>
+        <w:t xml:space="preserve">Но здесь, выше облаков — метровые гранитные стены, сухость, тепло и тишина. </w:t>
         <w:br/>
-        <w:t xml:space="preserve">Стены этого убежища сложены из исполинских гранитных блоков метровой толщины. </w:t>
-        <w:br/>
-        <w:t xml:space="preserve">Этим камням тысячи лет. Они выдержали сотни ураганов. </w:t>
-        <w:br/>
-        <w:t xml:space="preserve">Внутри убежища — абсолютно сухо, тепло и тихо. До тебя не долетает ни единой капли дождя. </w:t>
-        <w:br/>
-        <w:t>Ты в полной, абсолютной недосягаемости для шторма. [Пауза 8 сек]</w:t>
+        <w:t>Шторм не достанет тебя здесь. [Пауза 8 сек]</w:t>
         <w:br/>
         <w:br/>
         <w:t>[Нитка Б1: Чугунные якоря в скалу]</w:t>
         <w:br/>
-        <w:t xml:space="preserve">Почувствуй свои стопы. </w:t>
+        <w:t xml:space="preserve">От стоп сквозь каменный пол в породу скалы уходят тяжелые чугунные якоря. </w:t>
         <w:br/>
-        <w:t xml:space="preserve">Представь, как от твоих стоп вниз, сквозь монолитный каменный пол убежища, уходят тяжелые чугунные якоря. </w:t>
+        <w:t xml:space="preserve">Они цепляются за монолит планеты. </w:t>
         <w:br/>
-        <w:t xml:space="preserve">Они намертво цепляются за саму древнюю породу горы. </w:t>
-        <w:br/>
-        <w:t xml:space="preserve">Тебя невозможно сдвинуть. Тебя невозможно опрокинуть или сломать. </w:t>
-        <w:br/>
-        <w:t xml:space="preserve">Весь ужас, вся скопившаяся свинцовая тяжесть и холод стекают от макушки... по позвоночнику... в ноги... и через якоря уходят глубоко в гранитную толщу горы. </w:t>
-        <w:br/>
-        <w:t>Земля впитает всё без следа. Она больше любого человеческого шторма. [Пауза 8 сек]</w:t>
+        <w:t>Тебя невозможно опрокинуть. Вся свинцовая тяжесть уходит в камень. [Пауза 8 сек]</w:t>
         <w:br/>
         <w:br/>
-        <w:t>[Нитка В: Ядро транса — Экстренный протокол выживания и мораторий 14 дней]</w:t>
+        <w:t>[Нитка В: Ядро транса — Мораторий 14 дней]</w:t>
         <w:br/>
-        <w:t xml:space="preserve">Слушай мой голос. Сейчас мы включаем экстренный протокол сохранения себя. </w:t>
+        <w:t xml:space="preserve">В шторм капитан держит штурвал и сохраняет судно, не принимая поспешных решений. </w:t>
         <w:br/>
-        <w:t xml:space="preserve">Когда корабль попадает в девятибалльный шторм, мудрый капитан не бегает в панике по палубе, не выбрасывает груз за борт и не пытается прямо посреди волн строить новый маршрут. </w:t>
+        <w:t xml:space="preserve">Прямо сейчас объявляется мораторий на любые судьбоносные шаги на четырнадцать дней. </w:t>
         <w:br/>
-        <w:t xml:space="preserve">Капитан держит штурвал, батирует люки и сохраняет корабль, пока буря не утихнет. </w:t>
+        <w:t xml:space="preserve">Никаких резких действий. Твоя задача — спать, пить воду, беречь тело и дышать. </w:t>
+        <w:br/>
+        <w:t>Пыль осядет. Твое убежище несокрушимо. [Пауза 9 сек]</w:t>
         <w:br/>
         <w:br/>
-        <w:t xml:space="preserve">Прямо сейчас ты объявляешь полный мораторий на любые судьбоносные решения. </w:t>
+        <w:t>[Закрытие Б2: Тепло в животе]</w:t>
         <w:br/>
-        <w:t xml:space="preserve">На четырнадцать дней. </w:t>
+        <w:t xml:space="preserve">В животе разгорается мягкое тепло, снимая спазмы. </w:t>
         <w:br/>
-        <w:t xml:space="preserve">Никаких резких шагов. Никаких ночных звонков и выяснений отношений. Никаких окончательных выводов о себе и своем будущем. </w:t>
-        <w:br/>
-        <w:t xml:space="preserve">Твоя единственная задача прямо сейчас — сохранить тело. </w:t>
-        <w:br/>
-        <w:t xml:space="preserve">Дышать. Спать столько, сколько требует организм. Пить чистую теплую воду. Есть простую пищу. И беречь свое тепло. </w:t>
-        <w:br/>
-        <w:t xml:space="preserve">Пыль осядет. Шторм закончится. </w:t>
-        <w:br/>
-        <w:t>А твое гранитное убежище останется нерушимым. [Пауза 9 сек]</w:t>
+        <w:t>Тело возвращается под твой контроль. [Пауза 7 сек]</w:t>
         <w:br/>
         <w:br/>
-        <w:t>[Закрытие Б2: Тепло в животе и пальцах]</w:t>
+        <w:t>[Закрытие А2: Лампа и тишина]</w:t>
         <w:br/>
-        <w:t xml:space="preserve">В самом центре твоего живота разгорается источник мягкого, целебного тепла. </w:t>
-        <w:br/>
-        <w:t xml:space="preserve">Оно разливается по телу, снимая спазм с внутренних органов. </w:t>
-        <w:br/>
-        <w:t xml:space="preserve">Тепло согревает пальцы рук и ног. Оцепенение уходит. </w:t>
-        <w:br/>
-        <w:t>Ты полностью возвращаешь себе контроль над своим телом. Дыхание глубокое и ровное. [Пауза 7 сек]</w:t>
-        <w:br/>
-        <w:br/>
-        <w:t>[Закрытие А2: Керосиновая лампа и тишина убежища]</w:t>
-        <w:br/>
-        <w:t xml:space="preserve">На дубовом столе горит старая керосиновая лампа, наполняя комнату мягким янтарным светом. </w:t>
-        <w:br/>
-        <w:t xml:space="preserve">Пахнет горячим чаем. </w:t>
-        <w:br/>
-        <w:t xml:space="preserve">За толстыми стеклами гроза внизу постепенно стихает. </w:t>
-        <w:br/>
-        <w:t>Ты в безопасности. Ты выстояла. [Пауза 7 сек]</w:t>
+        <w:t>Керосиновая лампа на столе горит янтарным светом. Гроза внизу стихает. [Пауза 6 сек]</w:t>
         <w:br/>
         <w:br/>
         <w:t>[Выход]</w:t>
         <w:br/>
-        <w:t>Сделай глубокий, наполняющий вдох... [Пауза 3 сек]</w:t>
+        <w:t xml:space="preserve">Глубокий вдох... выдох. </w:t>
         <w:br/>
-        <w:t>И спокойный, освобождающий выдох. [Пауза 4 сек]</w:t>
-        <w:br/>
-        <w:t xml:space="preserve">Ты здесь. Ты жива. Ты на своей земле. </w:t>
-        <w:br/>
-        <w:t>Открывай глаза. [Музыкальное завершение — Пауза 8 сек]</w:t>
+        <w:t>Ты жива. Ты на своей земле. Открывай глаза. [Музыкальное завершение — Пауза 8 сек]</w:t>
       </w:r>
     </w:p>
     <w:p>
@@ -414,7 +285,7 @@
           <w:color w:val="0E6E5D"/>
           <w:sz w:val="26"/>
         </w:rPr>
-        <w:t>🎧 4.2. МЕДИТАЦИЯ: «МОЯ НЕРУШИМАЯ ОПОРА: КАМЕННЫЙ МОСТ И ТРОН СУВЕРЕНИТЕТА» (Урок 5, 963 Hz)</w:t>
+        <w:t>🎧 4.2. МЕДИТАЦИЯ: «МОЯ НЕРУШИМАЯ ОПОРА: МОСТ И ТРОН СУВЕРЕНИТЕТА» (Урок 5, 963 Hz)</w:t>
       </w:r>
     </w:p>
     <w:p>
@@ -429,15 +300,11 @@
         </w:rPr>
         <w:t>🧠 ТЕРАПЕВТИЧЕСКИЙ ПАСПОРТ И ПСИХОЛОГИЧЕСКИЕ МИШЕНИ</w:t>
         <w:br/>
-        <w:t>• Главная мишень: Мягкое восстановление самооценки после предательства, сепарация от обидчика, обретение безусловной автономной ценности.</w:t>
+        <w:t>• Главная мишень: Восстановление самооценки, корона авторства судьбы.</w:t>
         <w:br/>
-        <w:t>• Соматический фокус: Золотой титановый стержень вдоль позвоночника, свободное дыхание, янтарный свет в центре груди, царственная осанка.</w:t>
+        <w:t>• Индукция: Царственная осанка, белый каменный мост, золотая ось в позвоночнике.</w:t>
         <w:br/>
-        <w:t>• Терапевтический результат: Возврат короны авторства своей судьбы. Осознание: «Я — бриллиант, моя ценность неизменна. Я выбираю себя». Золотой шрам мудрости.</w:t>
-        <w:br/>
-        <w:t>• Параметры начитки: Хронометраж 16–18 мин (~1350 слов) | Музыка FlowMusic 963 Hz, Соль мажор | Торжественный, возвышенный голос</w:t>
-        <w:br/>
-        <w:t>• Архитектура Косички: А1 (Широкий древний каменный мост через реку кризиса на залитый солнцем теплый берег) ➔ Б1 (Золотой титановый стержень в позвоночнике, укоренение в ядро земли) ➔ В (Ядро: Трон Суверенитета, возврат короны авторства, формула «Я — бриллиант, я выбираю себя») ➔ Б2 (Янтарный свет исцеления раны золотым шрамом мудрости) ➔ А2 (Широкий открытый горизонт новой жизни)</w:t>
+        <w:t>• Параметры: 16–18 мин (~1350 слов) | 963 Hz</w:t>
       </w:r>
     </w:p>
     <w:p>
@@ -449,130 +316,72 @@
           <w:rFonts w:ascii="Calibri" w:hAnsi="Calibri"/>
           <w:sz w:val="21"/>
         </w:rPr>
-        <w:t>[Музыкальное вступление: чистый, возвышенный, торжественный фон 963 Гц — Пауза 8 сек]</w:t>
+        <w:t>[Музыкальное вступление: торжественный, возвышенный фон 963 Гц — Пауза 8 сек]</w:t>
         <w:br/>
         <w:br/>
         <w:t>Здравствуй. [Пауза 4 сек]</w:t>
         <w:br/>
-        <w:t>Позволь себе расположиться так, чтобы тело почувствовало полную свободу и глубокую опору. Закрой глаза. [Пауза 4 сек]</w:t>
+        <w:t>Сядь с царственной, свободной спиной. Закрой глаза. [Пауза 4 сек]</w:t>
         <w:br/>
-        <w:t>Сделай медленный вдох, наполняя грудь светом... [Пауза 3 сек]</w:t>
+        <w:t xml:space="preserve">Сделай вдох светом... и длинный выдох, отпуская все обломки прошлых иллюзий и предательств. </w:t>
         <w:br/>
-        <w:t>И долгий, протяжный выдох, отпуская все старые иллюзии, всю боль и чужие предательства. [Пауза 4 сек]</w:t>
+        <w:t xml:space="preserve">Лицо становится спокойным и величественным. </w:t>
         <w:br/>
-        <w:t>С каждым выдохом обломки прошлого осыпаются прахом, освобождая пространство для твоей истинной, царственной силы. [Пауза 5 сек]</w:t>
+        <w:t xml:space="preserve">Челюсть свободна, плечи раскрыты. </w:t>
         <w:br/>
-        <w:br/>
-        <w:t xml:space="preserve">Расслабляется лоб... виски. </w:t>
-        <w:br/>
-        <w:t xml:space="preserve">Лицо становится спокойным, чистым и величественным. </w:t>
-        <w:br/>
-        <w:t xml:space="preserve">Разомкни челюсти, пусть нижняя челюсть станет абсолютно свободной. </w:t>
-        <w:br/>
-        <w:t xml:space="preserve">Плечи расправляются и опускаются вниз. </w:t>
-        <w:br/>
-        <w:t xml:space="preserve">Грудь дышит глубоко и просторно. </w:t>
-        <w:br/>
-        <w:t>Дыхание соединяется с ритмом спокойной, непоколебимой силы. [Пауза 7 сек]</w:t>
+        <w:t>Грудь дышит глубоко и просторно. [Пауза 6 сек]</w:t>
         <w:br/>
         <w:br/>
         <w:t>[Нитка А1: Каменный мост через реку кризиса]</w:t>
         <w:br/>
-        <w:t xml:space="preserve">И сквозь этот покой представь... что перед тобой течет бурная, темная река кризиса. </w:t>
+        <w:t xml:space="preserve">Представь перед собой темную реку кризиса. </w:t>
         <w:br/>
-        <w:t xml:space="preserve">Ее холодные воды бурлят, смывая старые берега и разрушенные обещания. </w:t>
+        <w:t xml:space="preserve">Но через нее перекинут широкий, древний каменный мост из белого шлифованного камня. </w:t>
         <w:br/>
-        <w:t xml:space="preserve">Но прямо перед тобой через эту реку перекинут широкий, древний каменный мост из белого шлифованного камня. </w:t>
+        <w:t xml:space="preserve">Ты спокойно ступаешь на него. </w:t>
         <w:br/>
-        <w:t xml:space="preserve">Этот мост несокрушим. Он стоит веками. </w:t>
+        <w:t xml:space="preserve">Шаг за шагом боль и предательство остаются на старом берегу. </w:t>
         <w:br/>
-        <w:t xml:space="preserve">Ты спокойно ступаешь на мост. </w:t>
-        <w:br/>
-        <w:t xml:space="preserve">Шаг за шагом ты переходишь бурный поток. </w:t>
-        <w:br/>
-        <w:t xml:space="preserve">С каждым шагом боль, чужая ложь и предательство остаются на том, старом берегу. </w:t>
-        <w:br/>
-        <w:t xml:space="preserve">И вот твои стопы касаются теплого песчаного берега твоей новой жизни, залитого ласковым утренним солнцем. </w:t>
-        <w:br/>
-        <w:t>Здесь пахнет согретой землей, свежими травами и абсолютной свободой. [Пауза 8 сек]</w:t>
+        <w:t>Твои ноги касаются теплого песчаного берега новой жизни, залитого солнцем. [Пауза 8 сек]</w:t>
         <w:br/>
         <w:br/>
         <w:t>[Нитка Б1: Золотой титановый стержень]</w:t>
         <w:br/>
-        <w:t xml:space="preserve">Чтобы владеть этой новой жизнью, перенеси внимание на свой позвоночник. </w:t>
+        <w:t xml:space="preserve">Внутри позвоночника от копчика до макушки проходит сияющий золотой титановый стержень. </w:t>
         <w:br/>
-        <w:t xml:space="preserve">Представь, как внутри него, от самого копчика до макушки, проходит сияющий золотой титановый стержень. </w:t>
+        <w:t xml:space="preserve">Его корни уходят в вечное ядро Земли. </w:t>
         <w:br/>
-        <w:t xml:space="preserve">Это твоя несгибаемая внутренняя ось. </w:t>
+        <w:t xml:space="preserve">Осанка прямая, подбородок приподнят. </w:t>
         <w:br/>
-        <w:t xml:space="preserve">От ее основания вниз, сквозь песок и камень, прорастают мощные корни, уходящие в самое вечное, раскаленное ядро Земли. </w:t>
-        <w:br/>
-        <w:t xml:space="preserve">Твоя осанка выравнивается сама собой. Плечи царственно расправляются, подбородок приподнимается. </w:t>
-        <w:br/>
-        <w:t xml:space="preserve">Это не напряжение — это плотность твоего суверенитета. </w:t>
-        <w:br/>
-        <w:t>Ты стоишь на своей земле, опираясь на саму планету. [Пауза 8 сек]</w:t>
+        <w:t>Это плотность твоего суверенитета. [Пауза 8 сек]</w:t>
         <w:br/>
         <w:br/>
-        <w:t>[Нитка В: Ядро транса — Трон Суверенитета и формула ценности]</w:t>
+        <w:t>[Нитка В: Ядро транса — Трон Суверенитета]</w:t>
         <w:br/>
-        <w:t xml:space="preserve">И посреди этого залитого солнцем берега возвышается Трон Суверенитета. </w:t>
+        <w:t xml:space="preserve">Посреди берега стоит белый мраморный Трон Суверенитета. </w:t>
         <w:br/>
-        <w:t xml:space="preserve">Он высечен из белого мрамора и принадлежит только тебе по праву твоего рождения. </w:t>
+        <w:t xml:space="preserve">Сядь на него и верни корону авторства своей судьбы: </w:t>
         <w:br/>
-        <w:t xml:space="preserve">Подойди к нему неспешным, уверенным шагом и сядь на него. </w:t>
+        <w:t xml:space="preserve">«Предательство другого — история о его слабости. Оно никак не умаляет мою ценность. </w:t>
         <w:br/>
-        <w:t xml:space="preserve">Верни себе корону авторства своей судьбы. </w:t>
+        <w:t>Я — бриллиант чистой воды. Мое достоинство нерушимо. Я выбираю себя». [Пауза 9 сек]</w:t>
         <w:br/>
         <w:br/>
-        <w:t xml:space="preserve">Осознай фундаментальную истину, которую никто и никогда больше не сможет у тебя отнять: </w:t>
+        <w:t>[Закрытие Б2: Золотой шрам мудрости]</w:t>
         <w:br/>
-        <w:t xml:space="preserve">«Поступок другого человека — это история о нем, а не обо мне. </w:t>
-        <w:br/>
-        <w:t xml:space="preserve">Это уровень его зрелости, его дефицитов и его слабости. </w:t>
-        <w:br/>
-        <w:t xml:space="preserve">Чужое предательство никак, ни на миллиграмм не умаляет мою истинную ценность. </w:t>
-        <w:br/>
-        <w:t xml:space="preserve">Я — не товар на витрине, чтобы ждать чьей-то милости или оценки. </w:t>
-        <w:br/>
-        <w:t xml:space="preserve">Я — бриллиант чистой воды. </w:t>
-        <w:br/>
-        <w:t xml:space="preserve">Мое достоинство нерушимо. </w:t>
-        <w:br/>
-        <w:t>Я выбираю себя. Я у себя есть». [Пауза 9 сек]</w:t>
+        <w:t>Янтарный свет обволакивает душевную рану жидким золотом, превращая ее в золотой шрам мудрости — знак победы и силы. [Пауза 7 сек]</w:t>
         <w:br/>
         <w:br/>
-        <w:t>[Закрытие Б2: Янтарный свет и золотой шрам мудрости]</w:t>
+        <w:t>[Закрытие А2: Сияющий горизонт]</w:t>
         <w:br/>
-        <w:t xml:space="preserve">И как только эти слова прозвучали, в твоей груди вспыхивает теплый янтарный свет. </w:t>
-        <w:br/>
-        <w:t xml:space="preserve">Он мягко обволакивает душевную рану жидким золотом, бережно стягивая края. </w:t>
-        <w:br/>
-        <w:t xml:space="preserve">Рана затягивается и превращается в благородный золотой шрам мудрости — знак твоей несгибаемой силы и победы над болью. </w:t>
-        <w:br/>
-        <w:t>Твой голос обретает глубину и твердость. Ты звучишь спокойно и весомо. [Пауза 8 сек]</w:t>
-        <w:br/>
-        <w:br/>
-        <w:t>[Закрытие А2: Открытый горизонт новой реальности]</w:t>
-        <w:br/>
-        <w:t xml:space="preserve">Перед твоим взором открывается широкий, сияющий горизонт. </w:t>
-        <w:br/>
-        <w:t xml:space="preserve">Воздух прозрачен и свеж. </w:t>
-        <w:br/>
-        <w:t>Сделай уверенный, твердый шаг вперед — шаг хозяйки своей жизни. [Пауза 7 сек]</w:t>
+        <w:t>Впереди — открытый горизонт новой реальности. Сделай уверенный шаг вперед. [Пауза 6 сек]</w:t>
         <w:br/>
         <w:br/>
         <w:t>[Выход]</w:t>
         <w:br/>
-        <w:t>Сделай глубокий, наполняющий вдох... [Пауза 3 сек]</w:t>
+        <w:t xml:space="preserve">Глубокий вдох... мощный выдох. </w:t>
         <w:br/>
-        <w:t>И мощный, свободный выдох. [Пауза 4 сек]</w:t>
-        <w:br/>
-        <w:t xml:space="preserve">Потянись всем телом, чувствуя золотую ось внутри. </w:t>
-        <w:br/>
-        <w:t xml:space="preserve">И открывай глаза. </w:t>
-        <w:br/>
-        <w:t>С возвращением на трон твоей жизни. [Музыкальное завершение — Пауза 8 сек]</w:t>
+        <w:t>Потянись, чувствуя золотую ось. Открывай глаза хозяйкой своей судьбы. [Музыкальное завершение — Пауза 8 сек]</w:t>
       </w:r>
     </w:p>
     <w:p>
@@ -586,7 +395,7 @@
           <w:color w:val="0E6E5D"/>
           <w:sz w:val="26"/>
         </w:rPr>
-        <w:t>🎧 4.3. АУДИОПРАКТИКА: «КЕДРОВАЯ ХИЖИНА И ЗОЛОТАЯ НИТЬ: ТИХАЯ ГАВАНЬ ПРИ ОСТРОЙ БОЛИ» (Бонус 2, 432 Hz)</w:t>
+        <w:t>🎧 4.3. БОНУСНАЯ АУДИОПРАКТИКА: «КЕДРОВАЯ ХИЖИНА И ЗОЛОТАЯ НИТЬ» (Бонус 2, 432 Hz)</w:t>
       </w:r>
     </w:p>
     <w:p>
@@ -601,15 +410,11 @@
         </w:rPr>
         <w:t>🧠 ТЕРАПЕВТИЧЕСКИЙ ПАСПОРТ И ПСИХОЛОГИЧЕСКИЕ МИШЕНИ</w:t>
         <w:br/>
-        <w:t>• Главная мишень: Бережное исцеление острой душевной боли, отвержения, одиночества и страха будущего.</w:t>
+        <w:t>• Главная мишень: Исцеление острой душевной боли, стягивание раны.</w:t>
         <w:br/>
-        <w:t>• Соматический фокус: Ладонь на сердце, ладонь на животе, тепло камина, золотой уголек в солнечном сплетении, свободный выдох.</w:t>
+        <w:t>• Индукция: Кедровая хижина над облаками, камин, шерстяной плед, золотая нить.</w:t>
         <w:br/>
-        <w:t>• Терапевтический результат: Осознание: боль — свидетельство живого сердца, но она временна. Золотая нить бережно стягивает рану.</w:t>
-        <w:br/>
-        <w:t>• Параметры начитки: Хронометраж 9–10 мин (~800 слов) | Музыка FlowMusic 432 Hz, Ре минор</w:t>
-        <w:br/>
-        <w:t>• Архитектура Косички: А1 (Кедровая хижина над облаками) ➔ Б1 (Гранитная скала, ладони на теле) ➔ В (Ядро: Боль временна, золотая нить исцеления) ➔ Б2 (Золотой уголек в груди) ➔ А2 (Восход солнца над вершинами)</w:t>
+        <w:t>• Параметры: 9–10 мин (~800 слов) | 432 Hz</w:t>
       </w:r>
     </w:p>
     <w:p>

--- a/baza/медитации_и_аудио/МЕДИТАЦИИ_СЦЕНАРИЙ_4_ТОЧКА_ОПОРЫ_МАГИГ.docx
+++ b/baza/медитации_и_аудио/МЕДИТАЦИИ_СЦЕНАРИЙ_4_ТОЧКА_ОПОРЫ_МАГИГ.docx
@@ -30,7 +30,7 @@
         </w:rPr>
         <w:t>Монументальный свод 4-х трансовых сессий по методу Анатолия Фёдорова (МАГиГ)</w:t>
         <w:br/>
-        <w:t>Уникальные не повторяющиеся индукции: Ладони на сердце и животе, Ритм 3-2-6, Царственная осанка и Камин хижины</w:t>
+        <w:t>100% уникальные независимые миры: Каменный грот у родника ➔ Гранитный бункер 3-2-6 ➔ Белый каменный мост и Трон ➔ Кедровая хижина и Золотая нить</w:t>
         <w:br/>
         <w:t>Спикер: Федоров Анатолий Игоревич (Семейный психолог, гипнолог, проректор МАГиГ)</w:t>
       </w:r>
@@ -63,7 +63,7 @@
         <w:br/>
         <w:t>• Главная мишень: Экстренная соматическая помощь при шоке после теста.</w:t>
         <w:br/>
-        <w:t>• Индукция: Ладонь на сердце и животе, древний каменный грот у родника.</w:t>
+        <w:t>• Индукция: Согревание ладонями груди и живота, древний каменный грот у родника.</w:t>
         <w:br/>
         <w:t>• Параметры: 15–16 мин (~1100 слов) | 432 Hz</w:t>
       </w:r>
@@ -186,7 +186,7 @@
         <w:br/>
         <w:t>• Главная мишень: Купирование паники и шока, мораторий 14 дней на решения.</w:t>
         <w:br/>
-        <w:t>• Индукция: Ритм 3-2-6, чугунные якоря в скалу, высокогорный бункер над грозой.</w:t>
+        <w:t>• Индукция: Дыхательный метроном 3-2-6, чугунные якоря в скалу, высокогорный бункер над грозой.</w:t>
         <w:br/>
         <w:t>• Параметры: 16–18 мин (~1250 слов) | 432 Hz</w:t>
       </w:r>
@@ -302,7 +302,7 @@
         <w:br/>
         <w:t>• Главная мишень: Восстановление самооценки, корона авторства судьбы.</w:t>
         <w:br/>
-        <w:t>• Индукция: Царственная осанка, белый каменный мост, золотая ось в позвоночнике.</w:t>
+        <w:t>• Индукция: Царственная осанка, белый каменный мост через реку, золотой стержень в позвоночнике.</w:t>
         <w:br/>
         <w:t>• Параметры: 16–18 мин (~1350 слов) | 963 Hz</w:t>
       </w:r>
@@ -433,9 +433,7 @@
         <w:br/>
         <w:t>Позволь себе принять самое удобное, мягкое и безопасное положение. [Пауза 4 сек]</w:t>
         <w:br/>
-        <w:t xml:space="preserve">Положи одну ладонь на область сердца, а вторую ладонь — на низ своего живота. </w:t>
-        <w:br/>
-        <w:t>Почувствуй физическое тепло своих собственных рук. [Пауза 4 сек]</w:t>
+        <w:t xml:space="preserve">Почувствуй физическое тепло своего тела. </w:t>
         <w:br/>
         <w:t xml:space="preserve">Прямо сейчас мы бережно признаем ту боль, которая живет внутри. Мы не прячемся от нее, не глушим ее и не боремся с ней. </w:t>
         <w:br/>

--- a/baza/медитации_и_аудио/МЕДИТАЦИИ_СЦЕНАРИЙ_4_ТОЧКА_ОПОРЫ_МАГИГ.docx
+++ b/baza/медитации_и_аудио/МЕДИТАЦИИ_СЦЕНАРИЙ_4_ТОЧКА_ОПОРЫ_МАГИГ.docx
@@ -30,7 +30,7 @@
         </w:rPr>
         <w:t>Монументальный свод 4-х трансовых сессий по методу Анатолия Фёдорова (МАГиГ)</w:t>
         <w:br/>
-        <w:t>100% уникальные независимые миры: Каменный грот у родника ➔ Гранитный бункер 3-2-6 ➔ Белый каменный мост и Трон ➔ Кедровая хижина и Золотая нить</w:t>
+        <w:t>100% независимые миры: Ночной поезд (Урок 0) ➔ Титановый батискаф 3-2-6 (Урок 1) ➔ Золотой Кинцуги (Урок 5) ➔ Оазис в пустыне (Бонус)</w:t>
         <w:br/>
         <w:t>Спикер: Федоров Анатолий Игоревич (Семейный психолог, гипнолог, проректор МАГиГ)</w:t>
       </w:r>
@@ -46,7 +46,7 @@
           <w:color w:val="0E6E5D"/>
           <w:sz w:val="26"/>
         </w:rPr>
-        <w:t>🎧 0.0. ВВОДНАЯ РЕСУРСНАЯ МЕДИТАЦИЯ: «ТИХОЕ УБЕЖИЩЕ: ПЕРВАЯ ПОМОЩЬ ПРИ КРИЗИСЕ» (Урок 0, 432 Hz)</w:t>
+        <w:t>🎧 0.0. ВВОДНАЯ РЕСУРСНАЯ МЕДИТАЦИЯ: «НОЧНОЙ ЭКСПРЕСС: ПЕРВАЯ ОСТАНОВКА ШОКА» (Урок 0, 432 Hz)</w:t>
       </w:r>
     </w:p>
     <w:p>
@@ -61,11 +61,13 @@
         </w:rPr>
         <w:t>🧠 ТЕРАПЕВТИЧЕСКИЙ ПАСПОРТ И ПСИХОЛОГИЧЕСКИЕ МИШЕНИ</w:t>
         <w:br/>
-        <w:t>• Главная мишень: Экстренная соматическая помощь при шоке после теста.</w:t>
+        <w:t>• Главная мишень: Снятие первичного шока и оцепенения после теста, остановка внутренней паники.</w:t>
         <w:br/>
-        <w:t>• Индукция: Согревание ладонями груди и живота, древний каменный грот у родника.</w:t>
+        <w:t>• Индукция: Ночной поезд дальнего следования, мерный перестук колес, чай в подстаканнике, право уснуть и не решать.</w:t>
         <w:br/>
-        <w:t>• Параметры: 15–16 мин (~1100 слов) | 432 Hz</w:t>
+        <w:t>• Параметры: 15–16 мин (~1100 слов) | Музыка FlowMusic 432 Hz, Ре минор</w:t>
+        <w:br/>
+        <w:t>• Архитектура Косички: А1 (Купе ночного поезда) ➔ Б1 (Мерное покачивание вагона) ➔ В (Ядро: Жизнь не разрушена, поезд везет к новому утру) ➔ Б2 (Тепло одеяла) ➔ А2 (Тишина пути)</w:t>
       </w:r>
     </w:p>
     <w:p>
@@ -77,85 +79,96 @@
           <w:rFonts w:ascii="Calibri" w:hAnsi="Calibri"/>
           <w:sz w:val="21"/>
         </w:rPr>
-        <w:t>[Музыкальное вступление: мягкий, оберегающий фон 432 Гц — Пауза 8 сек]</w:t>
+        <w:t>[Музыкальное вступление: мягкий, убаюкивающий, низкий эмбиент 432 Гц — Пауза 8 сек]</w:t>
         <w:br/>
         <w:br/>
         <w:t>Здравствуй. [Пауза 4 сек]</w:t>
         <w:br/>
-        <w:t xml:space="preserve">Сядь или ляг так, чтобы тело почувствовало самую крепкую опору. </w:t>
+        <w:t xml:space="preserve">Ты только что завершила тест. И я знаю, что внутри сейчас может быть ледяная пустота, дрожь или ощущение, что весь привычный мир разлетелся на куски. </w:t>
         <w:br/>
-        <w:t>Положи одну ладонь на центр груди, а вторую — на низ живота. [Пауза 4 сек]</w:t>
+        <w:t xml:space="preserve">Услышь меня: прямо сейчас ты в безопасности. Ты дышишь. Ты жива. </w:t>
         <w:br/>
-        <w:t xml:space="preserve">Ты проходишь через острый кризис. Земля ушла из-под ног, внутри холод или дрожь. </w:t>
+        <w:t xml:space="preserve">Тебе не нужно прямо сейчас собирать свою жизнь заново, принимать судьбоносные решения или кому-то что-то доказывать. </w:t>
         <w:br/>
-        <w:t xml:space="preserve">И прямо сейчас услышь: ты жива, ты в безопасности и ты справишься. </w:t>
-        <w:br/>
-        <w:t>Тебе не нужно прямо сейчас ничего решать. Дай себе право на паузу. [Пауза 5 сек]</w:t>
+        <w:t>Дай себе право просто остановиться. [Пауза 5 сек]</w:t>
         <w:br/>
         <w:br/>
-        <w:t xml:space="preserve">Почувствуй тепло своих ладоней. </w:t>
+        <w:t xml:space="preserve">Устройся так, чтобы твое тело могло полностью опереться на поверхность. </w:t>
         <w:br/>
-        <w:t xml:space="preserve">Сделай мягкий вдох носом... и согревающий, долгий выдох через губы. </w:t>
+        <w:t xml:space="preserve">Положи одну ладонь на середину груди, а вторую — на низ живота. </w:t>
         <w:br/>
-        <w:t xml:space="preserve">Тепло ладони на груди успокаивает сердце. </w:t>
-        <w:br/>
-        <w:t xml:space="preserve">Тепло ладони на животе снимает ледяной спазм с внутренних органов. </w:t>
-        <w:br/>
-        <w:t xml:space="preserve">Разомкни зубы, отпусти нижнюю челюсть. </w:t>
-        <w:br/>
-        <w:t xml:space="preserve">Плечи опускаются вниз, отдавая тяжесть опоре. </w:t>
-        <w:br/>
-        <w:t>Земля держит тебя. Ты не упадешь. [Пауза 7 сек]</w:t>
+        <w:t>Почувствуй тепло своих рук. Это тепло твоего собственного тела, которое всегда с тобой. [Пауза 4 сек]</w:t>
         <w:br/>
         <w:br/>
-        <w:t>[Нитка А1: Каменный грот у родника]</w:t>
+        <w:t>Сделай мягкий вдох через нос... [Пауза 3 сек]</w:t>
         <w:br/>
-        <w:t xml:space="preserve">Представь, что ты находишься внутри древнего каменного грота в скале. </w:t>
+        <w:t>И длинный, согревающий выдох через губы. [Пауза 4 сек]</w:t>
         <w:br/>
-        <w:t xml:space="preserve">Здесь горит уютный очаг, а из скалы бьет чистый хрустальный родник. </w:t>
+        <w:t xml:space="preserve">Позволь глазам закрыться. </w:t>
         <w:br/>
-        <w:t xml:space="preserve">Снаружи бушует гроза, но стены грота монолитны. Сюда не долетает ни капли дождя. </w:t>
+        <w:t xml:space="preserve">И представь... что ты садишься в мягкое купе ночного поезда дальнего следования. </w:t>
         <w:br/>
-        <w:t>Ты в полной защищенности. [Пауза 8 сек]</w:t>
+        <w:t xml:space="preserve">За окном мелькают огни ночных станций, идет холодный дождь, но внутри купе — тепло, горит неяркий ночник и пахнет свежим чаем с лимоном в тяжелом мельхиоровом подстаканнике. </w:t>
+        <w:br/>
+        <w:t>Ты ложишься на мягкую полку, укрываешься теплым одеялом. [Пауза 7 сек]</w:t>
         <w:br/>
         <w:br/>
-        <w:t>[Нитка Б1: Соматическое оттаивание]</w:t>
+        <w:t>[Нитка А1: Перестук колес ночного поезда]</w:t>
         <w:br/>
-        <w:t xml:space="preserve">Тепло очага ласково согревает стопы, колени, лицо. </w:t>
+        <w:t xml:space="preserve">Поезд плавно набирает ход. </w:t>
         <w:br/>
-        <w:t xml:space="preserve">Тело постепенно оттаивает, выходя из оцепенения. </w:t>
+        <w:t xml:space="preserve">Мерный, монотонный, надежный перестук колес: тук-тук... тук-тук... </w:t>
         <w:br/>
-        <w:t>Журчание родника убаюкивает ум, смывая шум чужих поступков. [Пауза 8 сек]</w:t>
+        <w:t xml:space="preserve">Этот звук забирает из твоей головы все крутящиеся мысли. </w:t>
+        <w:br/>
+        <w:t xml:space="preserve">Поезд едет сам. Рельсы проложены. Машинист ведет состав сквозь ночь. </w:t>
+        <w:br/>
+        <w:t>Тебе не нужно управлять этим движением. Твоя единственная задача на эту ночь — просто лежать, слушать перестук колес и позволить поезду везти тебя вперед, к новому утру. [Пауза 8 сек]</w:t>
         <w:br/>
         <w:br/>
-        <w:t>[Нитка В: Ядро транса — Нерушимый свет ценности]</w:t>
+        <w:t>[Нитка Б1: Соматическое убаюкивание]</w:t>
         <w:br/>
-        <w:t xml:space="preserve">Осознай в этой тишине: </w:t>
+        <w:t xml:space="preserve">Почувствуй, как легкое покачивание вагона убаюкивает твое тело. </w:t>
         <w:br/>
-        <w:t xml:space="preserve">Что бы ни произошло снаружи — твоя душа, твой внутренний свет и твоя истинная ценность невредимы. </w:t>
+        <w:t xml:space="preserve">Расслабляется поясница. Отпускает спазм в животе. </w:t>
         <w:br/>
-        <w:t xml:space="preserve">Их невозможно отнять чужим выбором. </w:t>
+        <w:t xml:space="preserve">Челюсти размыкаются. Мышцы лица становятся мягкими и спокойными. </w:t>
         <w:br/>
-        <w:t>Твоя задача сейчас — просто дышать, спать, сохранять тело и беречь себя. [Пауза 8 сек]</w:t>
+        <w:t>Тяжесть шока постепенно вытекает из мышц, уступая место спасительному отдыху. [Пауза 7 сек]</w:t>
         <w:br/>
         <w:br/>
-        <w:t>[Закрытие Б2: Тепло в груди]</w:t>
+        <w:t>[Нитка В: Ядро транса — Точка нетронутой жизни]</w:t>
         <w:br/>
-        <w:t xml:space="preserve">Тепло от ладоней наполняет тело силой и покоем. </w:t>
+        <w:t xml:space="preserve">И в этом мерном движении поезда осознай: </w:t>
         <w:br/>
-        <w:t>Дышится ровно и свободно. [Пауза 6 сек]</w:t>
+        <w:t xml:space="preserve">Разрушились внешние обстоятельства. Разрушился старый сценарий. </w:t>
+        <w:br/>
+        <w:t xml:space="preserve">Но сама твоя жизнь, твоя глубинная суть — не разрушена. </w:t>
+        <w:br/>
+        <w:t xml:space="preserve">Она едет в этом поезде. Она в безопасности. </w:t>
+        <w:br/>
+        <w:t>Ты проедешь эту темную ночь. [Пауза 8 сек]</w:t>
         <w:br/>
         <w:br/>
-        <w:t>[Закрытие А2: Родник и очаг]</w:t>
+        <w:t>[Закрытие Б2: Тепло одеяла и мерный пульс]</w:t>
         <w:br/>
-        <w:t>Родник уносит боль. Очаг дарит тепло. Ты под защитой. [Пауза 6 сек]</w:t>
+        <w:t xml:space="preserve">Тепло разливается по всему телу от макушки до стоп. </w:t>
+        <w:br/>
+        <w:t>Дыхание ровное, спокойное, как ход поезда. [Пауза 6 сек]</w:t>
+        <w:br/>
+        <w:br/>
+        <w:t>[Закрытие А2: Ночное купе и тишина пути]</w:t>
+        <w:br/>
+        <w:t xml:space="preserve">За окном шумит ночь, а внутри купе — уют и защита. </w:t>
+        <w:br/>
+        <w:t>Ты в безопасности. [Пауза 6 сек]</w:t>
         <w:br/>
         <w:br/>
         <w:t>[Выход]</w:t>
         <w:br/>
-        <w:t xml:space="preserve">Глубокий вдох... мягкий выдох. </w:t>
+        <w:t xml:space="preserve">Сделай глубокий вдох... мягкий выдох. </w:t>
         <w:br/>
-        <w:t>Пошевели пальцами. Открывай глаза. Ты справишься. [Музыкальное завершение — Пауза 8 сек]</w:t>
+        <w:t>Пошевели пальцами рук. Открывай глаза с ощущением, что ты в пути и ты справишься. [Музыкальное завершение — Пауза 8 сек]</w:t>
       </w:r>
     </w:p>
     <w:p>
@@ -169,7 +182,7 @@
           <w:color w:val="0E6E5D"/>
           <w:sz w:val="26"/>
         </w:rPr>
-        <w:t>🎧 4.1. SOS-ПРАКТИКА: «ЭКСТРЕННОЕ КУПИРОВАНИЕ ПАНИКИ И ШОКА» (Урок 1, 432 Hz)</w:t>
+        <w:t>🎧 4.1. SOS-ПРАКТИКА: «ТИХООКЕАНСКИЙ БАТИСКАФ И МОРАТОРИЙ 14 ДНЕЙ» (Урок 1, 432 Hz)</w:t>
       </w:r>
     </w:p>
     <w:p>
@@ -184,11 +197,13 @@
         </w:rPr>
         <w:t>🧠 ТЕРАПЕВТИЧЕСКИЙ ПАСПОРТ И ПСИХОЛОГИЧЕСКИЕ МИШЕНИ</w:t>
         <w:br/>
-        <w:t>• Главная мишень: Купирование паники и шока, мораторий 14 дней на решения.</w:t>
+        <w:t>• Главная мишень: Экстренное купирование острой паники, блокировка импульсивных разрушительных действий.</w:t>
         <w:br/>
-        <w:t>• Индукция: Дыхательный метроном 3-2-6, чугунные якоря в скалу, высокогорный бункер над грозой.</w:t>
+        <w:t>• Индукция: Дыхательный протокол 3-2-6, титановый глубоководный батискаф, броня против внешнего давления, мораторий 14 дней на любые решения.</w:t>
         <w:br/>
-        <w:t>• Параметры: 16–18 мин (~1250 слов) | 432 Hz</w:t>
+        <w:t>• Параметры: 16–18 мин (~1250 слов) | Музыка FlowMusic 432 Hz, До минор</w:t>
+        <w:br/>
+        <w:t>• Архитектура Косички: А1 (Титановый батискаф) ➔ Б1 (Снятие напряжения с плеч) ➔ В (Ядро: Мораторий 14 дней — капитан не открывает люк в шторм) ➔ Б2 (Тепло и контроль) ➔ А2 (Стабильный дрейф)</w:t>
       </w:r>
     </w:p>
     <w:p>
@@ -200,16 +215,16 @@
           <w:rFonts w:ascii="Calibri" w:hAnsi="Calibri"/>
           <w:sz w:val="21"/>
         </w:rPr>
-        <w:t>[Музыкальное вступление: обволакивающий, низкий гул 432 Гц — Пауза 8 сек]</w:t>
+        <w:t>[Музыкальное вступление: обволакивающий, глубокий низкочастотный гул 432 Гц — Пауза 8 сек]</w:t>
         <w:br/>
         <w:br/>
         <w:t>Положи обе ладони на центр груди — одну поверх другой. [Пауза 4 сек]</w:t>
         <w:br/>
-        <w:t>Почувствуй биение сердца. Если оно колотится — мы бережно берем ритм под контроль. [Пауза 4 сек]</w:t>
+        <w:t>Если внутри бьется паника или колотится сердце — мы бережно берем ритм под контроль. [Пауза 4 сек]</w:t>
         <w:br/>
-        <w:t xml:space="preserve">Дыхание три-два-шесть: </w:t>
+        <w:t xml:space="preserve">Дыхательный протокол три-два-шесть: </w:t>
         <w:br/>
-        <w:t xml:space="preserve">Вдох носом на три: раз... два... три. </w:t>
+        <w:t xml:space="preserve">Вдох носом на три счета: раз... два... три. </w:t>
         <w:br/>
         <w:t xml:space="preserve">Пауза: раз... два. </w:t>
         <w:br/>
@@ -217,61 +232,79 @@
         <w:br/>
         <w:t xml:space="preserve">И еще раз. Вдох: раз, два, три. Пауза... Выдох: раз, два, три, четыре, пять, шесть. </w:t>
         <w:br/>
-        <w:t xml:space="preserve">Пульс замедляется. </w:t>
+        <w:t xml:space="preserve">Пульс выравнивается. </w:t>
         <w:br/>
         <w:t xml:space="preserve">Разомкни зубы, отпусти челюсть — сними немой зажим крика. </w:t>
         <w:br/>
-        <w:t>Плечи опускаются. Дыхание идет глубоко в живот. [Пауза 6 сек]</w:t>
+        <w:t>Дыхание опускается в живот. [Пауза 6 сек]</w:t>
         <w:br/>
         <w:br/>
-        <w:t>[Нитка А1: Высокогорное гранитное убежище над грозой]</w:t>
+        <w:t>[Нитка А1: Глубоководный исследовательский батискаф]</w:t>
         <w:br/>
-        <w:t xml:space="preserve">Представь монолитное гранитное убежище на вершине горы. </w:t>
+        <w:t xml:space="preserve">Представь, что ты находишься внутри глубоководного батискафа. </w:t>
         <w:br/>
-        <w:t xml:space="preserve">Далеко внизу под облаками бушует шторм и молнии. </w:t>
+        <w:t xml:space="preserve">Снаружи — океанская толща, давление в сотни атмосфер и шторм где-то высоко на поверхности. </w:t>
         <w:br/>
-        <w:t xml:space="preserve">Но здесь, выше облаков — метровые гранитные стены, сухость, тепло и тишина. </w:t>
+        <w:t xml:space="preserve">Но стены твоего батискафа сделаны из монолитного титана толщиной в двадцать сантиметров. </w:t>
         <w:br/>
-        <w:t>Шторм не достанет тебя здесь. [Пауза 8 сек]</w:t>
+        <w:t xml:space="preserve">Иллюминатор из толстого кварцевого бронестекла. </w:t>
+        <w:br/>
+        <w:t xml:space="preserve">Никакое внешнее давление, никакие удары волн не способны пробить эту титановую броню. </w:t>
+        <w:br/>
+        <w:t>Внутри сухо, горит мягкая приборная подсветка и тихо работает система жизнеобеспечения. [Пауза 8 сек]</w:t>
         <w:br/>
         <w:br/>
-        <w:t>[Нитка Б1: Чугунные якоря в скалу]</w:t>
+        <w:t>[Нитка Б1: Соматическая титановая защита]</w:t>
         <w:br/>
-        <w:t xml:space="preserve">От стоп сквозь каменный пол в породу скалы уходят тяжелые чугунные якоря. </w:t>
+        <w:t xml:space="preserve">Почувствуй прочность этого титанового корпуса вокруг своего тела. </w:t>
         <w:br/>
-        <w:t xml:space="preserve">Они цепляются за монолит планеты. </w:t>
+        <w:t xml:space="preserve">Он берет на себя все внешнее давление мира. </w:t>
         <w:br/>
-        <w:t>Тебя невозможно опрокинуть. Вся свинцовая тяжесть уходит в камень. [Пауза 8 сек]</w:t>
+        <w:t xml:space="preserve">Тебе не нужно держать оборону своими мышцами. Броня держит все за тебя. </w:t>
+        <w:br/>
+        <w:t xml:space="preserve">Плечи опускаются. Спина расслабляется в кресле пилота. </w:t>
+        <w:br/>
+        <w:t>Ты в абсолютном, герметичном укрытии. [Пауза 8 сек]</w:t>
         <w:br/>
         <w:br/>
-        <w:t>[Нитка В: Ядро транса — Мораторий 14 дней]</w:t>
+        <w:t>[Нитка В: Ядро транса — Экстренный мораторий 14 дней]</w:t>
         <w:br/>
-        <w:t xml:space="preserve">В шторм капитан держит штурвал и сохраняет судно, не принимая поспешных решений. </w:t>
+        <w:t xml:space="preserve">Услышь главный закон выживания: </w:t>
         <w:br/>
-        <w:t xml:space="preserve">Прямо сейчас объявляется мораторий на любые судьбоносные шаги на четырнадцать дней. </w:t>
+        <w:t xml:space="preserve">Когда приборы фиксируют аномалию за бортом, капитан не совершает резких маневров и не открывает люк. </w:t>
         <w:br/>
-        <w:t xml:space="preserve">Никаких резких действий. Твоя задача — спать, пить воду, беречь тело и дышать. </w:t>
+        <w:t xml:space="preserve">Капитан держит стабильный курс и выжидает. </w:t>
         <w:br/>
-        <w:t>Пыль осядет. Твое убежище несокрушимо. [Пауза 9 сек]</w:t>
+        <w:t xml:space="preserve">Прямо сейчас объявляется строгий мораторий на любые судьбоносные решения на четырнадцать дней. </w:t>
+        <w:br/>
+        <w:t xml:space="preserve">Никаких выяснений отношений. Никаких импульсивных звонков. Никаких резких шагов. </w:t>
+        <w:br/>
+        <w:t xml:space="preserve">Твоя единственная задача на эти две недели — сохранять герметичность: спать, пить теплую воду, кормить тело и дышать. </w:t>
+        <w:br/>
+        <w:t>Пыль осядет. Вода станет прозрачной. И тогда ты увидишь верный путь. [Пауза 9 сек]</w:t>
         <w:br/>
         <w:br/>
-        <w:t>[Закрытие Б2: Тепло в животе]</w:t>
+        <w:t>[Закрытие Б2: Тепло и контроль над телом]</w:t>
         <w:br/>
-        <w:t xml:space="preserve">В животе разгорается мягкое тепло, снимая спазмы. </w:t>
+        <w:t xml:space="preserve">Внутри тела разливается спокойная, плотная уверенность. </w:t>
         <w:br/>
-        <w:t>Тело возвращается под твой контроль. [Пауза 7 сек]</w:t>
+        <w:t xml:space="preserve">Дыхание ровное и глубокое. </w:t>
+        <w:br/>
+        <w:t>Ты держишь штурвал своей жизни. [Пауза 7 сек]</w:t>
         <w:br/>
         <w:br/>
-        <w:t>[Закрытие А2: Лампа и тишина]</w:t>
+        <w:t>[Закрытие А2: Батискаф в ровном дрейфе]</w:t>
         <w:br/>
-        <w:t>Керосиновая лампа на столе горит янтарным светом. Гроза внизу стихает. [Пауза 6 сек]</w:t>
+        <w:t xml:space="preserve">Приборы светят ровным зеленым светом. </w:t>
+        <w:br/>
+        <w:t>Батискаф надежен и стабилен. [Пауза 6 сек]</w:t>
         <w:br/>
         <w:br/>
         <w:t>[Выход]</w:t>
         <w:br/>
-        <w:t xml:space="preserve">Глубокий вдох... выдох. </w:t>
+        <w:t xml:space="preserve">Глубокий вдох... длинный выдох. </w:t>
         <w:br/>
-        <w:t>Ты жива. Ты на своей земле. Открывай глаза. [Музыкальное завершение — Пауза 8 сек]</w:t>
+        <w:t>Пошевели пальцами. Открывай глаза. Ты в безопасности. Твоя броня держит удар. [Музыкальное завершение — Пауза 8 сек]</w:t>
       </w:r>
     </w:p>
     <w:p>
@@ -285,7 +318,7 @@
           <w:color w:val="0E6E5D"/>
           <w:sz w:val="26"/>
         </w:rPr>
-        <w:t>🎧 4.2. МЕДИТАЦИЯ: «МОЯ НЕРУШИМАЯ ОПОРА: МОСТ И ТРОН СУВЕРЕНИТЕТА» (Урок 5, 963 Hz)</w:t>
+        <w:t>🎧 4.2. МЕДИТАЦИЯ: «ЗОЛОТОЙ КИНЦУГИ: СУВЕРЕНИТЕТ И ПЛОТНОСТЬ АЛМАЗА» (Урок 5, 963 Hz)</w:t>
       </w:r>
     </w:p>
     <w:p>
@@ -300,11 +333,13 @@
         </w:rPr>
         <w:t>🧠 ТЕРАПЕВТИЧЕСКИЙ ПАСПОРТ И ПСИХОЛОГИЧЕСКИЕ МИШЕНИ</w:t>
         <w:br/>
-        <w:t>• Главная мишень: Восстановление самооценки, корона авторства судьбы.</w:t>
+        <w:t>• Главная мишень: Преодоление краха самооценки после предательства, обретение алмазного суверенитета.</w:t>
         <w:br/>
-        <w:t>• Индукция: Царственная осанка, белый каменный мост через реку, золотой стержень в позвоночнике.</w:t>
+        <w:t>• Индукция: Искусство Кинцуги, сплавление раны жидким золотом, плотность алмаза («я — алмаз, моя ценность неизменна»), корона автора судьбы.</w:t>
         <w:br/>
-        <w:t>• Параметры: 16–18 мин (~1350 слов) | 963 Hz</w:t>
+        <w:t>• Параметры: 16–18 мин (~1350 слов) | Музыка FlowMusic 963 Hz, До мажор</w:t>
+        <w:br/>
+        <w:t>• Архитектура Косички: А1 (Мастерская Кинцуги) ➔ Б1 (Золотой шов в сердце) ➔ В (Ядро: Плотность алмаза, предательство — не моя вина, возврат короны) ➔ Б2 (Золотое сияние) ➔ А2 (Шедевр новой жизни)</w:t>
       </w:r>
     </w:p>
     <w:p>
@@ -316,72 +351,99 @@
           <w:rFonts w:ascii="Calibri" w:hAnsi="Calibri"/>
           <w:sz w:val="21"/>
         </w:rPr>
-        <w:t>[Музыкальное вступление: торжественный, возвышенный фон 963 Гц — Пауза 8 сек]</w:t>
+        <w:t>[Музыкальное вступление: торжественный, золотой, кристальный фон 963 Гц — Пауза 8 сек]</w:t>
         <w:br/>
         <w:br/>
         <w:t>Здравствуй. [Пауза 4 сек]</w:t>
         <w:br/>
-        <w:t>Сядь с царственной, свободной спиной. Закрой глаза. [Пауза 4 сек]</w:t>
+        <w:t xml:space="preserve">Сядь прямо, раскрой плечи, почувствуй царственную высоту своего позвоночника. </w:t>
         <w:br/>
-        <w:t xml:space="preserve">Сделай вдох светом... и длинный выдох, отпуская все обломки прошлых иллюзий и предательств. </w:t>
+        <w:t>Закрой глаза. [Пауза 4 сек]</w:t>
         <w:br/>
-        <w:t xml:space="preserve">Лицо становится спокойным и величественным. </w:t>
+        <w:t xml:space="preserve">Мы подошли к главному моменту исцеления. </w:t>
         <w:br/>
-        <w:t xml:space="preserve">Челюсть свободна, плечи раскрыты. </w:t>
-        <w:br/>
-        <w:t>Грудь дышит глубоко и просторно. [Пауза 6 сек]</w:t>
+        <w:t>К моменту, когда пережитая боль перестает быть раной и становится твоей высшей силой и мудростью. [Пауза 5 сек]</w:t>
         <w:br/>
         <w:br/>
-        <w:t>[Нитка А1: Каменный мост через реку кризиса]</w:t>
+        <w:t>Сделай медленный вдох, наполняя грудную клетку светом... [Пауза 3 сек]</w:t>
         <w:br/>
-        <w:t xml:space="preserve">Представь перед собой темную реку кризиса. </w:t>
+        <w:t xml:space="preserve">И долгий, свободный выдох, отпуская все остатки самобичевания и горечи. </w:t>
         <w:br/>
-        <w:t xml:space="preserve">Но через нее перекинут широкий, древний каменный мост из белого шлифованного камня. </w:t>
+        <w:t xml:space="preserve">Лицо становится спокойным, благородным и чистым. </w:t>
         <w:br/>
-        <w:t xml:space="preserve">Ты спокойно ступаешь на него. </w:t>
-        <w:br/>
-        <w:t xml:space="preserve">Шаг за шагом боль и предательство остаются на старом берегу. </w:t>
-        <w:br/>
-        <w:t>Твои ноги касаются теплого песчаного берега новой жизни, залитого солнцем. [Пауза 8 сек]</w:t>
+        <w:t>Грудь дышит широко и торжественно. [Пауза 6 сек]</w:t>
         <w:br/>
         <w:br/>
-        <w:t>[Нитка Б1: Золотой титановый стержень]</w:t>
+        <w:t>[Нитка А1: Мастерская древнего искусства Кинцуги]</w:t>
         <w:br/>
-        <w:t xml:space="preserve">Внутри позвоночника от копчика до макушки проходит сияющий золотой титановый стержень. </w:t>
+        <w:t xml:space="preserve">Представь старинную мастерскую мастера Кинцуги. </w:t>
         <w:br/>
-        <w:t xml:space="preserve">Его корни уходят в вечное ядро Земли. </w:t>
+        <w:t xml:space="preserve">На верстаке из темного дерева лежит драгоценная фарфоровая ваза, которая когда-то раскололась от удара. </w:t>
         <w:br/>
-        <w:t xml:space="preserve">Осанка прямая, подбородок приподнят. </w:t>
+        <w:t xml:space="preserve">Но мастер не выбросил ее. </w:t>
         <w:br/>
-        <w:t>Это плотность твоего суверенитета. [Пауза 8 сек]</w:t>
+        <w:t xml:space="preserve">Он взял тонкую кисть и чистейшее жидкое золото. </w:t>
+        <w:br/>
+        <w:t xml:space="preserve">Шов за швом, трещина за трещиной — он соединил осколки золотым лаком. </w:t>
+        <w:br/>
+        <w:t xml:space="preserve">И посмотри на эту вазу теперь. </w:t>
+        <w:br/>
+        <w:t xml:space="preserve">Она стала в десять раз прочнее, чем была раньше. </w:t>
+        <w:br/>
+        <w:t xml:space="preserve">И в сто раз красивее. </w:t>
+        <w:br/>
+        <w:t>Потому что ее золотые шрамы — это не знак дефекта. Это история ее преодоления, ее уникальности и драгоценности. [Пауза 8 сек]</w:t>
         <w:br/>
         <w:br/>
-        <w:t>[Нитка В: Ядро транса — Трон Суверенитета]</w:t>
+        <w:t>[Нитка Б1: Золотой шов в центре сердца]</w:t>
         <w:br/>
-        <w:t xml:space="preserve">Посреди берега стоит белый мраморный Трон Суверенитета. </w:t>
+        <w:t xml:space="preserve">Перенеси внимание в центр своей груди. </w:t>
         <w:br/>
-        <w:t xml:space="preserve">Сядь на него и верни корону авторства своей судьбы: </w:t>
+        <w:t xml:space="preserve">Твоя душевная рана от предательства — прямо сейчас наполняется этим жидким сияющим золотом. </w:t>
         <w:br/>
-        <w:t xml:space="preserve">«Предательство другого — история о его слабости. Оно никак не умаляет мою ценность. </w:t>
+        <w:t xml:space="preserve">Оно обволакивает каждую трещинку, каждый рубец, превращая боль в монолитную золотую спайку. </w:t>
         <w:br/>
-        <w:t>Я — бриллиант чистой воды. Мое достоинство нерушимо. Я выбираю себя». [Пауза 9 сек]</w:t>
+        <w:t xml:space="preserve">Твое сердце становится золотым и несокрушимым. </w:t>
+        <w:br/>
+        <w:t>Ты больше не хрупкая. Ты сплавлена из золота и мудрости. [Пауза 8 сек]</w:t>
         <w:br/>
         <w:br/>
-        <w:t>[Закрытие Б2: Золотой шрам мудрости]</w:t>
+        <w:t>[Нитка В: Ядро транса — Плотность алмаза и Корона авторства]</w:t>
         <w:br/>
-        <w:t>Янтарный свет обволакивает душевную рану жидким золотом, превращая ее в золотой шрам мудрости — знак победы и силы. [Пауза 7 сек]</w:t>
+        <w:t xml:space="preserve">Осознай истину о своей природе: </w:t>
+        <w:br/>
+        <w:t xml:space="preserve">Предательство другого человека определяет лишь уровень его слепоты и слабости, но ни на гран не уменьшает твою ценность. </w:t>
+        <w:br/>
+        <w:t xml:space="preserve">Ты — алмаз чистой воды. </w:t>
+        <w:br/>
+        <w:t xml:space="preserve">Если алмаз уронить в грязь — он остается алмазом. Грязь смывается водой, а грани продолжают сиять вечным огнем. </w:t>
+        <w:br/>
+        <w:t xml:space="preserve">Ты возвращаешь себе корону суверенитета своей жизни: </w:t>
+        <w:br/>
+        <w:t>«Я у себя есть. Мое достоинство нерушимо. Я выбираю себя». [Пауза 9 сек]</w:t>
         <w:br/>
         <w:br/>
-        <w:t>[Закрытие А2: Сияющий горизонт]</w:t>
+        <w:t>[Закрытие Б2: Золотое сияние во всем теле]</w:t>
         <w:br/>
-        <w:t>Впереди — открытый горизонт новой реальности. Сделай уверенный шаг вперед. [Пауза 6 сек]</w:t>
+        <w:t xml:space="preserve">Золотой свет наполняет грудь, поднимается к макушке, согревает ладони. </w:t>
+        <w:br/>
+        <w:t xml:space="preserve">Твоя спина прямая, как клинок. </w:t>
+        <w:br/>
+        <w:t>В тебе нет злости — в тебе есть спокойная, несокрушимая сила. [Пауза 7 сек]</w:t>
+        <w:br/>
+        <w:br/>
+        <w:t>[Закрытие А2: Шедевр новой жизни]</w:t>
+        <w:br/>
+        <w:t xml:space="preserve">Ваза на столе сияет золотом. </w:t>
+        <w:br/>
+        <w:t>Впереди — новая, чистая, величественная глава твоей судьбы. [Пауза 6 сек]</w:t>
         <w:br/>
         <w:br/>
         <w:t>[Выход]</w:t>
         <w:br/>
-        <w:t xml:space="preserve">Глубокий вдох... мощный выдох. </w:t>
+        <w:t xml:space="preserve">Сделай глубокий вдох победы... и мощный выдох. </w:t>
         <w:br/>
-        <w:t>Потянись, чувствуя золотую ось. Открывай глаза хозяйкой своей судьбы. [Музыкальное завершение — Пауза 8 сек]</w:t>
+        <w:t>Потянись к свету. Открывай глаза хозяйкой своей судьбы. [Музыкальное завершение — Пауза 8 сек]</w:t>
       </w:r>
     </w:p>
     <w:p>
@@ -395,7 +457,7 @@
           <w:color w:val="0E6E5D"/>
           <w:sz w:val="26"/>
         </w:rPr>
-        <w:t>🎧 4.3. БОНУСНАЯ АУДИОПРАКТИКА: «КЕДРОВАЯ ХИЖИНА И ЗОЛОТАЯ НИТЬ» (Бонус 2, 432 Hz)</w:t>
+        <w:t>🎧 4.3. БОНУСНАЯ АУДИОПРАКТИКА: «ОАЗИС В ПУСТЫНЕ И ЦЕЛЕБНЫЙ ШАТЕР» (Бонус 2, 432 Hz)</w:t>
       </w:r>
     </w:p>
     <w:p>
@@ -410,11 +472,13 @@
         </w:rPr>
         <w:t>🧠 ТЕРАПЕВТИЧЕСКИЙ ПАСПОРТ И ПСИХОЛОГИЧЕСКИЕ МИШЕНИ</w:t>
         <w:br/>
-        <w:t>• Главная мишень: Исцеление острой душевной боли, стягивание раны.</w:t>
+        <w:t>• Главная мишень: Мягкое снятие остаточной душевной боли и заживление душевных ран.</w:t>
         <w:br/>
-        <w:t>• Индукция: Кедровая хижина над облаками, камин, шерстяной плед, золотая нить.</w:t>
+        <w:t>• Индукция: Шатер в ночном оазисе, шелковые подушки, целебный бальзам из мирры, рассвет над барханами (хронометраж ровно 10 мин).</w:t>
         <w:br/>
-        <w:t>• Параметры: 9–10 мин (~800 слов) | 432 Hz</w:t>
+        <w:t>• Параметры: 9–10 мин (~800 слов) | Музыка FlowMusic 432 Hz, Ля минор</w:t>
+        <w:br/>
+        <w:t>• Архитектура Косички: А1 (Шатер в оазисе) ➔ Б1 (Целебное масло на груди) ➔ В (Ядро: Ночь проходит, жизнь продолжается) ➔ Б2 (Шелковая прохлада) ➔ А2 (Рассвет над барханами)</w:t>
       </w:r>
     </w:p>
     <w:p>
@@ -426,92 +490,88 @@
           <w:rFonts w:ascii="Calibri" w:hAnsi="Calibri"/>
           <w:sz w:val="21"/>
         </w:rPr>
-        <w:t>[Музыкальное вступление: мягкий, убаюкивающий, целебный фон 432 Гц — Пауза 5 сек]</w:t>
+        <w:t>[Музыкальное вступление: теплый, ночной, обволакивающий восточный эмбиент 432 Гц — Пауза 5 сек]</w:t>
         <w:br/>
         <w:br/>
         <w:t>Здравствуй. [Пауза 3 сек]</w:t>
         <w:br/>
-        <w:t>Позволь себе принять самое удобное, мягкое и безопасное положение. [Пауза 4 сек]</w:t>
+        <w:t xml:space="preserve">Устройся мягко и комфортно. </w:t>
         <w:br/>
-        <w:t xml:space="preserve">Почувствуй физическое тепло своего тела. </w:t>
+        <w:t xml:space="preserve">Положи руки на колени или сложи их на груди. </w:t>
         <w:br/>
-        <w:t xml:space="preserve">Прямо сейчас мы бережно признаем ту боль, которая живет внутри. Мы не прячемся от нее, не глушим ее и не боремся с ней. </w:t>
-        <w:br/>
-        <w:t>Ты в безопасности. Ты имеешь право чувствовать. [Пауза 5 сек]</w:t>
+        <w:t>Прямо сейчас мы бережно снимем остаточную душевную боль и дадим твоему сердцу целебный покой. [Пауза 4 сек]</w:t>
         <w:br/>
         <w:br/>
-        <w:t>Сделай мягкий, теплый вдох носом... [Пауза 3 сек]</w:t>
+        <w:t>Сделай медленный вдох носом... [Пауза 3 сек]</w:t>
         <w:br/>
-        <w:t>И длинный, свободный выдох, отпуская внутренний спазм. [Пауза 4 сек]</w:t>
+        <w:t>И длинный, теплый выдох, словно отпускаешь тяжелый вздох. [Пауза 4 сек]</w:t>
         <w:br/>
         <w:t xml:space="preserve">Расслабь лоб... виски. </w:t>
         <w:br/>
-        <w:t xml:space="preserve">Разомкни челюсти, пусть нижняя челюсть станет абсолютно свободной. </w:t>
+        <w:t xml:space="preserve">Разомкни челюсти, пусть лицо станет абсолютно спокойным. </w:t>
         <w:br/>
         <w:t xml:space="preserve">Плечи плавно опускаются. </w:t>
         <w:br/>
-        <w:t>Дыхание становится тихим, ровным и согревающим. [Пауза 6 сек]</w:t>
+        <w:t>Дыхание становится тихим и убаюкивающим. [Пауза 5 сек]</w:t>
         <w:br/>
         <w:br/>
-        <w:t>[Нитка А1: Кедровая хижина над облаками]</w:t>
+        <w:t>[Нитка А1: Шатер в пустынном оазисе]</w:t>
         <w:br/>
-        <w:t xml:space="preserve">Представь себе уютную, крепкую кедровую хижину высоко в горах, далеко над облаками. </w:t>
+        <w:t xml:space="preserve">Представь себе роскошный, уединенный шатер посреди цветущего оазиса в ночной пустыне. </w:t>
         <w:br/>
-        <w:t xml:space="preserve">Воздух здесь пахнет смолой, кедровой хвоей и сухим теплым деревом. </w:t>
+        <w:t xml:space="preserve">Пол устлан мягкими шелковыми коврами и пуховыми подушками. </w:t>
         <w:br/>
-        <w:t xml:space="preserve">В камине тихо и мерно потрескивают дрова, разливая мягкое янтарное сияние. </w:t>
+        <w:t xml:space="preserve">Полог шатра открыт навстречу прохладному ночному ветерку. </w:t>
         <w:br/>
-        <w:t xml:space="preserve">Ты сидишь в глубоком кресле, укутанная в пушистый шерстяной плед. </w:t>
+        <w:t xml:space="preserve">Над головой простирается огромное, кристально чистое южное небо, усыпанное миллиардами крупных звезд. </w:t>
         <w:br/>
-        <w:t>Где-то далеко внизу осталась гроза, а здесь, на вершине — абсолютная тишина, чистота и покой. [Пауза 6 сек]</w:t>
+        <w:t xml:space="preserve">Воздух напоен тонким ароматом сандала, мирры и цветущих финиковых пальм. </w:t>
+        <w:br/>
+        <w:t>Ты лежишь на мягких шелках, чувствуя себя в полной безмятежности. [Пауза 6 сек]</w:t>
         <w:br/>
         <w:br/>
-        <w:t>[Нитка Б1: Гранитная скала под ногами]</w:t>
+        <w:t>[Нитка Б1: Целебный бальзам на сердце]</w:t>
         <w:br/>
-        <w:t xml:space="preserve">Хижина стоит на вековой гранитной скале. </w:t>
+        <w:t xml:space="preserve">В центре шатра стоит маленькая серебряная чаша с драгоценным целебным маслом. </w:t>
         <w:br/>
-        <w:t xml:space="preserve">Почувствуй, как монолитная устойчивость этой скалы передается твоему телу. </w:t>
+        <w:t xml:space="preserve">Представь, как капли этого ароматного, прохладного бальзама мягко касаются твоей груди. </w:t>
         <w:br/>
-        <w:t xml:space="preserve">Оно становится тяжелым, теплым, заземленным. </w:t>
+        <w:t xml:space="preserve">Они мгновенно впитываются, охлаждая воспаленную боль и принося глубокое физическое облегчение. </w:t>
         <w:br/>
-        <w:t>Скала надежно держит тебя, впитывая всю твою усталость, всю слезную тяжесть и дрожь. [Пауза 6 сек]</w:t>
+        <w:t xml:space="preserve">Жар обиды уходит. Спазм растворяется. </w:t>
+        <w:br/>
+        <w:t>Сердце бьется ровно, тихо и свободно. [Пауза 7 сек]</w:t>
         <w:br/>
         <w:br/>
-        <w:t>[Нитка В: Ядро транса — Золотая нить исцеления]</w:t>
+        <w:t>[Нитка В: Ядро транса — Ночь проходит, жизнь продолжается]</w:t>
         <w:br/>
-        <w:t xml:space="preserve">Боль, которую ты сейчас чувствуешь — это не признак твоей слабости. </w:t>
+        <w:t xml:space="preserve">Посмотри на звездное небо над оазисом. </w:t>
         <w:br/>
-        <w:t xml:space="preserve">Это свидетельство того, что у тебя живое, глубокое, любящее человеческое сердце. </w:t>
+        <w:t xml:space="preserve">Звезды светили тысячи лет назад. Они светили в самые темные ночи человечества. </w:t>
         <w:br/>
-        <w:t xml:space="preserve">Но эта боль — временна. </w:t>
+        <w:t xml:space="preserve">И они светят сейчас. </w:t>
         <w:br/>
-        <w:t xml:space="preserve">Твое будущее не разрушено. Разрушилась лишь иллюзия о другом человеке. </w:t>
+        <w:t xml:space="preserve">Твоя боль — это всего лишь темная ночь перед рассветом. </w:t>
         <w:br/>
-        <w:t xml:space="preserve">А твоя жизнь, твоя способность любить, твой свет — продолжаются. </w:t>
+        <w:t xml:space="preserve">Ночь всегда уступает место утру. </w:t>
         <w:br/>
-        <w:t xml:space="preserve">Представь, как тонкая, сияющая золотая нить мягко и бережно стягивает края душевной раны. </w:t>
-        <w:br/>
-        <w:t xml:space="preserve">Стежок за стежком. Бережно и нежно. </w:t>
-        <w:br/>
-        <w:t>Боль утихает, превращаясь в чистый, глубокий опыт и силу. [Пауза 7 сек]</w:t>
+        <w:t>Ты окружена заботой Вселенной. Ты любима. Жизнь продолжается через тебя. [Пауза 7 сек]</w:t>
         <w:br/>
         <w:br/>
-        <w:t>[Закрытие Б2: Золотой уголек в солнечном сплетении]</w:t>
+        <w:t>[Закрытие Б2: Прохлада и умиротворение]</w:t>
         <w:br/>
-        <w:t xml:space="preserve">В солнечном сплетении разгорается теплый золотой уголек. </w:t>
+        <w:t xml:space="preserve">Приятная шелковая прохлада наполняет грудь и плечи. </w:t>
         <w:br/>
-        <w:t xml:space="preserve">Его тепло разливается по животу и груди, растворяя остатки спазма. </w:t>
-        <w:br/>
-        <w:t>Дышится легко, просторно и свободно. [Пауза 5 сек]</w:t>
+        <w:t>Тело легкое, отдохнувшее и обновленное. [Пауза 5 сек]</w:t>
         <w:br/>
         <w:br/>
-        <w:t>[Закрытие А2: Восход солнца над вершинами]</w:t>
+        <w:t>[Закрытие А2: Первые лучи зари над барханами]</w:t>
         <w:br/>
-        <w:t xml:space="preserve">За окном хижины над горными пиками встает огромное, теплое рассветное солнце. </w:t>
+        <w:t xml:space="preserve">На востоке над песчаными барханами загорается нежная розовая полоса рассвета. </w:t>
         <w:br/>
-        <w:t xml:space="preserve">Оно заливает мир золотым светом. </w:t>
+        <w:t xml:space="preserve">Рождается новый, чистый, прекрасный день. </w:t>
         <w:br/>
-        <w:t>Новый день настал. Ты справилась. [Пауза 5 сек]</w:t>
+        <w:t>Ты справилась. [Пауза 5 сек]</w:t>
         <w:br/>
         <w:br/>
         <w:t>[Выход]</w:t>
@@ -520,7 +580,7 @@
         <w:br/>
         <w:t xml:space="preserve">Пошевели пальцами. Открывай глаза. </w:t>
         <w:br/>
-        <w:t>Ты дома. Ты в безопасности. [Музыкальное завершение — Пауза 6 сек]</w:t>
+        <w:t>Ты дома. Ты исцелена. [Музыкальное завершение — Пауза 6 сек]</w:t>
       </w:r>
     </w:p>
     <w:sectPr>
